--- a/Answer_Key/Word/02_Expected_Deliverables_and_Outcomes.docx
+++ b/Answer_Key/Word/02_Expected_Deliverables_and_Outcomes.docx
@@ -379,7 +379,7 @@
               <w:rPr>
                 <w:sz w:val="20"/>
               </w:rPr>
-              <w:t>Charter signed; RACI has one accountable owner per deliverable; cross-audit process agreed.</w:t>
+              <w:t>Charter signed; RACI has one accountable owner; A/B data rule stated.</w:t>
             </w:r>
           </w:p>
         </w:tc>
@@ -392,7 +392,7 @@
               <w:rPr>
                 <w:sz w:val="20"/>
               </w:rPr>
-              <w:t>Missing signatures; vague scope; no named WS-A/WS-B leads.</w:t>
+              <w:t>Missing signatures; vague scope; no named WF-A/WF-B leads.</w:t>
             </w:r>
           </w:p>
         </w:tc>
@@ -464,7 +464,7 @@
               <w:rPr>
                 <w:sz w:val="20"/>
               </w:rPr>
-              <w:t>Board question reframed clearly; hypotheses map to data room; no overlap between branches.</w:t>
+              <w:t>Hypotheses map to Analysis Requests; no overlap between branches.</w:t>
             </w:r>
           </w:p>
         </w:tc>
@@ -478,7 +478,7 @@
               <w:rPr>
                 <w:sz w:val="20"/>
               </w:rPr>
-              <w:t>Restates handbook verbatim; generic tree; no hypotheses.</w:t>
+              <w:t>Restates handbook verbatim; generic tree; no implied asks.</w:t>
             </w:r>
           </w:p>
         </w:tc>
@@ -558,7 +558,7 @@
               <w:rPr>
                 <w:sz w:val="20"/>
               </w:rPr>
-              <w:t>Generic list; no sources; ignores D-08 as low-trust source.</w:t>
+              <w:t>Generic list; no sources; treats D-08 as verified fact.</w:t>
             </w:r>
           </w:p>
         </w:tc>
@@ -659,7 +659,173 @@
               <w:rPr>
                 <w:sz w:val="20"/>
               </w:rPr>
+              <w:t>Analysis Requests (min. 3)</w:t>
+            </w:r>
+          </w:p>
+        </w:tc>
+        <w:tc>
+          <w:tcPr>
+            <w:tcW w:type="dxa" w:w="720"/>
+          </w:tcPr>
+          <w:p>
+            <w:r>
+              <w:rPr>
+                <w:sz w:val="20"/>
+              </w:rPr>
+              <w:t>A</w:t>
+            </w:r>
+          </w:p>
+        </w:tc>
+        <w:tc>
+          <w:tcPr>
+            <w:tcW w:type="dxa" w:w="1152"/>
+          </w:tcPr>
+          <w:p>
+            <w:r>
+              <w:rPr>
+                <w:sz w:val="20"/>
+              </w:rPr>
+              <w:t>Weeks 2-4</w:t>
+            </w:r>
+          </w:p>
+        </w:tc>
+        <w:tc>
+          <w:tcPr>
+            <w:tcW w:type="dxa" w:w="1008"/>
+          </w:tcPr>
+          <w:p>
+            <w:r>
+              <w:rPr>
+                <w:sz w:val="20"/>
+              </w:rPr>
+              <w:t>PDF</w:t>
+            </w:r>
+          </w:p>
+        </w:tc>
+        <w:tc>
+          <w:tcPr>
+            <w:tcW w:type="dxa" w:w="2592"/>
+          </w:tcPr>
+          <w:p>
+            <w:r>
+              <w:rPr>
+                <w:sz w:val="20"/>
+              </w:rPr>
+              <w:t>Asks are specific enough for B to answer; emerge from transcripts/hypotheses.</w:t>
+            </w:r>
+          </w:p>
+        </w:tc>
+        <w:tc>
+          <w:tcPr>
+            <w:tcW w:type="dxa" w:w="2592"/>
+          </w:tcPr>
+          <w:p>
+            <w:r>
+              <w:rPr>
+                <w:sz w:val="20"/>
+              </w:rPr>
+              <w:t>Fewer than three; vague 'send us the data'; field names invented from nowhere.</w:t>
+            </w:r>
+          </w:p>
+        </w:tc>
+      </w:tr>
+      <w:tr>
+        <w:tc>
+          <w:tcPr>
+            <w:tcW w:type="dxa" w:w="2592"/>
+            <w:shd w:val="clear" w:color="auto" w:fill="F2F4F7"/>
+          </w:tcPr>
+          <w:p>
+            <w:r>
+              <w:rPr>
+                <w:sz w:val="20"/>
+              </w:rPr>
               <w:t>B1 - Data quality report</w:t>
+            </w:r>
+          </w:p>
+        </w:tc>
+        <w:tc>
+          <w:tcPr>
+            <w:tcW w:type="dxa" w:w="720"/>
+            <w:shd w:val="clear" w:color="auto" w:fill="F2F4F7"/>
+          </w:tcPr>
+          <w:p>
+            <w:r>
+              <w:rPr>
+                <w:sz w:val="20"/>
+              </w:rPr>
+              <w:t>B</w:t>
+            </w:r>
+          </w:p>
+        </w:tc>
+        <w:tc>
+          <w:tcPr>
+            <w:tcW w:type="dxa" w:w="1152"/>
+            <w:shd w:val="clear" w:color="auto" w:fill="F2F4F7"/>
+          </w:tcPr>
+          <w:p>
+            <w:r>
+              <w:rPr>
+                <w:sz w:val="20"/>
+              </w:rPr>
+              <w:t>Tue 21 Jul</w:t>
+            </w:r>
+          </w:p>
+        </w:tc>
+        <w:tc>
+          <w:tcPr>
+            <w:tcW w:type="dxa" w:w="1008"/>
+            <w:shd w:val="clear" w:color="auto" w:fill="F2F4F7"/>
+          </w:tcPr>
+          <w:p>
+            <w:r>
+              <w:rPr>
+                <w:sz w:val="20"/>
+              </w:rPr>
+              <w:t>PDF</w:t>
+            </w:r>
+          </w:p>
+        </w:tc>
+        <w:tc>
+          <w:tcPr>
+            <w:tcW w:type="dxa" w:w="2592"/>
+            <w:shd w:val="clear" w:color="auto" w:fill="F2F4F7"/>
+          </w:tcPr>
+          <w:p>
+            <w:r>
+              <w:rPr>
+                <w:sz w:val="20"/>
+              </w:rPr>
+              <w:t>Duplicates, coding, typo wage, DN double-entry, text funding row all addressed.</w:t>
+            </w:r>
+          </w:p>
+        </w:tc>
+        <w:tc>
+          <w:tcPr>
+            <w:tcW w:type="dxa" w:w="2592"/>
+            <w:shd w:val="clear" w:color="auto" w:fill="F2F4F7"/>
+          </w:tcPr>
+          <w:p>
+            <w:r>
+              <w:rPr>
+                <w:sz w:val="20"/>
+              </w:rPr>
+              <w:t>Silent cleaning; raw file shared with A; claims 100% clean data.</w:t>
+            </w:r>
+          </w:p>
+        </w:tc>
+      </w:tr>
+      <w:tr>
+        <w:tc>
+          <w:tcPr>
+            <w:tcW w:type="dxa" w:w="2592"/>
+          </w:tcPr>
+          <w:p>
+            <w:r>
+              <w:rPr>
+                <w:sz w:val="20"/>
+              </w:rPr>
+              <w:t>Findings Memos (min. 3)</w:t>
             </w:r>
           </w:p>
         </w:tc>
@@ -685,7 +851,7 @@
               <w:rPr>
                 <w:sz w:val="20"/>
               </w:rPr>
-              <w:t>Tue 21 Jul</w:t>
+              <w:t>Weeks 2-4</w:t>
             </w:r>
           </w:p>
         </w:tc>
@@ -711,7 +877,7 @@
               <w:rPr>
                 <w:sz w:val="20"/>
               </w:rPr>
-              <w:t>Duplicates, coding, typo wage, DN double-entry, text funding row all addressed.</w:t>
+              <w:t>Restates question; translates honestly; notes sample limitation.</w:t>
             </w:r>
           </w:p>
         </w:tc>
@@ -724,7 +890,7 @@
               <w:rPr>
                 <w:sz w:val="20"/>
               </w:rPr>
-              <w:t>Silent cleaning; outliers deleted without note; claims 100% clean data.</w:t>
+              <w:t>Pivot dump; no caveats; raw workbook attached.</w:t>
             </w:r>
           </w:p>
         </w:tc>
@@ -796,7 +962,7 @@
               <w:rPr>
                 <w:sz w:val="20"/>
               </w:rPr>
-              <w:t>Themes: transport, employer quality, metric integrity, scale vs quality; cites ST/BN/DN/EP codes.</w:t>
+              <w:t>Themes: transport, employer quality, metric integrity, scale vs quality.</w:t>
             </w:r>
           </w:p>
         </w:tc>
@@ -890,7 +1056,7 @@
               <w:rPr>
                 <w:sz w:val="20"/>
               </w:rPr>
-              <w:t>Generic persona; no quotes; no data link.</w:t>
+              <w:t>Generic persona; no quotes; outside-in design with no lived detail.</w:t>
             </w:r>
           </w:p>
         </w:tc>
@@ -962,7 +1128,7 @@
               <w:rPr>
                 <w:sz w:val="20"/>
               </w:rPr>
-              <w:t>DN and Long An flagged red; disability gap visible; formal vs broad rate shown or footnoted.</w:t>
+              <w:t>DN and Long An flagged; formal vs broad rate shown or footnoted.</w:t>
             </w:r>
           </w:p>
         </w:tc>
@@ -976,7 +1142,7 @@
               <w:rPr>
                 <w:sz w:val="20"/>
               </w:rPr>
-              <w:t>Chart titled 'Dashboard'; DN hidden; single blended rate with no definition.</w:t>
+              <w:t>Shared raw with A; DN hidden; single blended rate with no definition.</w:t>
             </w:r>
           </w:p>
         </w:tc>
@@ -1043,7 +1209,7 @@
               <w:rPr>
                 <w:sz w:val="20"/>
               </w:rPr>
-              <w:t>Attendance correlates with placement but transport/motivation confound; mentor hours weak association.</w:t>
+              <w:t>Attendance correlates with placement but transport/motivation confound.</w:t>
             </w:r>
           </w:p>
         </w:tc>
@@ -1128,7 +1294,7 @@
               <w:rPr>
                 <w:sz w:val="20"/>
               </w:rPr>
-              <w:t>Options differ on scale timing (pause vs conditional scale vs employer pivot vs digital hybrid).</w:t>
+              <w:t>Options differ on scale timing; change-my-mind trigger stated.</w:t>
             </w:r>
           </w:p>
         </w:tc>
@@ -1142,7 +1308,7 @@
               <w:rPr>
                 <w:sz w:val="20"/>
               </w:rPr>
-              <w:t>Three variants of 'scale more'; no financial check; no ethics.</w:t>
+              <w:t>Three variants of 'scale more'; numbers without Request IDs.</w:t>
             </w:r>
           </w:p>
         </w:tc>
@@ -1209,7 +1375,7 @@
               <w:rPr>
                 <w:sz w:val="20"/>
               </w:rPr>
-              <w:t>Flags if aggressive growth cannot hold 65% without cherry-picking (ED-01).</w:t>
+              <w:t>Flags if aggressive growth cannot hold 65% without selection pressure.</w:t>
             </w:r>
           </w:p>
         </w:tc>
@@ -1222,7 +1388,7 @@
               <w:rPr>
                 <w:sz w:val="20"/>
               </w:rPr>
-              <w:t>Rubber-stamps WS-A without data challenge.</w:t>
+              <w:t>Rubber-stamps A without challenge.</w:t>
             </w:r>
           </w:p>
         </w:tc>
@@ -1238,7 +1404,7 @@
               <w:rPr>
                 <w:sz w:val="20"/>
               </w:rPr>
-              <w:t>A5 - Ethical analysis</w:t>
+              <w:t>A5 - Trade-off reflection</w:t>
             </w:r>
           </w:p>
         </w:tc>
@@ -1294,7 +1460,7 @@
               <w:rPr>
                 <w:sz w:val="20"/>
               </w:rPr>
-              <w:t>Engages metric integrity and easiest-to-place tension with numbers.</w:t>
+              <w:t>Team names the operational cost of the ethical choice, or the moral cost of the efficient choice.</w:t>
             </w:r>
           </w:p>
         </w:tc>
@@ -1308,7 +1474,7 @@
               <w:rPr>
                 <w:sz w:val="20"/>
               </w:rPr>
-              <w:t>Generic ethics platitudes; fewer than three dilemmas.</w:t>
+              <w:t>Empty platitudes; no named cost; checklist of invented ED codes.</w:t>
             </w:r>
           </w:p>
         </w:tc>
@@ -1375,7 +1541,7 @@
               <w:rPr>
                 <w:sz w:val="20"/>
               </w:rPr>
-              <w:t>Recommendation on Dong Nai cites ST-05, BN-02, EP-02 and dashboard DN rate.</w:t>
+              <w:t>Dong Nai recommendation cites ST-05, BN-02, EP-02 and FM findings.</w:t>
             </w:r>
           </w:p>
         </w:tc>
@@ -1460,7 +1626,7 @@
               <w:rPr>
                 <w:sz w:val="20"/>
               </w:rPr>
-              <w:t>Aggressive scenario shows staffing gap and 65% at risk; hold scenario may forfeit scale target.</w:t>
+              <w:t>Aggressive scenario shows staffing gap and 65% at risk.</w:t>
             </w:r>
           </w:p>
         </w:tc>
@@ -1474,7 +1640,7 @@
               <w:rPr>
                 <w:sz w:val="20"/>
               </w:rPr>
-              <w:t>Scenarios ignore unit costs; assumes 65% holds automatically.</w:t>
+              <w:t>Assumes 65% holds automatically.</w:t>
             </w:r>
           </w:p>
         </w:tc>
@@ -1541,7 +1707,7 @@
               <w:rPr>
                 <w:sz w:val="20"/>
               </w:rPr>
-              <w:t>Example: dropped Long An expansion after BN-02 and DN dashboard review.</w:t>
+              <w:t>Example: dropped Long An expansion after FM on DN placement.</w:t>
             </w:r>
           </w:p>
         </w:tc>
@@ -1626,7 +1792,7 @@
               <w:rPr>
                 <w:sz w:val="20"/>
               </w:rPr>
-              <w:t>Board-ready; cites strongest evidence; states what is still unknown.</w:t>
+              <w:t>Board-ready; cites strongest evidence including Request IDs.</w:t>
             </w:r>
           </w:p>
         </w:tc>
@@ -1707,7 +1873,7 @@
               <w:rPr>
                 <w:sz w:val="20"/>
               </w:rPr>
-              <w:t>Integrates WS-A narrative and WS-B evidence; ethics and risks included.</w:t>
+              <w:t>Integrates A narrative and B findings; trade-offs and risks included.</w:t>
             </w:r>
           </w:p>
         </w:tc>
@@ -1720,7 +1886,7 @@
               <w:rPr>
                 <w:sz w:val="20"/>
               </w:rPr>
-              <w:t>WS-A and WS-B contradict; unsourced claims.</w:t>
+              <w:t>A and B contradict; unsourced numbers; raw data pasted.</w:t>
             </w:r>
           </w:p>
         </w:tc>
@@ -1792,7 +1958,7 @@
               <w:rPr>
                 <w:sz w:val="20"/>
               </w:rPr>
-              <w:t>Opens with decision needed; one chart per insight; ends with specific Board asks.</w:t>
+              <w:t>Opens with decision needed; ends with specific Board asks.</w:t>
             </w:r>
           </w:p>
         </w:tc>
@@ -1806,7 +1972,87 @@
               <w:rPr>
                 <w:sz w:val="20"/>
               </w:rPr>
-              <w:t>Data dump; decorative slides; no clear ask.</w:t>
+              <w:t>Data dump; no clear ask; A cites 'the dataset' without FM IDs.</w:t>
+            </w:r>
+          </w:p>
+        </w:tc>
+      </w:tr>
+      <w:tr>
+        <w:tc>
+          <w:tcPr>
+            <w:tcW w:type="dxa" w:w="2592"/>
+          </w:tcPr>
+          <w:p>
+            <w:r>
+              <w:rPr>
+                <w:sz w:val="20"/>
+              </w:rPr>
+              <w:t>Handoff checklist</w:t>
+            </w:r>
+          </w:p>
+        </w:tc>
+        <w:tc>
+          <w:tcPr>
+            <w:tcW w:type="dxa" w:w="720"/>
+          </w:tcPr>
+          <w:p>
+            <w:r>
+              <w:rPr>
+                <w:sz w:val="20"/>
+              </w:rPr>
+              <w:t>All</w:t>
+            </w:r>
+          </w:p>
+        </w:tc>
+        <w:tc>
+          <w:tcPr>
+            <w:tcW w:type="dxa" w:w="1152"/>
+          </w:tcPr>
+          <w:p>
+            <w:r>
+              <w:rPr>
+                <w:sz w:val="20"/>
+              </w:rPr>
+              <w:t>Wed 12 Aug</w:t>
+            </w:r>
+          </w:p>
+        </w:tc>
+        <w:tc>
+          <w:tcPr>
+            <w:tcW w:type="dxa" w:w="1008"/>
+          </w:tcPr>
+          <w:p>
+            <w:r>
+              <w:rPr>
+                <w:sz w:val="20"/>
+              </w:rPr>
+              <w:t>PDF</w:t>
+            </w:r>
+          </w:p>
+        </w:tc>
+        <w:tc>
+          <w:tcPr>
+            <w:tcW w:type="dxa" w:w="2592"/>
+          </w:tcPr>
+          <w:p>
+            <w:r>
+              <w:rPr>
+                <w:sz w:val="20"/>
+              </w:rPr>
+              <w:t>Genuine exchange evidenced; Engagement Lead signs in good faith.</w:t>
+            </w:r>
+          </w:p>
+        </w:tc>
+        <w:tc>
+          <w:tcPr>
+            <w:tcW w:type="dxa" w:w="2592"/>
+          </w:tcPr>
+          <w:p>
+            <w:r>
+              <w:rPr>
+                <w:sz w:val="20"/>
+              </w:rPr>
+              <w:t>One dump at the end; raw file shared; unsigned.</w:t>
             </w:r>
           </w:p>
         </w:tc>
@@ -1849,7 +2095,7 @@
           <w:color w:val="222222"/>
           <w:sz w:val="22"/>
         </w:rPr>
-        <w:t>Requirement: Team names, roles, scope, ways of working, all signatures by deadline.</w:t>
+        <w:t>Requirement: Team names, roles, scope, request protocol agreed, all signatures by deadline.</w:t>
       </w:r>
     </w:p>
     <w:p>
@@ -1864,7 +2110,7 @@
           <w:color w:val="222222"/>
           <w:sz w:val="22"/>
         </w:rPr>
-        <w:t>Excellent: Charter signed; RACI has one accountable owner per deliverable; cross-audit process agreed.</w:t>
+        <w:t>Excellent: Charter signed; RACI has one accountable owner; A/B data rule stated.</w:t>
       </w:r>
     </w:p>
     <w:p>
@@ -1879,7 +2125,7 @@
           <w:color w:val="222222"/>
           <w:sz w:val="22"/>
         </w:rPr>
-        <w:t>Mark down if: Missing signatures; vague scope; no named WS-A/WS-B leads.</w:t>
+        <w:t>Mark down if: Missing signatures; vague scope; no named WF-A/WF-B leads.</w:t>
       </w:r>
     </w:p>
     <w:p>
@@ -1906,7 +2152,7 @@
           <w:color w:val="222222"/>
           <w:sz w:val="22"/>
         </w:rPr>
-        <w:t>Requirement: One precise problem sentence; MECE branches (programmes, geography, funding, operations, measurement); 4+ testable hypotheses with stated evidence sources.</w:t>
+        <w:t>Requirement: One precise problem sentence; MECE branches; 4+ hypotheses that imply asks for B.</w:t>
       </w:r>
     </w:p>
     <w:p>
@@ -1921,7 +2167,7 @@
           <w:color w:val="222222"/>
           <w:sz w:val="22"/>
         </w:rPr>
-        <w:t>Excellent: Board question reframed clearly; hypotheses map to data room; no overlap between branches.</w:t>
+        <w:t>Excellent: Hypotheses map to Analysis Requests; no overlap between branches.</w:t>
       </w:r>
     </w:p>
     <w:p>
@@ -1936,7 +2182,7 @@
           <w:color w:val="222222"/>
           <w:sz w:val="22"/>
         </w:rPr>
-        <w:t>Mark down if: Restates handbook verbatim; generic tree; no hypotheses.</w:t>
+        <w:t>Mark down if: Restates handbook verbatim; generic tree; no implied asks.</w:t>
       </w:r>
     </w:p>
     <w:p>
@@ -1993,7 +2239,7 @@
           <w:color w:val="222222"/>
           <w:sz w:val="22"/>
         </w:rPr>
-        <w:t>Mark down if: Generic list; no sources; ignores D-08 as low-trust source.</w:t>
+        <w:t>Mark down if: Generic list; no sources; treats D-08 as verified fact.</w:t>
       </w:r>
     </w:p>
     <w:p>
@@ -2020,7 +2266,7 @@
           <w:color w:val="222222"/>
           <w:sz w:val="22"/>
         </w:rPr>
-        <w:t>Requirement: Every D-01 to D-12 source rated H/M/L with one-sentence justification.</w:t>
+        <w:t>Requirement: Every shared D-01 to D-12 source rated H/M/L; Findings Memos rated once received.</w:t>
       </w:r>
     </w:p>
     <w:p>
@@ -2062,6 +2308,63 @@
           <w:rFonts w:ascii="Calibri" w:hAnsi="Calibri"/>
           <w:color w:val="1B2A4A"/>
         </w:rPr>
+        <w:t>Analysis Requests (min. 3) (A, due Weeks 2-4)</w:t>
+      </w:r>
+    </w:p>
+    <w:p>
+      <w:pPr>
+        <w:spacing w:after="120"/>
+      </w:pPr>
+      <w:r>
+        <w:rPr>
+          <w:rFonts w:ascii="Calibri" w:hAnsi="Calibri"/>
+          <w:b w:val="0"/>
+          <w:i w:val="0"/>
+          <w:color w:val="222222"/>
+          <w:sz w:val="22"/>
+        </w:rPr>
+        <w:t>Requirement: Each request states decision, hypothesis, useful answer shape, urgency; logged on Request Log.</w:t>
+      </w:r>
+    </w:p>
+    <w:p>
+      <w:pPr>
+        <w:spacing w:after="120"/>
+      </w:pPr>
+      <w:r>
+        <w:rPr>
+          <w:rFonts w:ascii="Calibri" w:hAnsi="Calibri"/>
+          <w:b/>
+          <w:i w:val="0"/>
+          <w:color w:val="222222"/>
+          <w:sz w:val="22"/>
+        </w:rPr>
+        <w:t>Excellent: Asks are specific enough for B to answer; emerge from transcripts/hypotheses.</w:t>
+      </w:r>
+    </w:p>
+    <w:p>
+      <w:pPr>
+        <w:spacing w:after="120"/>
+      </w:pPr>
+      <w:r>
+        <w:rPr>
+          <w:rFonts w:ascii="Calibri" w:hAnsi="Calibri"/>
+          <w:b w:val="0"/>
+          <w:i/>
+          <w:color w:val="222222"/>
+          <w:sz w:val="22"/>
+        </w:rPr>
+        <w:t>Mark down if: Fewer than three; vague 'send us the data'; field names invented from nowhere.</w:t>
+      </w:r>
+    </w:p>
+    <w:p>
+      <w:pPr>
+        <w:pStyle w:val="Heading2"/>
+      </w:pPr>
+      <w:r>
+        <w:rPr>
+          <w:rFonts w:ascii="Calibri" w:hAnsi="Calibri"/>
+          <w:color w:val="1B2A4A"/>
+        </w:rPr>
         <w:t>B1 - Data quality report (B, due Tue 21 Jul)</w:t>
       </w:r>
     </w:p>
@@ -2077,7 +2380,7 @@
           <w:color w:val="222222"/>
           <w:sz w:val="22"/>
         </w:rPr>
-        <w:t>Requirement: All DC-01 to DC-13 issues found or consciously checked; cleaning decisions logged.</w:t>
+        <w:t>Requirement: DC-01 to DC-13 found or consciously checked; cleaning logged; A gets only material issues via FM.</w:t>
       </w:r>
     </w:p>
     <w:p>
@@ -2107,7 +2410,64 @@
           <w:color w:val="222222"/>
           <w:sz w:val="22"/>
         </w:rPr>
-        <w:t>Mark down if: Silent cleaning; outliers deleted without note; claims 100% clean data.</w:t>
+        <w:t>Mark down if: Silent cleaning; raw file shared with A; claims 100% clean data.</w:t>
+      </w:r>
+    </w:p>
+    <w:p>
+      <w:pPr>
+        <w:pStyle w:val="Heading2"/>
+      </w:pPr>
+      <w:r>
+        <w:rPr>
+          <w:rFonts w:ascii="Calibri" w:hAnsi="Calibri"/>
+          <w:color w:val="1B2A4A"/>
+        </w:rPr>
+        <w:t>Findings Memos (min. 3) (B, due Weeks 2-4)</w:t>
+      </w:r>
+    </w:p>
+    <w:p>
+      <w:pPr>
+        <w:spacing w:after="120"/>
+      </w:pPr>
+      <w:r>
+        <w:rPr>
+          <w:rFonts w:ascii="Calibri" w:hAnsi="Calibri"/>
+          <w:b w:val="0"/>
+          <w:i w:val="0"/>
+          <w:color w:val="222222"/>
+          <w:sz w:val="22"/>
+        </w:rPr>
+        <w:t>Requirement: Plain-language answers to R-xx; definitions and caveats; curated charts only.</w:t>
+      </w:r>
+    </w:p>
+    <w:p>
+      <w:pPr>
+        <w:spacing w:after="120"/>
+      </w:pPr>
+      <w:r>
+        <w:rPr>
+          <w:rFonts w:ascii="Calibri" w:hAnsi="Calibri"/>
+          <w:b/>
+          <w:i w:val="0"/>
+          <w:color w:val="222222"/>
+          <w:sz w:val="22"/>
+        </w:rPr>
+        <w:t>Excellent: Restates question; translates honestly; notes sample limitation.</w:t>
+      </w:r>
+    </w:p>
+    <w:p>
+      <w:pPr>
+        <w:spacing w:after="120"/>
+      </w:pPr>
+      <w:r>
+        <w:rPr>
+          <w:rFonts w:ascii="Calibri" w:hAnsi="Calibri"/>
+          <w:b w:val="0"/>
+          <w:i/>
+          <w:color w:val="222222"/>
+          <w:sz w:val="22"/>
+        </w:rPr>
+        <w:t>Mark down if: Pivot dump; no caveats; raw workbook attached.</w:t>
       </w:r>
     </w:p>
     <w:p>
@@ -2134,7 +2494,7 @@
           <w:color w:val="222222"/>
           <w:sz w:val="22"/>
         </w:rPr>
-        <w:t>Requirement: Thematic summary with transcript refs; contradictions flagged (YouthWorks, placement definition).</w:t>
+        <w:t>Requirement: Thematic summary with transcript refs; contradictions flagged; questions for B listed.</w:t>
       </w:r>
     </w:p>
     <w:p>
@@ -2149,7 +2509,7 @@
           <w:color w:val="222222"/>
           <w:sz w:val="22"/>
         </w:rPr>
-        <w:t>Excellent: Themes: transport, employer quality, metric integrity, scale vs quality; cites ST/BN/DN/EP codes.</w:t>
+        <w:t>Excellent: Themes: transport, employer quality, metric integrity, scale vs quality.</w:t>
       </w:r>
     </w:p>
     <w:p>
@@ -2191,7 +2551,7 @@
           <w:color w:val="222222"/>
           <w:sz w:val="22"/>
         </w:rPr>
-        <w:t>Requirement: One archetype (e.g. Dong Nai withdrawer); quotes from BN-02/Tuan; pain points quantified where possible.</w:t>
+        <w:t>Requirement: One archetype grounded in BN-xx; pain points with quotes or FM cites.</w:t>
       </w:r>
     </w:p>
     <w:p>
@@ -2221,7 +2581,7 @@
           <w:color w:val="222222"/>
           <w:sz w:val="22"/>
         </w:rPr>
-        <w:t>Mark down if: Generic persona; no quotes; no data link.</w:t>
+        <w:t>Mark down if: Generic persona; no quotes; outside-in design with no lived detail.</w:t>
       </w:r>
     </w:p>
     <w:p>
@@ -2248,7 +2608,7 @@
           <w:color w:val="222222"/>
           <w:sz w:val="22"/>
         </w:rPr>
-        <w:t>Requirement: Placement by hub/programme/gender; conditional formatting below 65%; three insight-titled charts.</w:t>
+        <w:t>Requirement: Placement by hub/programme/gender; flag below 65%; insight-titled charts; B working file only.</w:t>
       </w:r>
     </w:p>
     <w:p>
@@ -2263,7 +2623,7 @@
           <w:color w:val="222222"/>
           <w:sz w:val="22"/>
         </w:rPr>
-        <w:t>Excellent: DN and Long An flagged red; disability gap visible; formal vs broad rate shown or footnoted.</w:t>
+        <w:t>Excellent: DN and Long An flagged; formal vs broad rate shown or footnoted.</w:t>
       </w:r>
     </w:p>
     <w:p>
@@ -2278,7 +2638,7 @@
           <w:color w:val="222222"/>
           <w:sz w:val="22"/>
         </w:rPr>
-        <w:t>Mark down if: Chart titled 'Dashboard'; DN hidden; single blended rate with no definition.</w:t>
+        <w:t>Mark down if: Shared raw with A; DN hidden; single blended rate with no definition.</w:t>
       </w:r>
     </w:p>
     <w:p>
@@ -2305,7 +2665,7 @@
           <w:color w:val="222222"/>
           <w:sz w:val="22"/>
         </w:rPr>
-        <w:t>Requirement: Headline findings with evidence and caveats; DB-3 confounders named; DB-4 no causation claim.</w:t>
+        <w:t>Requirement: Headline findings linked to Request/FM IDs; confounders named.</w:t>
       </w:r>
     </w:p>
     <w:p>
@@ -2320,7 +2680,7 @@
           <w:color w:val="222222"/>
           <w:sz w:val="22"/>
         </w:rPr>
-        <w:t>Excellent: Attendance correlates with placement but transport/motivation confound; mentor hours weak association.</w:t>
+        <w:t>Excellent: Attendance correlates with placement but transport/motivation confound.</w:t>
       </w:r>
     </w:p>
     <w:p>
@@ -2362,7 +2722,7 @@
           <w:color w:val="222222"/>
           <w:sz w:val="22"/>
         </w:rPr>
-        <w:t>Requirement: 2-3 genuinely distinct options with cost, risks, winners/losers; one recommendation + change-my-mind trigger.</w:t>
+        <w:t>Requirement: 2-3 distinct options; every number cites R-/FM-; winners/losers named.</w:t>
       </w:r>
     </w:p>
     <w:p>
@@ -2377,7 +2737,7 @@
           <w:color w:val="222222"/>
           <w:sz w:val="22"/>
         </w:rPr>
-        <w:t>Excellent: Options differ on scale timing (pause vs conditional scale vs employer pivot vs digital hybrid).</w:t>
+        <w:t>Excellent: Options differ on scale timing; change-my-mind trigger stated.</w:t>
       </w:r>
     </w:p>
     <w:p>
@@ -2392,7 +2752,7 @@
           <w:color w:val="222222"/>
           <w:sz w:val="22"/>
         </w:rPr>
-        <w:t>Mark down if: Three variants of 'scale more'; no financial check; no ethics.</w:t>
+        <w:t>Mark down if: Three variants of 'scale more'; numbers without Request IDs.</w:t>
       </w:r>
     </w:p>
     <w:p>
@@ -2419,7 +2779,7 @@
           <w:color w:val="222222"/>
           <w:sz w:val="22"/>
         </w:rPr>
-        <w:t>Requirement: Each WS-A option tested against cleaned data and D-12/D-03 feasibility.</w:t>
+        <w:t>Requirement: Each A option tested against Findings and D-12/D-03 feasibility.</w:t>
       </w:r>
     </w:p>
     <w:p>
@@ -2434,7 +2794,7 @@
           <w:color w:val="222222"/>
           <w:sz w:val="22"/>
         </w:rPr>
-        <w:t>Excellent: Flags if aggressive growth cannot hold 65% without cherry-picking (ED-01).</w:t>
+        <w:t>Excellent: Flags if aggressive growth cannot hold 65% without selection pressure.</w:t>
       </w:r>
     </w:p>
     <w:p>
@@ -2449,7 +2809,7 @@
           <w:color w:val="222222"/>
           <w:sz w:val="22"/>
         </w:rPr>
-        <w:t>Mark down if: Rubber-stamps WS-A without data challenge.</w:t>
+        <w:t>Mark down if: Rubber-stamps A without challenge.</w:t>
       </w:r>
     </w:p>
     <w:p>
@@ -2461,7 +2821,7 @@
           <w:rFonts w:ascii="Calibri" w:hAnsi="Calibri"/>
           <w:color w:val="1B2A4A"/>
         </w:rPr>
-        <w:t>A5 - Ethical analysis (A, due Wed 5 Aug)</w:t>
+        <w:t>A5 - Trade-off reflection (A, due Wed 5 Aug)</w:t>
       </w:r>
     </w:p>
     <w:p>
@@ -2476,7 +2836,7 @@
           <w:color w:val="222222"/>
           <w:sz w:val="22"/>
         </w:rPr>
-        <w:t>Requirement: Minimum three of ED-01 to ED-06 with tension, stakeholders, position, residual risk.</w:t>
+        <w:t>Requirement: Open prompts answered; who gains/loses; cost of preferred path named.</w:t>
       </w:r>
     </w:p>
     <w:p>
@@ -2491,7 +2851,7 @@
           <w:color w:val="222222"/>
           <w:sz w:val="22"/>
         </w:rPr>
-        <w:t>Excellent: Engages metric integrity and easiest-to-place tension with numbers.</w:t>
+        <w:t>Excellent: Team names the operational cost of the ethical choice, or the moral cost of the efficient choice.</w:t>
       </w:r>
     </w:p>
     <w:p>
@@ -2506,7 +2866,7 @@
           <w:color w:val="222222"/>
           <w:sz w:val="22"/>
         </w:rPr>
-        <w:t>Mark down if: Generic ethics platitudes; fewer than three dilemmas.</w:t>
+        <w:t>Mark down if: Empty platitudes; no named cost; checklist of invented ED codes.</w:t>
       </w:r>
     </w:p>
     <w:p>
@@ -2533,7 +2893,7 @@
           <w:color w:val="222222"/>
           <w:sz w:val="22"/>
         </w:rPr>
-        <w:t>Requirement: 6+ citations: 2+ BN, 2+ ST, 1 DN, 1 EP; maps recommendations to support/challenge.</w:t>
+        <w:t>Requirement: 6+ citations including BN/ST/DN/EP and at least two R-/FM-.</w:t>
       </w:r>
     </w:p>
     <w:p>
@@ -2548,7 +2908,7 @@
           <w:color w:val="222222"/>
           <w:sz w:val="22"/>
         </w:rPr>
-        <w:t>Excellent: Recommendation on Dong Nai cites ST-05, BN-02, EP-02 and dashboard DN rate.</w:t>
+        <w:t>Excellent: Dong Nai recommendation cites ST-05, BN-02, EP-02 and FM findings.</w:t>
       </w:r>
     </w:p>
     <w:p>
@@ -2590,7 +2950,7 @@
           <w:color w:val="222222"/>
           <w:sz w:val="22"/>
         </w:rPr>
-        <w:t>Requirement: Hold / +30% / +80% growth using D-12 unit costs and D-03 VPBank terms.</w:t>
+        <w:t>Requirement: Hold / +30% / +80% using D-12 and D-03.</w:t>
       </w:r>
     </w:p>
     <w:p>
@@ -2605,7 +2965,7 @@
           <w:color w:val="222222"/>
           <w:sz w:val="22"/>
         </w:rPr>
-        <w:t>Excellent: Aggressive scenario shows staffing gap and 65% at risk; hold scenario may forfeit scale target.</w:t>
+        <w:t>Excellent: Aggressive scenario shows staffing gap and 65% at risk.</w:t>
       </w:r>
     </w:p>
     <w:p>
@@ -2620,7 +2980,7 @@
           <w:color w:val="222222"/>
           <w:sz w:val="22"/>
         </w:rPr>
-        <w:t>Mark down if: Scenarios ignore unit costs; assumes 65% holds automatically.</w:t>
+        <w:t>Mark down if: Assumes 65% holds automatically.</w:t>
       </w:r>
     </w:p>
     <w:p>
@@ -2647,7 +3007,7 @@
           <w:color w:val="222222"/>
           <w:sz w:val="22"/>
         </w:rPr>
-        <w:t>Requirement: At least one substantive change after validation documented.</w:t>
+        <w:t>Requirement: At least one substantive change after a B challenge or Findings Memo.</w:t>
       </w:r>
     </w:p>
     <w:p>
@@ -2662,7 +3022,7 @@
           <w:color w:val="222222"/>
           <w:sz w:val="22"/>
         </w:rPr>
-        <w:t>Excellent: Example: dropped Long An expansion after BN-02 and DN dashboard review.</w:t>
+        <w:t>Excellent: Example: dropped Long An expansion after FM on DN placement.</w:t>
       </w:r>
     </w:p>
     <w:p>
@@ -2719,7 +3079,7 @@
           <w:color w:val="222222"/>
           <w:sz w:val="22"/>
         </w:rPr>
-        <w:t>Excellent: Board-ready; cites strongest evidence; states what is still unknown.</w:t>
+        <w:t>Excellent: Board-ready; cites strongest evidence including Request IDs.</w:t>
       </w:r>
     </w:p>
     <w:p>
@@ -2761,7 +3121,7 @@
           <w:color w:val="222222"/>
           <w:sz w:val="22"/>
         </w:rPr>
-        <w:t>Requirement: 15-25 pages; all sections; every claim sourced; placement definition stated.</w:t>
+        <w:t>Requirement: 15-25 pages; request protocol described; every claim sourced.</w:t>
       </w:r>
     </w:p>
     <w:p>
@@ -2776,7 +3136,7 @@
           <w:color w:val="222222"/>
           <w:sz w:val="22"/>
         </w:rPr>
-        <w:t>Excellent: Integrates WS-A narrative and WS-B evidence; ethics and risks included.</w:t>
+        <w:t>Excellent: Integrates A narrative and B findings; trade-offs and risks included.</w:t>
       </w:r>
     </w:p>
     <w:p>
@@ -2791,7 +3151,7 @@
           <w:color w:val="222222"/>
           <w:sz w:val="22"/>
         </w:rPr>
-        <w:t>Mark down if: WS-A and WS-B contradict; unsourced claims.</w:t>
+        <w:t>Mark down if: A and B contradict; unsourced numbers; raw data pasted.</w:t>
       </w:r>
     </w:p>
     <w:p>
@@ -2818,7 +3178,7 @@
           <w:color w:val="222222"/>
           <w:sz w:val="22"/>
         </w:rPr>
-        <w:t>Requirement: Answer-first slide titles; recommendation upfront; Dong Nai and formal rate not hidden.</w:t>
+        <w:t>Requirement: Answer-first titles; Dong Nai and formal rate not hidden; cost of path named.</w:t>
       </w:r>
     </w:p>
     <w:p>
@@ -2833,7 +3193,7 @@
           <w:color w:val="222222"/>
           <w:sz w:val="22"/>
         </w:rPr>
-        <w:t>Excellent: Opens with decision needed; one chart per insight; ends with specific Board asks.</w:t>
+        <w:t>Excellent: Opens with decision needed; ends with specific Board asks.</w:t>
       </w:r>
     </w:p>
     <w:p>
@@ -2848,7 +3208,64 @@
           <w:color w:val="222222"/>
           <w:sz w:val="22"/>
         </w:rPr>
-        <w:t>Mark down if: Data dump; decorative slides; no clear ask.</w:t>
+        <w:t>Mark down if: Data dump; no clear ask; A cites 'the dataset' without FM IDs.</w:t>
+      </w:r>
+    </w:p>
+    <w:p>
+      <w:pPr>
+        <w:pStyle w:val="Heading2"/>
+      </w:pPr>
+      <w:r>
+        <w:rPr>
+          <w:rFonts w:ascii="Calibri" w:hAnsi="Calibri"/>
+          <w:color w:val="1B2A4A"/>
+        </w:rPr>
+        <w:t>Handoff checklist (All, due Wed 12 Aug)</w:t>
+      </w:r>
+    </w:p>
+    <w:p>
+      <w:pPr>
+        <w:spacing w:after="120"/>
+      </w:pPr>
+      <w:r>
+        <w:rPr>
+          <w:rFonts w:ascii="Calibri" w:hAnsi="Calibri"/>
+          <w:b w:val="0"/>
+          <w:i w:val="0"/>
+          <w:color w:val="222222"/>
+          <w:sz w:val="22"/>
+        </w:rPr>
+        <w:t>Requirement: Both sections signed; Request Log shows min. three completed pairs.</w:t>
+      </w:r>
+    </w:p>
+    <w:p>
+      <w:pPr>
+        <w:spacing w:after="120"/>
+      </w:pPr>
+      <w:r>
+        <w:rPr>
+          <w:rFonts w:ascii="Calibri" w:hAnsi="Calibri"/>
+          <w:b/>
+          <w:i w:val="0"/>
+          <w:color w:val="222222"/>
+          <w:sz w:val="22"/>
+        </w:rPr>
+        <w:t>Excellent: Genuine exchange evidenced; Engagement Lead signs in good faith.</w:t>
+      </w:r>
+    </w:p>
+    <w:p>
+      <w:pPr>
+        <w:spacing w:after="120"/>
+      </w:pPr>
+      <w:r>
+        <w:rPr>
+          <w:rFonts w:ascii="Calibri" w:hAnsi="Calibri"/>
+          <w:b w:val="0"/>
+          <w:i/>
+          <w:color w:val="222222"/>
+          <w:sz w:val="22"/>
+        </w:rPr>
+        <w:t>Mark down if: One dump at the end; raw file shared; unsigned.</w:t>
       </w:r>
     </w:p>
     <w:p>

--- a/Answer_Key/Word/02_Expected_Deliverables_and_Outcomes.docx
+++ b/Answer_Key/Word/02_Expected_Deliverables_and_Outcomes.docx
@@ -5,6 +5,7 @@
     <w:p>
       <w:r>
         <w:rPr>
+          <w:rFonts w:ascii="Lexend" w:hAnsi="Lexend" w:eastAsia="Lexend" w:cs="Lexend"/>
           <w:b/>
           <w:color w:val="007A87"/>
           <w:sz w:val="24"/>
@@ -18,6 +19,7 @@
       </w:pPr>
       <w:r>
         <w:rPr>
+          <w:rFonts w:ascii="Lexend" w:hAnsi="Lexend" w:eastAsia="Lexend" w:cs="Lexend"/>
           <w:b/>
           <w:color w:val="1B2A4A"/>
           <w:sz w:val="48"/>
@@ -28,6 +30,7 @@
     <w:p>
       <w:r>
         <w:rPr>
+          <w:rFonts w:ascii="Nunito" w:hAnsi="Nunito" w:eastAsia="Nunito" w:cs="Nunito"/>
           <w:i/>
           <w:color w:val="666666"/>
           <w:sz w:val="24"/>
@@ -52,6 +55,7 @@
           <w:p>
             <w:r>
               <w:rPr>
+                <w:rFonts w:ascii="Nunito" w:hAnsi="Nunito" w:eastAsia="Nunito" w:cs="Nunito"/>
                 <w:b/>
                 <w:color w:val="1B2A4A"/>
                 <w:sz w:val="20"/>
@@ -67,6 +71,7 @@
           <w:p>
             <w:r>
               <w:rPr>
+                <w:rFonts w:ascii="Nunito" w:hAnsi="Nunito" w:eastAsia="Nunito" w:cs="Nunito"/>
                 <w:color w:val="222222"/>
                 <w:sz w:val="20"/>
               </w:rPr>
@@ -83,6 +88,7 @@
           <w:p>
             <w:r>
               <w:rPr>
+                <w:rFonts w:ascii="Nunito" w:hAnsi="Nunito" w:eastAsia="Nunito" w:cs="Nunito"/>
                 <w:b/>
                 <w:color w:val="1B2A4A"/>
                 <w:sz w:val="20"/>
@@ -98,6 +104,7 @@
           <w:p>
             <w:r>
               <w:rPr>
+                <w:rFonts w:ascii="Nunito" w:hAnsi="Nunito" w:eastAsia="Nunito" w:cs="Nunito"/>
                 <w:color w:val="222222"/>
                 <w:sz w:val="20"/>
               </w:rPr>
@@ -114,6 +121,7 @@
           <w:p>
             <w:r>
               <w:rPr>
+                <w:rFonts w:ascii="Nunito" w:hAnsi="Nunito" w:eastAsia="Nunito" w:cs="Nunito"/>
                 <w:b/>
                 <w:color w:val="1B2A4A"/>
                 <w:sz w:val="20"/>
@@ -129,6 +137,7 @@
           <w:p>
             <w:r>
               <w:rPr>
+                <w:rFonts w:ascii="Nunito" w:hAnsi="Nunito" w:eastAsia="Nunito" w:cs="Nunito"/>
                 <w:color w:val="222222"/>
                 <w:sz w:val="20"/>
               </w:rPr>
@@ -145,6 +154,7 @@
           <w:p>
             <w:r>
               <w:rPr>
+                <w:rFonts w:ascii="Nunito" w:hAnsi="Nunito" w:eastAsia="Nunito" w:cs="Nunito"/>
                 <w:b/>
                 <w:color w:val="1B2A4A"/>
                 <w:sz w:val="20"/>
@@ -160,10 +170,11 @@
           <w:p>
             <w:r>
               <w:rPr>
+                <w:rFonts w:ascii="Nunito" w:hAnsi="Nunito" w:eastAsia="Nunito" w:cs="Nunito"/>
                 <w:color w:val="222222"/>
                 <w:sz w:val="20"/>
               </w:rPr>
-              <w:t>2.0 | July 2026</w:t>
+              <w:t>3.0 | July 2026</w:t>
             </w:r>
           </w:p>
         </w:tc>
@@ -183,7 +194,7 @@
       </w:pPr>
       <w:r>
         <w:rPr>
-          <w:rFonts w:ascii="Calibri" w:hAnsi="Calibri"/>
+          <w:rFonts w:ascii="Nunito" w:hAnsi="Nunito" w:eastAsia="Nunito" w:cs="Nunito"/>
           <w:b w:val="0"/>
           <w:i w:val="0"/>
           <w:color w:val="222222"/>
@@ -198,7 +209,7 @@
       </w:pPr>
       <w:r>
         <w:rPr>
-          <w:rFonts w:ascii="Calibri" w:hAnsi="Calibri"/>
+          <w:rFonts w:ascii="Lexend" w:hAnsi="Lexend" w:eastAsia="Lexend" w:cs="Lexend"/>
           <w:color w:val="1B2A4A"/>
         </w:rPr>
         <w:t>Summary table</w:t>
@@ -228,6 +239,7 @@
           <w:p>
             <w:r>
               <w:rPr>
+                <w:rFonts w:ascii="Lexend" w:hAnsi="Lexend" w:eastAsia="Lexend" w:cs="Lexend"/>
                 <w:b/>
                 <w:color w:val="FFFFFF"/>
                 <w:sz w:val="20"/>
@@ -244,6 +256,7 @@
           <w:p>
             <w:r>
               <w:rPr>
+                <w:rFonts w:ascii="Lexend" w:hAnsi="Lexend" w:eastAsia="Lexend" w:cs="Lexend"/>
                 <w:b/>
                 <w:color w:val="FFFFFF"/>
                 <w:sz w:val="20"/>
@@ -260,6 +273,7 @@
           <w:p>
             <w:r>
               <w:rPr>
+                <w:rFonts w:ascii="Lexend" w:hAnsi="Lexend" w:eastAsia="Lexend" w:cs="Lexend"/>
                 <w:b/>
                 <w:color w:val="FFFFFF"/>
                 <w:sz w:val="20"/>
@@ -276,6 +290,7 @@
           <w:p>
             <w:r>
               <w:rPr>
+                <w:rFonts w:ascii="Lexend" w:hAnsi="Lexend" w:eastAsia="Lexend" w:cs="Lexend"/>
                 <w:b/>
                 <w:color w:val="FFFFFF"/>
                 <w:sz w:val="20"/>
@@ -292,6 +307,7 @@
           <w:p>
             <w:r>
               <w:rPr>
+                <w:rFonts w:ascii="Lexend" w:hAnsi="Lexend" w:eastAsia="Lexend" w:cs="Lexend"/>
                 <w:b/>
                 <w:color w:val="FFFFFF"/>
                 <w:sz w:val="20"/>
@@ -308,6 +324,7 @@
           <w:p>
             <w:r>
               <w:rPr>
+                <w:rFonts w:ascii="Lexend" w:hAnsi="Lexend" w:eastAsia="Lexend" w:cs="Lexend"/>
                 <w:b/>
                 <w:color w:val="FFFFFF"/>
                 <w:sz w:val="20"/>
@@ -325,6 +342,7 @@
           <w:p>
             <w:r>
               <w:rPr>
+                <w:rFonts w:ascii="Nunito" w:hAnsi="Nunito" w:eastAsia="Nunito" w:cs="Nunito"/>
                 <w:sz w:val="20"/>
               </w:rPr>
               <w:t>Project Charter</w:t>
@@ -338,6 +356,7 @@
           <w:p>
             <w:r>
               <w:rPr>
+                <w:rFonts w:ascii="Nunito" w:hAnsi="Nunito" w:eastAsia="Nunito" w:cs="Nunito"/>
                 <w:sz w:val="20"/>
               </w:rPr>
               <w:t>All</w:t>
@@ -351,6 +370,7 @@
           <w:p>
             <w:r>
               <w:rPr>
+                <w:rFonts w:ascii="Nunito" w:hAnsi="Nunito" w:eastAsia="Nunito" w:cs="Nunito"/>
                 <w:sz w:val="20"/>
               </w:rPr>
               <w:t>Tue 14 Jul</w:t>
@@ -364,6 +384,7 @@
           <w:p>
             <w:r>
               <w:rPr>
+                <w:rFonts w:ascii="Nunito" w:hAnsi="Nunito" w:eastAsia="Nunito" w:cs="Nunito"/>
                 <w:sz w:val="20"/>
               </w:rPr>
               <w:t>PDF + Excel RACI</w:t>
@@ -377,6 +398,7 @@
           <w:p>
             <w:r>
               <w:rPr>
+                <w:rFonts w:ascii="Nunito" w:hAnsi="Nunito" w:eastAsia="Nunito" w:cs="Nunito"/>
                 <w:sz w:val="20"/>
               </w:rPr>
               <w:t>Charter signed; RACI has one accountable owner; A/B data rule stated.</w:t>
@@ -390,6 +412,7 @@
           <w:p>
             <w:r>
               <w:rPr>
+                <w:rFonts w:ascii="Nunito" w:hAnsi="Nunito" w:eastAsia="Nunito" w:cs="Nunito"/>
                 <w:sz w:val="20"/>
               </w:rPr>
               <w:t>Missing signatures; vague scope; no named WF-A/WF-B leads.</w:t>
@@ -406,6 +429,7 @@
           <w:p>
             <w:r>
               <w:rPr>
+                <w:rFonts w:ascii="Nunito" w:hAnsi="Nunito" w:eastAsia="Nunito" w:cs="Nunito"/>
                 <w:sz w:val="20"/>
               </w:rPr>
               <w:t>A1 - Problem statement and issue tree</w:t>
@@ -420,6 +444,7 @@
           <w:p>
             <w:r>
               <w:rPr>
+                <w:rFonts w:ascii="Nunito" w:hAnsi="Nunito" w:eastAsia="Nunito" w:cs="Nunito"/>
                 <w:sz w:val="20"/>
               </w:rPr>
               <w:t>A</w:t>
@@ -434,6 +459,7 @@
           <w:p>
             <w:r>
               <w:rPr>
+                <w:rFonts w:ascii="Nunito" w:hAnsi="Nunito" w:eastAsia="Nunito" w:cs="Nunito"/>
                 <w:sz w:val="20"/>
               </w:rPr>
               <w:t>Wed 15 Jul</w:t>
@@ -448,6 +474,7 @@
           <w:p>
             <w:r>
               <w:rPr>
+                <w:rFonts w:ascii="Nunito" w:hAnsi="Nunito" w:eastAsia="Nunito" w:cs="Nunito"/>
                 <w:sz w:val="20"/>
               </w:rPr>
               <w:t>PDF</w:t>
@@ -462,6 +489,7 @@
           <w:p>
             <w:r>
               <w:rPr>
+                <w:rFonts w:ascii="Nunito" w:hAnsi="Nunito" w:eastAsia="Nunito" w:cs="Nunito"/>
                 <w:sz w:val="20"/>
               </w:rPr>
               <w:t>Hypotheses map to Analysis Requests; no overlap between branches.</w:t>
@@ -476,6 +504,7 @@
           <w:p>
             <w:r>
               <w:rPr>
+                <w:rFonts w:ascii="Nunito" w:hAnsi="Nunito" w:eastAsia="Nunito" w:cs="Nunito"/>
                 <w:sz w:val="20"/>
               </w:rPr>
               <w:t>Restates handbook verbatim; generic tree; no implied asks.</w:t>
@@ -491,6 +520,7 @@
           <w:p>
             <w:r>
               <w:rPr>
+                <w:rFonts w:ascii="Nunito" w:hAnsi="Nunito" w:eastAsia="Nunito" w:cs="Nunito"/>
                 <w:sz w:val="20"/>
               </w:rPr>
               <w:t>A1b - Stakeholder map</w:t>
@@ -504,6 +534,7 @@
           <w:p>
             <w:r>
               <w:rPr>
+                <w:rFonts w:ascii="Nunito" w:hAnsi="Nunito" w:eastAsia="Nunito" w:cs="Nunito"/>
                 <w:sz w:val="20"/>
               </w:rPr>
               <w:t>A</w:t>
@@ -517,6 +548,7 @@
           <w:p>
             <w:r>
               <w:rPr>
+                <w:rFonts w:ascii="Nunito" w:hAnsi="Nunito" w:eastAsia="Nunito" w:cs="Nunito"/>
                 <w:sz w:val="20"/>
               </w:rPr>
               <w:t>Thu 16 Jul</w:t>
@@ -530,6 +562,7 @@
           <w:p>
             <w:r>
               <w:rPr>
+                <w:rFonts w:ascii="Nunito" w:hAnsi="Nunito" w:eastAsia="Nunito" w:cs="Nunito"/>
                 <w:sz w:val="20"/>
               </w:rPr>
               <w:t>PDF</w:t>
@@ -543,6 +576,7 @@
           <w:p>
             <w:r>
               <w:rPr>
+                <w:rFonts w:ascii="Nunito" w:hAnsi="Nunito" w:eastAsia="Nunito" w:cs="Nunito"/>
                 <w:sz w:val="20"/>
               </w:rPr>
               <w:t>Stars match interview priority (VPBank, field staff, beneficiaries, board faction, employers).</w:t>
@@ -556,6 +590,7 @@
           <w:p>
             <w:r>
               <w:rPr>
+                <w:rFonts w:ascii="Nunito" w:hAnsi="Nunito" w:eastAsia="Nunito" w:cs="Nunito"/>
                 <w:sz w:val="20"/>
               </w:rPr>
               <w:t>Generic list; no sources; treats D-08 as verified fact.</w:t>
@@ -572,6 +607,7 @@
           <w:p>
             <w:r>
               <w:rPr>
+                <w:rFonts w:ascii="Nunito" w:hAnsi="Nunito" w:eastAsia="Nunito" w:cs="Nunito"/>
                 <w:sz w:val="20"/>
               </w:rPr>
               <w:t>Credibility matrix</w:t>
@@ -586,6 +622,7 @@
           <w:p>
             <w:r>
               <w:rPr>
+                <w:rFonts w:ascii="Nunito" w:hAnsi="Nunito" w:eastAsia="Nunito" w:cs="Nunito"/>
                 <w:sz w:val="20"/>
               </w:rPr>
               <w:t>All</w:t>
@@ -600,6 +637,7 @@
           <w:p>
             <w:r>
               <w:rPr>
+                <w:rFonts w:ascii="Nunito" w:hAnsi="Nunito" w:eastAsia="Nunito" w:cs="Nunito"/>
                 <w:sz w:val="20"/>
               </w:rPr>
               <w:t>Thu 16 Jul</w:t>
@@ -614,6 +652,7 @@
           <w:p>
             <w:r>
               <w:rPr>
+                <w:rFonts w:ascii="Nunito" w:hAnsi="Nunito" w:eastAsia="Nunito" w:cs="Nunito"/>
                 <w:sz w:val="20"/>
               </w:rPr>
               <w:t>PDF</w:t>
@@ -628,6 +667,7 @@
           <w:p>
             <w:r>
               <w:rPr>
+                <w:rFonts w:ascii="Nunito" w:hAnsi="Nunito" w:eastAsia="Nunito" w:cs="Nunito"/>
                 <w:sz w:val="20"/>
               </w:rPr>
               <w:t>D-02 and D-12 rated high; D-08 rated low; contradictions noted.</w:t>
@@ -642,6 +682,7 @@
           <w:p>
             <w:r>
               <w:rPr>
+                <w:rFonts w:ascii="Nunito" w:hAnsi="Nunito" w:eastAsia="Nunito" w:cs="Nunito"/>
                 <w:sz w:val="20"/>
               </w:rPr>
               <w:t>All sources rated 'high'; no justification.</w:t>
@@ -657,6 +698,7 @@
           <w:p>
             <w:r>
               <w:rPr>
+                <w:rFonts w:ascii="Nunito" w:hAnsi="Nunito" w:eastAsia="Nunito" w:cs="Nunito"/>
                 <w:sz w:val="20"/>
               </w:rPr>
               <w:t>Analysis Requests (min. 3)</w:t>
@@ -670,6 +712,7 @@
           <w:p>
             <w:r>
               <w:rPr>
+                <w:rFonts w:ascii="Nunito" w:hAnsi="Nunito" w:eastAsia="Nunito" w:cs="Nunito"/>
                 <w:sz w:val="20"/>
               </w:rPr>
               <w:t>A</w:t>
@@ -683,6 +726,7 @@
           <w:p>
             <w:r>
               <w:rPr>
+                <w:rFonts w:ascii="Nunito" w:hAnsi="Nunito" w:eastAsia="Nunito" w:cs="Nunito"/>
                 <w:sz w:val="20"/>
               </w:rPr>
               <w:t>Weeks 2-4</w:t>
@@ -696,6 +740,7 @@
           <w:p>
             <w:r>
               <w:rPr>
+                <w:rFonts w:ascii="Nunito" w:hAnsi="Nunito" w:eastAsia="Nunito" w:cs="Nunito"/>
                 <w:sz w:val="20"/>
               </w:rPr>
               <w:t>PDF</w:t>
@@ -709,6 +754,7 @@
           <w:p>
             <w:r>
               <w:rPr>
+                <w:rFonts w:ascii="Nunito" w:hAnsi="Nunito" w:eastAsia="Nunito" w:cs="Nunito"/>
                 <w:sz w:val="20"/>
               </w:rPr>
               <w:t>Asks are specific enough for B to answer; emerge from transcripts/hypotheses.</w:t>
@@ -722,6 +768,7 @@
           <w:p>
             <w:r>
               <w:rPr>
+                <w:rFonts w:ascii="Nunito" w:hAnsi="Nunito" w:eastAsia="Nunito" w:cs="Nunito"/>
                 <w:sz w:val="20"/>
               </w:rPr>
               <w:t>Fewer than three; vague 'send us the data'; field names invented from nowhere.</w:t>
@@ -738,6 +785,7 @@
           <w:p>
             <w:r>
               <w:rPr>
+                <w:rFonts w:ascii="Nunito" w:hAnsi="Nunito" w:eastAsia="Nunito" w:cs="Nunito"/>
                 <w:sz w:val="20"/>
               </w:rPr>
               <w:t>B1 - Data quality report</w:t>
@@ -752,6 +800,7 @@
           <w:p>
             <w:r>
               <w:rPr>
+                <w:rFonts w:ascii="Nunito" w:hAnsi="Nunito" w:eastAsia="Nunito" w:cs="Nunito"/>
                 <w:sz w:val="20"/>
               </w:rPr>
               <w:t>B</w:t>
@@ -766,6 +815,7 @@
           <w:p>
             <w:r>
               <w:rPr>
+                <w:rFonts w:ascii="Nunito" w:hAnsi="Nunito" w:eastAsia="Nunito" w:cs="Nunito"/>
                 <w:sz w:val="20"/>
               </w:rPr>
               <w:t>Tue 21 Jul</w:t>
@@ -780,6 +830,7 @@
           <w:p>
             <w:r>
               <w:rPr>
+                <w:rFonts w:ascii="Nunito" w:hAnsi="Nunito" w:eastAsia="Nunito" w:cs="Nunito"/>
                 <w:sz w:val="20"/>
               </w:rPr>
               <w:t>PDF</w:t>
@@ -794,6 +845,7 @@
           <w:p>
             <w:r>
               <w:rPr>
+                <w:rFonts w:ascii="Nunito" w:hAnsi="Nunito" w:eastAsia="Nunito" w:cs="Nunito"/>
                 <w:sz w:val="20"/>
               </w:rPr>
               <w:t>Duplicates, coding, typo wage, DN double-entry, text funding row all addressed.</w:t>
@@ -808,6 +860,7 @@
           <w:p>
             <w:r>
               <w:rPr>
+                <w:rFonts w:ascii="Nunito" w:hAnsi="Nunito" w:eastAsia="Nunito" w:cs="Nunito"/>
                 <w:sz w:val="20"/>
               </w:rPr>
               <w:t>Silent cleaning; raw file shared with A; claims 100% clean data.</w:t>
@@ -823,6 +876,7 @@
           <w:p>
             <w:r>
               <w:rPr>
+                <w:rFonts w:ascii="Nunito" w:hAnsi="Nunito" w:eastAsia="Nunito" w:cs="Nunito"/>
                 <w:sz w:val="20"/>
               </w:rPr>
               <w:t>Findings Memos (min. 3)</w:t>
@@ -836,6 +890,7 @@
           <w:p>
             <w:r>
               <w:rPr>
+                <w:rFonts w:ascii="Nunito" w:hAnsi="Nunito" w:eastAsia="Nunito" w:cs="Nunito"/>
                 <w:sz w:val="20"/>
               </w:rPr>
               <w:t>B</w:t>
@@ -849,6 +904,7 @@
           <w:p>
             <w:r>
               <w:rPr>
+                <w:rFonts w:ascii="Nunito" w:hAnsi="Nunito" w:eastAsia="Nunito" w:cs="Nunito"/>
                 <w:sz w:val="20"/>
               </w:rPr>
               <w:t>Weeks 2-4</w:t>
@@ -862,6 +918,7 @@
           <w:p>
             <w:r>
               <w:rPr>
+                <w:rFonts w:ascii="Nunito" w:hAnsi="Nunito" w:eastAsia="Nunito" w:cs="Nunito"/>
                 <w:sz w:val="20"/>
               </w:rPr>
               <w:t>PDF</w:t>
@@ -875,6 +932,7 @@
           <w:p>
             <w:r>
               <w:rPr>
+                <w:rFonts w:ascii="Nunito" w:hAnsi="Nunito" w:eastAsia="Nunito" w:cs="Nunito"/>
                 <w:sz w:val="20"/>
               </w:rPr>
               <w:t>Restates question; translates honestly; notes sample limitation.</w:t>
@@ -888,6 +946,7 @@
           <w:p>
             <w:r>
               <w:rPr>
+                <w:rFonts w:ascii="Nunito" w:hAnsi="Nunito" w:eastAsia="Nunito" w:cs="Nunito"/>
                 <w:sz w:val="20"/>
               </w:rPr>
               <w:t>Pivot dump; no caveats; raw workbook attached.</w:t>
@@ -904,6 +963,7 @@
           <w:p>
             <w:r>
               <w:rPr>
+                <w:rFonts w:ascii="Nunito" w:hAnsi="Nunito" w:eastAsia="Nunito" w:cs="Nunito"/>
                 <w:sz w:val="20"/>
               </w:rPr>
               <w:t>A2 - Interview synthesis</w:t>
@@ -918,6 +978,7 @@
           <w:p>
             <w:r>
               <w:rPr>
+                <w:rFonts w:ascii="Nunito" w:hAnsi="Nunito" w:eastAsia="Nunito" w:cs="Nunito"/>
                 <w:sz w:val="20"/>
               </w:rPr>
               <w:t>A</w:t>
@@ -932,6 +993,7 @@
           <w:p>
             <w:r>
               <w:rPr>
+                <w:rFonts w:ascii="Nunito" w:hAnsi="Nunito" w:eastAsia="Nunito" w:cs="Nunito"/>
                 <w:sz w:val="20"/>
               </w:rPr>
               <w:t>Wed 22 Jul</w:t>
@@ -946,6 +1008,7 @@
           <w:p>
             <w:r>
               <w:rPr>
+                <w:rFonts w:ascii="Nunito" w:hAnsi="Nunito" w:eastAsia="Nunito" w:cs="Nunito"/>
                 <w:sz w:val="20"/>
               </w:rPr>
               <w:t>PDF</w:t>
@@ -960,6 +1023,7 @@
           <w:p>
             <w:r>
               <w:rPr>
+                <w:rFonts w:ascii="Nunito" w:hAnsi="Nunito" w:eastAsia="Nunito" w:cs="Nunito"/>
                 <w:sz w:val="20"/>
               </w:rPr>
               <w:t>Themes: transport, employer quality, metric integrity, scale vs quality.</w:t>
@@ -974,6 +1038,7 @@
           <w:p>
             <w:r>
               <w:rPr>
+                <w:rFonts w:ascii="Nunito" w:hAnsi="Nunito" w:eastAsia="Nunito" w:cs="Nunito"/>
                 <w:sz w:val="20"/>
               </w:rPr>
               <w:t>Quote dump by person; no contradictions; no citations.</w:t>
@@ -989,6 +1054,7 @@
           <w:p>
             <w:r>
               <w:rPr>
+                <w:rFonts w:ascii="Nunito" w:hAnsi="Nunito" w:eastAsia="Nunito" w:cs="Nunito"/>
                 <w:sz w:val="20"/>
               </w:rPr>
               <w:t>A3 - Empathy and journey maps</w:t>
@@ -1002,6 +1068,7 @@
           <w:p>
             <w:r>
               <w:rPr>
+                <w:rFonts w:ascii="Nunito" w:hAnsi="Nunito" w:eastAsia="Nunito" w:cs="Nunito"/>
                 <w:sz w:val="20"/>
               </w:rPr>
               <w:t>A</w:t>
@@ -1015,6 +1082,7 @@
           <w:p>
             <w:r>
               <w:rPr>
+                <w:rFonts w:ascii="Nunito" w:hAnsi="Nunito" w:eastAsia="Nunito" w:cs="Nunito"/>
                 <w:sz w:val="20"/>
               </w:rPr>
               <w:t>Wed 22 Jul</w:t>
@@ -1028,6 +1096,7 @@
           <w:p>
             <w:r>
               <w:rPr>
+                <w:rFonts w:ascii="Nunito" w:hAnsi="Nunito" w:eastAsia="Nunito" w:cs="Nunito"/>
                 <w:sz w:val="20"/>
               </w:rPr>
               <w:t>PDF</w:t>
@@ -1041,6 +1110,7 @@
           <w:p>
             <w:r>
               <w:rPr>
+                <w:rFonts w:ascii="Nunito" w:hAnsi="Nunito" w:eastAsia="Nunito" w:cs="Nunito"/>
                 <w:sz w:val="20"/>
               </w:rPr>
               <w:t>Internship stage shows transport cost and employer exploitation; links to ST-05 and EP-02.</w:t>
@@ -1054,6 +1124,7 @@
           <w:p>
             <w:r>
               <w:rPr>
+                <w:rFonts w:ascii="Nunito" w:hAnsi="Nunito" w:eastAsia="Nunito" w:cs="Nunito"/>
                 <w:sz w:val="20"/>
               </w:rPr>
               <w:t>Generic persona; no quotes; outside-in design with no lived detail.</w:t>
@@ -1070,6 +1141,7 @@
           <w:p>
             <w:r>
               <w:rPr>
+                <w:rFonts w:ascii="Nunito" w:hAnsi="Nunito" w:eastAsia="Nunito" w:cs="Nunito"/>
                 <w:sz w:val="20"/>
               </w:rPr>
               <w:t>B2 - Performance dashboard</w:t>
@@ -1084,6 +1156,7 @@
           <w:p>
             <w:r>
               <w:rPr>
+                <w:rFonts w:ascii="Nunito" w:hAnsi="Nunito" w:eastAsia="Nunito" w:cs="Nunito"/>
                 <w:sz w:val="20"/>
               </w:rPr>
               <w:t>B</w:t>
@@ -1098,6 +1171,7 @@
           <w:p>
             <w:r>
               <w:rPr>
+                <w:rFonts w:ascii="Nunito" w:hAnsi="Nunito" w:eastAsia="Nunito" w:cs="Nunito"/>
                 <w:sz w:val="20"/>
               </w:rPr>
               <w:t>Fri 24 Jul</w:t>
@@ -1112,6 +1186,7 @@
           <w:p>
             <w:r>
               <w:rPr>
+                <w:rFonts w:ascii="Nunito" w:hAnsi="Nunito" w:eastAsia="Nunito" w:cs="Nunito"/>
                 <w:sz w:val="20"/>
               </w:rPr>
               <w:t>Excel</w:t>
@@ -1126,6 +1201,7 @@
           <w:p>
             <w:r>
               <w:rPr>
+                <w:rFonts w:ascii="Nunito" w:hAnsi="Nunito" w:eastAsia="Nunito" w:cs="Nunito"/>
                 <w:sz w:val="20"/>
               </w:rPr>
               <w:t>DN and Long An flagged; formal vs broad rate shown or footnoted.</w:t>
@@ -1140,6 +1216,7 @@
           <w:p>
             <w:r>
               <w:rPr>
+                <w:rFonts w:ascii="Nunito" w:hAnsi="Nunito" w:eastAsia="Nunito" w:cs="Nunito"/>
                 <w:sz w:val="20"/>
               </w:rPr>
               <w:t>Shared raw with A; DN hidden; single blended rate with no definition.</w:t>
@@ -1155,6 +1232,7 @@
           <w:p>
             <w:r>
               <w:rPr>
+                <w:rFonts w:ascii="Nunito" w:hAnsi="Nunito" w:eastAsia="Nunito" w:cs="Nunito"/>
                 <w:sz w:val="20"/>
               </w:rPr>
               <w:t>B3 - Analysis summary</w:t>
@@ -1168,6 +1246,7 @@
           <w:p>
             <w:r>
               <w:rPr>
+                <w:rFonts w:ascii="Nunito" w:hAnsi="Nunito" w:eastAsia="Nunito" w:cs="Nunito"/>
                 <w:sz w:val="20"/>
               </w:rPr>
               <w:t>B</w:t>
@@ -1181,6 +1260,7 @@
           <w:p>
             <w:r>
               <w:rPr>
+                <w:rFonts w:ascii="Nunito" w:hAnsi="Nunito" w:eastAsia="Nunito" w:cs="Nunito"/>
                 <w:sz w:val="20"/>
               </w:rPr>
               <w:t>Wed 29 Jul</w:t>
@@ -1194,6 +1274,7 @@
           <w:p>
             <w:r>
               <w:rPr>
+                <w:rFonts w:ascii="Nunito" w:hAnsi="Nunito" w:eastAsia="Nunito" w:cs="Nunito"/>
                 <w:sz w:val="20"/>
               </w:rPr>
               <w:t>PDF</w:t>
@@ -1207,6 +1288,7 @@
           <w:p>
             <w:r>
               <w:rPr>
+                <w:rFonts w:ascii="Nunito" w:hAnsi="Nunito" w:eastAsia="Nunito" w:cs="Nunito"/>
                 <w:sz w:val="20"/>
               </w:rPr>
               <w:t>Attendance correlates with placement but transport/motivation confound.</w:t>
@@ -1220,6 +1302,7 @@
           <w:p>
             <w:r>
               <w:rPr>
+                <w:rFonts w:ascii="Nunito" w:hAnsi="Nunito" w:eastAsia="Nunito" w:cs="Nunito"/>
                 <w:sz w:val="20"/>
               </w:rPr>
               <w:t>Claims attendance causes placement; ignores confounders.</w:t>
@@ -1236,6 +1319,7 @@
           <w:p>
             <w:r>
               <w:rPr>
+                <w:rFonts w:ascii="Nunito" w:hAnsi="Nunito" w:eastAsia="Nunito" w:cs="Nunito"/>
                 <w:sz w:val="20"/>
               </w:rPr>
               <w:t>A4 - Strategic options</w:t>
@@ -1250,6 +1334,7 @@
           <w:p>
             <w:r>
               <w:rPr>
+                <w:rFonts w:ascii="Nunito" w:hAnsi="Nunito" w:eastAsia="Nunito" w:cs="Nunito"/>
                 <w:sz w:val="20"/>
               </w:rPr>
               <w:t>A</w:t>
@@ -1264,6 +1349,7 @@
           <w:p>
             <w:r>
               <w:rPr>
+                <w:rFonts w:ascii="Nunito" w:hAnsi="Nunito" w:eastAsia="Nunito" w:cs="Nunito"/>
                 <w:sz w:val="20"/>
               </w:rPr>
               <w:t>Thu 30 Jul</w:t>
@@ -1278,6 +1364,7 @@
           <w:p>
             <w:r>
               <w:rPr>
+                <w:rFonts w:ascii="Nunito" w:hAnsi="Nunito" w:eastAsia="Nunito" w:cs="Nunito"/>
                 <w:sz w:val="20"/>
               </w:rPr>
               <w:t>PDF</w:t>
@@ -1292,6 +1379,7 @@
           <w:p>
             <w:r>
               <w:rPr>
+                <w:rFonts w:ascii="Nunito" w:hAnsi="Nunito" w:eastAsia="Nunito" w:cs="Nunito"/>
                 <w:sz w:val="20"/>
               </w:rPr>
               <w:t>Options differ on scale timing; change-my-mind trigger stated.</w:t>
@@ -1306,6 +1394,7 @@
           <w:p>
             <w:r>
               <w:rPr>
+                <w:rFonts w:ascii="Nunito" w:hAnsi="Nunito" w:eastAsia="Nunito" w:cs="Nunito"/>
                 <w:sz w:val="20"/>
               </w:rPr>
               <w:t>Three variants of 'scale more'; numbers without Request IDs.</w:t>
@@ -1321,6 +1410,7 @@
           <w:p>
             <w:r>
               <w:rPr>
+                <w:rFonts w:ascii="Nunito" w:hAnsi="Nunito" w:eastAsia="Nunito" w:cs="Nunito"/>
                 <w:sz w:val="20"/>
               </w:rPr>
               <w:t>B4 - Evidence-check memo</w:t>
@@ -1334,6 +1424,7 @@
           <w:p>
             <w:r>
               <w:rPr>
+                <w:rFonts w:ascii="Nunito" w:hAnsi="Nunito" w:eastAsia="Nunito" w:cs="Nunito"/>
                 <w:sz w:val="20"/>
               </w:rPr>
               <w:t>B</w:t>
@@ -1347,6 +1438,7 @@
           <w:p>
             <w:r>
               <w:rPr>
+                <w:rFonts w:ascii="Nunito" w:hAnsi="Nunito" w:eastAsia="Nunito" w:cs="Nunito"/>
                 <w:sz w:val="20"/>
               </w:rPr>
               <w:t>Fri 31 Jul</w:t>
@@ -1360,6 +1452,7 @@
           <w:p>
             <w:r>
               <w:rPr>
+                <w:rFonts w:ascii="Nunito" w:hAnsi="Nunito" w:eastAsia="Nunito" w:cs="Nunito"/>
                 <w:sz w:val="20"/>
               </w:rPr>
               <w:t>PDF</w:t>
@@ -1373,6 +1466,7 @@
           <w:p>
             <w:r>
               <w:rPr>
+                <w:rFonts w:ascii="Nunito" w:hAnsi="Nunito" w:eastAsia="Nunito" w:cs="Nunito"/>
                 <w:sz w:val="20"/>
               </w:rPr>
               <w:t>Flags if aggressive growth cannot hold 65% without selection pressure.</w:t>
@@ -1386,6 +1480,7 @@
           <w:p>
             <w:r>
               <w:rPr>
+                <w:rFonts w:ascii="Nunito" w:hAnsi="Nunito" w:eastAsia="Nunito" w:cs="Nunito"/>
                 <w:sz w:val="20"/>
               </w:rPr>
               <w:t>Rubber-stamps A without challenge.</w:t>
@@ -1402,6 +1497,7 @@
           <w:p>
             <w:r>
               <w:rPr>
+                <w:rFonts w:ascii="Nunito" w:hAnsi="Nunito" w:eastAsia="Nunito" w:cs="Nunito"/>
                 <w:sz w:val="20"/>
               </w:rPr>
               <w:t>A5 - Trade-off reflection</w:t>
@@ -1416,6 +1512,7 @@
           <w:p>
             <w:r>
               <w:rPr>
+                <w:rFonts w:ascii="Nunito" w:hAnsi="Nunito" w:eastAsia="Nunito" w:cs="Nunito"/>
                 <w:sz w:val="20"/>
               </w:rPr>
               <w:t>A</w:t>
@@ -1430,6 +1527,7 @@
           <w:p>
             <w:r>
               <w:rPr>
+                <w:rFonts w:ascii="Nunito" w:hAnsi="Nunito" w:eastAsia="Nunito" w:cs="Nunito"/>
                 <w:sz w:val="20"/>
               </w:rPr>
               <w:t>Wed 5 Aug</w:t>
@@ -1444,6 +1542,7 @@
           <w:p>
             <w:r>
               <w:rPr>
+                <w:rFonts w:ascii="Nunito" w:hAnsi="Nunito" w:eastAsia="Nunito" w:cs="Nunito"/>
                 <w:sz w:val="20"/>
               </w:rPr>
               <w:t>PDF</w:t>
@@ -1458,6 +1557,7 @@
           <w:p>
             <w:r>
               <w:rPr>
+                <w:rFonts w:ascii="Nunito" w:hAnsi="Nunito" w:eastAsia="Nunito" w:cs="Nunito"/>
                 <w:sz w:val="20"/>
               </w:rPr>
               <w:t>Team names the operational cost of the ethical choice, or the moral cost of the efficient choice.</w:t>
@@ -1472,6 +1572,7 @@
           <w:p>
             <w:r>
               <w:rPr>
+                <w:rFonts w:ascii="Nunito" w:hAnsi="Nunito" w:eastAsia="Nunito" w:cs="Nunito"/>
                 <w:sz w:val="20"/>
               </w:rPr>
               <w:t>Empty platitudes; no named cost; checklist of invented ED codes.</w:t>
@@ -1487,6 +1588,7 @@
           <w:p>
             <w:r>
               <w:rPr>
+                <w:rFonts w:ascii="Nunito" w:hAnsi="Nunito" w:eastAsia="Nunito" w:cs="Nunito"/>
                 <w:sz w:val="20"/>
               </w:rPr>
               <w:t>A6 - Validation protocol</w:t>
@@ -1500,6 +1602,7 @@
           <w:p>
             <w:r>
               <w:rPr>
+                <w:rFonts w:ascii="Nunito" w:hAnsi="Nunito" w:eastAsia="Nunito" w:cs="Nunito"/>
                 <w:sz w:val="20"/>
               </w:rPr>
               <w:t>All</w:t>
@@ -1513,6 +1616,7 @@
           <w:p>
             <w:r>
               <w:rPr>
+                <w:rFonts w:ascii="Nunito" w:hAnsi="Nunito" w:eastAsia="Nunito" w:cs="Nunito"/>
                 <w:sz w:val="20"/>
               </w:rPr>
               <w:t>Wed 5 Aug</w:t>
@@ -1526,6 +1630,7 @@
           <w:p>
             <w:r>
               <w:rPr>
+                <w:rFonts w:ascii="Nunito" w:hAnsi="Nunito" w:eastAsia="Nunito" w:cs="Nunito"/>
                 <w:sz w:val="20"/>
               </w:rPr>
               <w:t>PDF</w:t>
@@ -1539,6 +1644,7 @@
           <w:p>
             <w:r>
               <w:rPr>
+                <w:rFonts w:ascii="Nunito" w:hAnsi="Nunito" w:eastAsia="Nunito" w:cs="Nunito"/>
                 <w:sz w:val="20"/>
               </w:rPr>
               <w:t>Dong Nai recommendation cites ST-05, BN-02, EP-02 and FM findings.</w:t>
@@ -1552,6 +1658,7 @@
           <w:p>
             <w:r>
               <w:rPr>
+                <w:rFonts w:ascii="Nunito" w:hAnsi="Nunito" w:eastAsia="Nunito" w:cs="Nunito"/>
                 <w:sz w:val="20"/>
               </w:rPr>
               <w:t>Validation after the fact; fewer than six citations.</w:t>
@@ -1568,6 +1675,7 @@
           <w:p>
             <w:r>
               <w:rPr>
+                <w:rFonts w:ascii="Nunito" w:hAnsi="Nunito" w:eastAsia="Nunito" w:cs="Nunito"/>
                 <w:sz w:val="20"/>
               </w:rPr>
               <w:t>B5 - Funding scenarios</w:t>
@@ -1582,6 +1690,7 @@
           <w:p>
             <w:r>
               <w:rPr>
+                <w:rFonts w:ascii="Nunito" w:hAnsi="Nunito" w:eastAsia="Nunito" w:cs="Nunito"/>
                 <w:sz w:val="20"/>
               </w:rPr>
               <w:t>B</w:t>
@@ -1596,6 +1705,7 @@
           <w:p>
             <w:r>
               <w:rPr>
+                <w:rFonts w:ascii="Nunito" w:hAnsi="Nunito" w:eastAsia="Nunito" w:cs="Nunito"/>
                 <w:sz w:val="20"/>
               </w:rPr>
               <w:t>Thu 6 Aug</w:t>
@@ -1610,6 +1720,7 @@
           <w:p>
             <w:r>
               <w:rPr>
+                <w:rFonts w:ascii="Nunito" w:hAnsi="Nunito" w:eastAsia="Nunito" w:cs="Nunito"/>
                 <w:sz w:val="20"/>
               </w:rPr>
               <w:t>Excel</w:t>
@@ -1624,6 +1735,7 @@
           <w:p>
             <w:r>
               <w:rPr>
+                <w:rFonts w:ascii="Nunito" w:hAnsi="Nunito" w:eastAsia="Nunito" w:cs="Nunito"/>
                 <w:sz w:val="20"/>
               </w:rPr>
               <w:t>Aggressive scenario shows staffing gap and 65% at risk.</w:t>
@@ -1638,6 +1750,7 @@
           <w:p>
             <w:r>
               <w:rPr>
+                <w:rFonts w:ascii="Nunito" w:hAnsi="Nunito" w:eastAsia="Nunito" w:cs="Nunito"/>
                 <w:sz w:val="20"/>
               </w:rPr>
               <w:t>Assumes 65% holds automatically.</w:t>
@@ -1653,6 +1766,7 @@
           <w:p>
             <w:r>
               <w:rPr>
+                <w:rFonts w:ascii="Nunito" w:hAnsi="Nunito" w:eastAsia="Nunito" w:cs="Nunito"/>
                 <w:sz w:val="20"/>
               </w:rPr>
               <w:t>A7 - Revision log</w:t>
@@ -1666,6 +1780,7 @@
           <w:p>
             <w:r>
               <w:rPr>
+                <w:rFonts w:ascii="Nunito" w:hAnsi="Nunito" w:eastAsia="Nunito" w:cs="Nunito"/>
                 <w:sz w:val="20"/>
               </w:rPr>
               <w:t>All</w:t>
@@ -1679,6 +1794,7 @@
           <w:p>
             <w:r>
               <w:rPr>
+                <w:rFonts w:ascii="Nunito" w:hAnsi="Nunito" w:eastAsia="Nunito" w:cs="Nunito"/>
                 <w:sz w:val="20"/>
               </w:rPr>
               <w:t>Thu 6 Aug</w:t>
@@ -1692,6 +1808,7 @@
           <w:p>
             <w:r>
               <w:rPr>
+                <w:rFonts w:ascii="Nunito" w:hAnsi="Nunito" w:eastAsia="Nunito" w:cs="Nunito"/>
                 <w:sz w:val="20"/>
               </w:rPr>
               <w:t>PDF</w:t>
@@ -1705,6 +1822,7 @@
           <w:p>
             <w:r>
               <w:rPr>
+                <w:rFonts w:ascii="Nunito" w:hAnsi="Nunito" w:eastAsia="Nunito" w:cs="Nunito"/>
                 <w:sz w:val="20"/>
               </w:rPr>
               <w:t>Example: dropped Long An expansion after FM on DN placement.</w:t>
@@ -1718,6 +1836,7 @@
           <w:p>
             <w:r>
               <w:rPr>
+                <w:rFonts w:ascii="Nunito" w:hAnsi="Nunito" w:eastAsia="Nunito" w:cs="Nunito"/>
                 <w:sz w:val="20"/>
               </w:rPr>
               <w:t>Empty log or cosmetic edits only.</w:t>
@@ -1734,6 +1853,7 @@
           <w:p>
             <w:r>
               <w:rPr>
+                <w:rFonts w:ascii="Nunito" w:hAnsi="Nunito" w:eastAsia="Nunito" w:cs="Nunito"/>
                 <w:sz w:val="20"/>
               </w:rPr>
               <w:t>Executive summary</w:t>
@@ -1748,6 +1868,7 @@
           <w:p>
             <w:r>
               <w:rPr>
+                <w:rFonts w:ascii="Nunito" w:hAnsi="Nunito" w:eastAsia="Nunito" w:cs="Nunito"/>
                 <w:sz w:val="20"/>
               </w:rPr>
               <w:t>All</w:t>
@@ -1762,6 +1883,7 @@
           <w:p>
             <w:r>
               <w:rPr>
+                <w:rFonts w:ascii="Nunito" w:hAnsi="Nunito" w:eastAsia="Nunito" w:cs="Nunito"/>
                 <w:sz w:val="20"/>
               </w:rPr>
               <w:t>Fri 7 Aug</w:t>
@@ -1776,6 +1898,7 @@
           <w:p>
             <w:r>
               <w:rPr>
+                <w:rFonts w:ascii="Nunito" w:hAnsi="Nunito" w:eastAsia="Nunito" w:cs="Nunito"/>
                 <w:sz w:val="20"/>
               </w:rPr>
               <w:t>PDF</w:t>
@@ -1790,6 +1913,7 @@
           <w:p>
             <w:r>
               <w:rPr>
+                <w:rFonts w:ascii="Nunito" w:hAnsi="Nunito" w:eastAsia="Nunito" w:cs="Nunito"/>
                 <w:sz w:val="20"/>
               </w:rPr>
               <w:t>Board-ready; cites strongest evidence including Request IDs.</w:t>
@@ -1804,6 +1928,7 @@
           <w:p>
             <w:r>
               <w:rPr>
+                <w:rFonts w:ascii="Nunito" w:hAnsi="Nunito" w:eastAsia="Nunito" w:cs="Nunito"/>
                 <w:sz w:val="20"/>
               </w:rPr>
               <w:t>Buries recommendation; no limitations.</w:t>
@@ -1819,6 +1944,7 @@
           <w:p>
             <w:r>
               <w:rPr>
+                <w:rFonts w:ascii="Nunito" w:hAnsi="Nunito" w:eastAsia="Nunito" w:cs="Nunito"/>
                 <w:sz w:val="20"/>
               </w:rPr>
               <w:t>Final report</w:t>
@@ -1832,6 +1958,7 @@
           <w:p>
             <w:r>
               <w:rPr>
+                <w:rFonts w:ascii="Nunito" w:hAnsi="Nunito" w:eastAsia="Nunito" w:cs="Nunito"/>
                 <w:sz w:val="20"/>
               </w:rPr>
               <w:t>All</w:t>
@@ -1845,6 +1972,7 @@
           <w:p>
             <w:r>
               <w:rPr>
+                <w:rFonts w:ascii="Nunito" w:hAnsi="Nunito" w:eastAsia="Nunito" w:cs="Nunito"/>
                 <w:sz w:val="20"/>
               </w:rPr>
               <w:t>Fri 14 Aug</w:t>
@@ -1858,6 +1986,7 @@
           <w:p>
             <w:r>
               <w:rPr>
+                <w:rFonts w:ascii="Nunito" w:hAnsi="Nunito" w:eastAsia="Nunito" w:cs="Nunito"/>
                 <w:sz w:val="20"/>
               </w:rPr>
               <w:t>PDF</w:t>
@@ -1871,6 +2000,7 @@
           <w:p>
             <w:r>
               <w:rPr>
+                <w:rFonts w:ascii="Nunito" w:hAnsi="Nunito" w:eastAsia="Nunito" w:cs="Nunito"/>
                 <w:sz w:val="20"/>
               </w:rPr>
               <w:t>Integrates A narrative and B findings; trade-offs and risks included.</w:t>
@@ -1884,6 +2014,7 @@
           <w:p>
             <w:r>
               <w:rPr>
+                <w:rFonts w:ascii="Nunito" w:hAnsi="Nunito" w:eastAsia="Nunito" w:cs="Nunito"/>
                 <w:sz w:val="20"/>
               </w:rPr>
               <w:t>A and B contradict; unsourced numbers; raw data pasted.</w:t>
@@ -1900,6 +2031,7 @@
           <w:p>
             <w:r>
               <w:rPr>
+                <w:rFonts w:ascii="Nunito" w:hAnsi="Nunito" w:eastAsia="Nunito" w:cs="Nunito"/>
                 <w:sz w:val="20"/>
               </w:rPr>
               <w:t>Board presentation</w:t>
@@ -1914,6 +2046,7 @@
           <w:p>
             <w:r>
               <w:rPr>
+                <w:rFonts w:ascii="Nunito" w:hAnsi="Nunito" w:eastAsia="Nunito" w:cs="Nunito"/>
                 <w:sz w:val="20"/>
               </w:rPr>
               <w:t>All</w:t>
@@ -1928,6 +2061,7 @@
           <w:p>
             <w:r>
               <w:rPr>
+                <w:rFonts w:ascii="Nunito" w:hAnsi="Nunito" w:eastAsia="Nunito" w:cs="Nunito"/>
                 <w:sz w:val="20"/>
               </w:rPr>
               <w:t>Thu 13 Aug</w:t>
@@ -1942,6 +2076,7 @@
           <w:p>
             <w:r>
               <w:rPr>
+                <w:rFonts w:ascii="Nunito" w:hAnsi="Nunito" w:eastAsia="Nunito" w:cs="Nunito"/>
                 <w:sz w:val="20"/>
               </w:rPr>
               <w:t>PowerPoint</w:t>
@@ -1956,6 +2091,7 @@
           <w:p>
             <w:r>
               <w:rPr>
+                <w:rFonts w:ascii="Nunito" w:hAnsi="Nunito" w:eastAsia="Nunito" w:cs="Nunito"/>
                 <w:sz w:val="20"/>
               </w:rPr>
               <w:t>Opens with decision needed; ends with specific Board asks.</w:t>
@@ -1970,6 +2106,7 @@
           <w:p>
             <w:r>
               <w:rPr>
+                <w:rFonts w:ascii="Nunito" w:hAnsi="Nunito" w:eastAsia="Nunito" w:cs="Nunito"/>
                 <w:sz w:val="20"/>
               </w:rPr>
               <w:t>Data dump; no clear ask; A cites 'the dataset' without FM IDs.</w:t>
@@ -1985,6 +2122,7 @@
           <w:p>
             <w:r>
               <w:rPr>
+                <w:rFonts w:ascii="Nunito" w:hAnsi="Nunito" w:eastAsia="Nunito" w:cs="Nunito"/>
                 <w:sz w:val="20"/>
               </w:rPr>
               <w:t>Handoff checklist</w:t>
@@ -1998,6 +2136,7 @@
           <w:p>
             <w:r>
               <w:rPr>
+                <w:rFonts w:ascii="Nunito" w:hAnsi="Nunito" w:eastAsia="Nunito" w:cs="Nunito"/>
                 <w:sz w:val="20"/>
               </w:rPr>
               <w:t>All</w:t>
@@ -2011,6 +2150,7 @@
           <w:p>
             <w:r>
               <w:rPr>
+                <w:rFonts w:ascii="Nunito" w:hAnsi="Nunito" w:eastAsia="Nunito" w:cs="Nunito"/>
                 <w:sz w:val="20"/>
               </w:rPr>
               <w:t>Wed 12 Aug</w:t>
@@ -2024,6 +2164,7 @@
           <w:p>
             <w:r>
               <w:rPr>
+                <w:rFonts w:ascii="Nunito" w:hAnsi="Nunito" w:eastAsia="Nunito" w:cs="Nunito"/>
                 <w:sz w:val="20"/>
               </w:rPr>
               <w:t>PDF</w:t>
@@ -2037,6 +2178,7 @@
           <w:p>
             <w:r>
               <w:rPr>
+                <w:rFonts w:ascii="Nunito" w:hAnsi="Nunito" w:eastAsia="Nunito" w:cs="Nunito"/>
                 <w:sz w:val="20"/>
               </w:rPr>
               <w:t>Genuine exchange evidenced; Engagement Lead signs in good faith.</w:t>
@@ -2050,6 +2192,7 @@
           <w:p>
             <w:r>
               <w:rPr>
+                <w:rFonts w:ascii="Nunito" w:hAnsi="Nunito" w:eastAsia="Nunito" w:cs="Nunito"/>
                 <w:sz w:val="20"/>
               </w:rPr>
               <w:t>One dump at the end; raw file shared; unsigned.</w:t>
@@ -2065,7 +2208,7 @@
       </w:pPr>
       <w:r>
         <w:rPr>
-          <w:rFonts w:ascii="Calibri" w:hAnsi="Calibri"/>
+          <w:rFonts w:ascii="Lexend" w:hAnsi="Lexend" w:eastAsia="Lexend" w:cs="Lexend"/>
           <w:color w:val="1B2A4A"/>
         </w:rPr>
         <w:t>Detailed requirements by deliverable</w:t>
@@ -2077,7 +2220,7 @@
       </w:pPr>
       <w:r>
         <w:rPr>
-          <w:rFonts w:ascii="Calibri" w:hAnsi="Calibri"/>
+          <w:rFonts w:ascii="Lexend" w:hAnsi="Lexend" w:eastAsia="Lexend" w:cs="Lexend"/>
           <w:color w:val="1B2A4A"/>
         </w:rPr>
         <w:t>Project Charter (All, due Tue 14 Jul)</w:t>
@@ -2089,7 +2232,7 @@
       </w:pPr>
       <w:r>
         <w:rPr>
-          <w:rFonts w:ascii="Calibri" w:hAnsi="Calibri"/>
+          <w:rFonts w:ascii="Nunito" w:hAnsi="Nunito" w:eastAsia="Nunito" w:cs="Nunito"/>
           <w:b w:val="0"/>
           <w:i w:val="0"/>
           <w:color w:val="222222"/>
@@ -2104,7 +2247,7 @@
       </w:pPr>
       <w:r>
         <w:rPr>
-          <w:rFonts w:ascii="Calibri" w:hAnsi="Calibri"/>
+          <w:rFonts w:ascii="Nunito" w:hAnsi="Nunito" w:eastAsia="Nunito" w:cs="Nunito"/>
           <w:b/>
           <w:i w:val="0"/>
           <w:color w:val="222222"/>
@@ -2119,7 +2262,7 @@
       </w:pPr>
       <w:r>
         <w:rPr>
-          <w:rFonts w:ascii="Calibri" w:hAnsi="Calibri"/>
+          <w:rFonts w:ascii="Nunito" w:hAnsi="Nunito" w:eastAsia="Nunito" w:cs="Nunito"/>
           <w:b w:val="0"/>
           <w:i/>
           <w:color w:val="222222"/>
@@ -2134,7 +2277,7 @@
       </w:pPr>
       <w:r>
         <w:rPr>
-          <w:rFonts w:ascii="Calibri" w:hAnsi="Calibri"/>
+          <w:rFonts w:ascii="Lexend" w:hAnsi="Lexend" w:eastAsia="Lexend" w:cs="Lexend"/>
           <w:color w:val="1B2A4A"/>
         </w:rPr>
         <w:t>A1 - Problem statement and issue tree (A, due Wed 15 Jul)</w:t>
@@ -2146,7 +2289,7 @@
       </w:pPr>
       <w:r>
         <w:rPr>
-          <w:rFonts w:ascii="Calibri" w:hAnsi="Calibri"/>
+          <w:rFonts w:ascii="Nunito" w:hAnsi="Nunito" w:eastAsia="Nunito" w:cs="Nunito"/>
           <w:b w:val="0"/>
           <w:i w:val="0"/>
           <w:color w:val="222222"/>
@@ -2161,7 +2304,7 @@
       </w:pPr>
       <w:r>
         <w:rPr>
-          <w:rFonts w:ascii="Calibri" w:hAnsi="Calibri"/>
+          <w:rFonts w:ascii="Nunito" w:hAnsi="Nunito" w:eastAsia="Nunito" w:cs="Nunito"/>
           <w:b/>
           <w:i w:val="0"/>
           <w:color w:val="222222"/>
@@ -2176,7 +2319,7 @@
       </w:pPr>
       <w:r>
         <w:rPr>
-          <w:rFonts w:ascii="Calibri" w:hAnsi="Calibri"/>
+          <w:rFonts w:ascii="Nunito" w:hAnsi="Nunito" w:eastAsia="Nunito" w:cs="Nunito"/>
           <w:b w:val="0"/>
           <w:i/>
           <w:color w:val="222222"/>
@@ -2191,7 +2334,7 @@
       </w:pPr>
       <w:r>
         <w:rPr>
-          <w:rFonts w:ascii="Calibri" w:hAnsi="Calibri"/>
+          <w:rFonts w:ascii="Lexend" w:hAnsi="Lexend" w:eastAsia="Lexend" w:cs="Lexend"/>
           <w:color w:val="1B2A4A"/>
         </w:rPr>
         <w:t>A1b - Stakeholder map (A, due Thu 16 Jul)</w:t>
@@ -2203,7 +2346,7 @@
       </w:pPr>
       <w:r>
         <w:rPr>
-          <w:rFonts w:ascii="Calibri" w:hAnsi="Calibri"/>
+          <w:rFonts w:ascii="Nunito" w:hAnsi="Nunito" w:eastAsia="Nunito" w:cs="Nunito"/>
           <w:b w:val="0"/>
           <w:i w:val="0"/>
           <w:color w:val="222222"/>
@@ -2218,7 +2361,7 @@
       </w:pPr>
       <w:r>
         <w:rPr>
-          <w:rFonts w:ascii="Calibri" w:hAnsi="Calibri"/>
+          <w:rFonts w:ascii="Nunito" w:hAnsi="Nunito" w:eastAsia="Nunito" w:cs="Nunito"/>
           <w:b/>
           <w:i w:val="0"/>
           <w:color w:val="222222"/>
@@ -2233,7 +2376,7 @@
       </w:pPr>
       <w:r>
         <w:rPr>
-          <w:rFonts w:ascii="Calibri" w:hAnsi="Calibri"/>
+          <w:rFonts w:ascii="Nunito" w:hAnsi="Nunito" w:eastAsia="Nunito" w:cs="Nunito"/>
           <w:b w:val="0"/>
           <w:i/>
           <w:color w:val="222222"/>
@@ -2248,7 +2391,7 @@
       </w:pPr>
       <w:r>
         <w:rPr>
-          <w:rFonts w:ascii="Calibri" w:hAnsi="Calibri"/>
+          <w:rFonts w:ascii="Lexend" w:hAnsi="Lexend" w:eastAsia="Lexend" w:cs="Lexend"/>
           <w:color w:val="1B2A4A"/>
         </w:rPr>
         <w:t>Credibility matrix (All, due Thu 16 Jul)</w:t>
@@ -2260,7 +2403,7 @@
       </w:pPr>
       <w:r>
         <w:rPr>
-          <w:rFonts w:ascii="Calibri" w:hAnsi="Calibri"/>
+          <w:rFonts w:ascii="Nunito" w:hAnsi="Nunito" w:eastAsia="Nunito" w:cs="Nunito"/>
           <w:b w:val="0"/>
           <w:i w:val="0"/>
           <w:color w:val="222222"/>
@@ -2275,7 +2418,7 @@
       </w:pPr>
       <w:r>
         <w:rPr>
-          <w:rFonts w:ascii="Calibri" w:hAnsi="Calibri"/>
+          <w:rFonts w:ascii="Nunito" w:hAnsi="Nunito" w:eastAsia="Nunito" w:cs="Nunito"/>
           <w:b/>
           <w:i w:val="0"/>
           <w:color w:val="222222"/>
@@ -2290,7 +2433,7 @@
       </w:pPr>
       <w:r>
         <w:rPr>
-          <w:rFonts w:ascii="Calibri" w:hAnsi="Calibri"/>
+          <w:rFonts w:ascii="Nunito" w:hAnsi="Nunito" w:eastAsia="Nunito" w:cs="Nunito"/>
           <w:b w:val="0"/>
           <w:i/>
           <w:color w:val="222222"/>
@@ -2305,7 +2448,7 @@
       </w:pPr>
       <w:r>
         <w:rPr>
-          <w:rFonts w:ascii="Calibri" w:hAnsi="Calibri"/>
+          <w:rFonts w:ascii="Lexend" w:hAnsi="Lexend" w:eastAsia="Lexend" w:cs="Lexend"/>
           <w:color w:val="1B2A4A"/>
         </w:rPr>
         <w:t>Analysis Requests (min. 3) (A, due Weeks 2-4)</w:t>
@@ -2317,7 +2460,7 @@
       </w:pPr>
       <w:r>
         <w:rPr>
-          <w:rFonts w:ascii="Calibri" w:hAnsi="Calibri"/>
+          <w:rFonts w:ascii="Nunito" w:hAnsi="Nunito" w:eastAsia="Nunito" w:cs="Nunito"/>
           <w:b w:val="0"/>
           <w:i w:val="0"/>
           <w:color w:val="222222"/>
@@ -2332,7 +2475,7 @@
       </w:pPr>
       <w:r>
         <w:rPr>
-          <w:rFonts w:ascii="Calibri" w:hAnsi="Calibri"/>
+          <w:rFonts w:ascii="Nunito" w:hAnsi="Nunito" w:eastAsia="Nunito" w:cs="Nunito"/>
           <w:b/>
           <w:i w:val="0"/>
           <w:color w:val="222222"/>
@@ -2347,7 +2490,7 @@
       </w:pPr>
       <w:r>
         <w:rPr>
-          <w:rFonts w:ascii="Calibri" w:hAnsi="Calibri"/>
+          <w:rFonts w:ascii="Nunito" w:hAnsi="Nunito" w:eastAsia="Nunito" w:cs="Nunito"/>
           <w:b w:val="0"/>
           <w:i/>
           <w:color w:val="222222"/>
@@ -2362,7 +2505,7 @@
       </w:pPr>
       <w:r>
         <w:rPr>
-          <w:rFonts w:ascii="Calibri" w:hAnsi="Calibri"/>
+          <w:rFonts w:ascii="Lexend" w:hAnsi="Lexend" w:eastAsia="Lexend" w:cs="Lexend"/>
           <w:color w:val="1B2A4A"/>
         </w:rPr>
         <w:t>B1 - Data quality report (B, due Tue 21 Jul)</w:t>
@@ -2374,7 +2517,7 @@
       </w:pPr>
       <w:r>
         <w:rPr>
-          <w:rFonts w:ascii="Calibri" w:hAnsi="Calibri"/>
+          <w:rFonts w:ascii="Nunito" w:hAnsi="Nunito" w:eastAsia="Nunito" w:cs="Nunito"/>
           <w:b w:val="0"/>
           <w:i w:val="0"/>
           <w:color w:val="222222"/>
@@ -2389,7 +2532,7 @@
       </w:pPr>
       <w:r>
         <w:rPr>
-          <w:rFonts w:ascii="Calibri" w:hAnsi="Calibri"/>
+          <w:rFonts w:ascii="Nunito" w:hAnsi="Nunito" w:eastAsia="Nunito" w:cs="Nunito"/>
           <w:b/>
           <w:i w:val="0"/>
           <w:color w:val="222222"/>
@@ -2404,7 +2547,7 @@
       </w:pPr>
       <w:r>
         <w:rPr>
-          <w:rFonts w:ascii="Calibri" w:hAnsi="Calibri"/>
+          <w:rFonts w:ascii="Nunito" w:hAnsi="Nunito" w:eastAsia="Nunito" w:cs="Nunito"/>
           <w:b w:val="0"/>
           <w:i/>
           <w:color w:val="222222"/>
@@ -2419,7 +2562,7 @@
       </w:pPr>
       <w:r>
         <w:rPr>
-          <w:rFonts w:ascii="Calibri" w:hAnsi="Calibri"/>
+          <w:rFonts w:ascii="Lexend" w:hAnsi="Lexend" w:eastAsia="Lexend" w:cs="Lexend"/>
           <w:color w:val="1B2A4A"/>
         </w:rPr>
         <w:t>Findings Memos (min. 3) (B, due Weeks 2-4)</w:t>
@@ -2431,7 +2574,7 @@
       </w:pPr>
       <w:r>
         <w:rPr>
-          <w:rFonts w:ascii="Calibri" w:hAnsi="Calibri"/>
+          <w:rFonts w:ascii="Nunito" w:hAnsi="Nunito" w:eastAsia="Nunito" w:cs="Nunito"/>
           <w:b w:val="0"/>
           <w:i w:val="0"/>
           <w:color w:val="222222"/>
@@ -2446,7 +2589,7 @@
       </w:pPr>
       <w:r>
         <w:rPr>
-          <w:rFonts w:ascii="Calibri" w:hAnsi="Calibri"/>
+          <w:rFonts w:ascii="Nunito" w:hAnsi="Nunito" w:eastAsia="Nunito" w:cs="Nunito"/>
           <w:b/>
           <w:i w:val="0"/>
           <w:color w:val="222222"/>
@@ -2461,7 +2604,7 @@
       </w:pPr>
       <w:r>
         <w:rPr>
-          <w:rFonts w:ascii="Calibri" w:hAnsi="Calibri"/>
+          <w:rFonts w:ascii="Nunito" w:hAnsi="Nunito" w:eastAsia="Nunito" w:cs="Nunito"/>
           <w:b w:val="0"/>
           <w:i/>
           <w:color w:val="222222"/>
@@ -2476,7 +2619,7 @@
       </w:pPr>
       <w:r>
         <w:rPr>
-          <w:rFonts w:ascii="Calibri" w:hAnsi="Calibri"/>
+          <w:rFonts w:ascii="Lexend" w:hAnsi="Lexend" w:eastAsia="Lexend" w:cs="Lexend"/>
           <w:color w:val="1B2A4A"/>
         </w:rPr>
         <w:t>A2 - Interview synthesis (A, due Wed 22 Jul)</w:t>
@@ -2488,7 +2631,7 @@
       </w:pPr>
       <w:r>
         <w:rPr>
-          <w:rFonts w:ascii="Calibri" w:hAnsi="Calibri"/>
+          <w:rFonts w:ascii="Nunito" w:hAnsi="Nunito" w:eastAsia="Nunito" w:cs="Nunito"/>
           <w:b w:val="0"/>
           <w:i w:val="0"/>
           <w:color w:val="222222"/>
@@ -2503,7 +2646,7 @@
       </w:pPr>
       <w:r>
         <w:rPr>
-          <w:rFonts w:ascii="Calibri" w:hAnsi="Calibri"/>
+          <w:rFonts w:ascii="Nunito" w:hAnsi="Nunito" w:eastAsia="Nunito" w:cs="Nunito"/>
           <w:b/>
           <w:i w:val="0"/>
           <w:color w:val="222222"/>
@@ -2518,7 +2661,7 @@
       </w:pPr>
       <w:r>
         <w:rPr>
-          <w:rFonts w:ascii="Calibri" w:hAnsi="Calibri"/>
+          <w:rFonts w:ascii="Nunito" w:hAnsi="Nunito" w:eastAsia="Nunito" w:cs="Nunito"/>
           <w:b w:val="0"/>
           <w:i/>
           <w:color w:val="222222"/>
@@ -2533,7 +2676,7 @@
       </w:pPr>
       <w:r>
         <w:rPr>
-          <w:rFonts w:ascii="Calibri" w:hAnsi="Calibri"/>
+          <w:rFonts w:ascii="Lexend" w:hAnsi="Lexend" w:eastAsia="Lexend" w:cs="Lexend"/>
           <w:color w:val="1B2A4A"/>
         </w:rPr>
         <w:t>A3 - Empathy and journey maps (A, due Wed 22 Jul)</w:t>
@@ -2545,7 +2688,7 @@
       </w:pPr>
       <w:r>
         <w:rPr>
-          <w:rFonts w:ascii="Calibri" w:hAnsi="Calibri"/>
+          <w:rFonts w:ascii="Nunito" w:hAnsi="Nunito" w:eastAsia="Nunito" w:cs="Nunito"/>
           <w:b w:val="0"/>
           <w:i w:val="0"/>
           <w:color w:val="222222"/>
@@ -2560,7 +2703,7 @@
       </w:pPr>
       <w:r>
         <w:rPr>
-          <w:rFonts w:ascii="Calibri" w:hAnsi="Calibri"/>
+          <w:rFonts w:ascii="Nunito" w:hAnsi="Nunito" w:eastAsia="Nunito" w:cs="Nunito"/>
           <w:b/>
           <w:i w:val="0"/>
           <w:color w:val="222222"/>
@@ -2575,7 +2718,7 @@
       </w:pPr>
       <w:r>
         <w:rPr>
-          <w:rFonts w:ascii="Calibri" w:hAnsi="Calibri"/>
+          <w:rFonts w:ascii="Nunito" w:hAnsi="Nunito" w:eastAsia="Nunito" w:cs="Nunito"/>
           <w:b w:val="0"/>
           <w:i/>
           <w:color w:val="222222"/>
@@ -2590,7 +2733,7 @@
       </w:pPr>
       <w:r>
         <w:rPr>
-          <w:rFonts w:ascii="Calibri" w:hAnsi="Calibri"/>
+          <w:rFonts w:ascii="Lexend" w:hAnsi="Lexend" w:eastAsia="Lexend" w:cs="Lexend"/>
           <w:color w:val="1B2A4A"/>
         </w:rPr>
         <w:t>B2 - Performance dashboard (B, due Fri 24 Jul)</w:t>
@@ -2602,7 +2745,7 @@
       </w:pPr>
       <w:r>
         <w:rPr>
-          <w:rFonts w:ascii="Calibri" w:hAnsi="Calibri"/>
+          <w:rFonts w:ascii="Nunito" w:hAnsi="Nunito" w:eastAsia="Nunito" w:cs="Nunito"/>
           <w:b w:val="0"/>
           <w:i w:val="0"/>
           <w:color w:val="222222"/>
@@ -2617,7 +2760,7 @@
       </w:pPr>
       <w:r>
         <w:rPr>
-          <w:rFonts w:ascii="Calibri" w:hAnsi="Calibri"/>
+          <w:rFonts w:ascii="Nunito" w:hAnsi="Nunito" w:eastAsia="Nunito" w:cs="Nunito"/>
           <w:b/>
           <w:i w:val="0"/>
           <w:color w:val="222222"/>
@@ -2632,7 +2775,7 @@
       </w:pPr>
       <w:r>
         <w:rPr>
-          <w:rFonts w:ascii="Calibri" w:hAnsi="Calibri"/>
+          <w:rFonts w:ascii="Nunito" w:hAnsi="Nunito" w:eastAsia="Nunito" w:cs="Nunito"/>
           <w:b w:val="0"/>
           <w:i/>
           <w:color w:val="222222"/>
@@ -2647,7 +2790,7 @@
       </w:pPr>
       <w:r>
         <w:rPr>
-          <w:rFonts w:ascii="Calibri" w:hAnsi="Calibri"/>
+          <w:rFonts w:ascii="Lexend" w:hAnsi="Lexend" w:eastAsia="Lexend" w:cs="Lexend"/>
           <w:color w:val="1B2A4A"/>
         </w:rPr>
         <w:t>B3 - Analysis summary (B, due Wed 29 Jul)</w:t>
@@ -2659,7 +2802,7 @@
       </w:pPr>
       <w:r>
         <w:rPr>
-          <w:rFonts w:ascii="Calibri" w:hAnsi="Calibri"/>
+          <w:rFonts w:ascii="Nunito" w:hAnsi="Nunito" w:eastAsia="Nunito" w:cs="Nunito"/>
           <w:b w:val="0"/>
           <w:i w:val="0"/>
           <w:color w:val="222222"/>
@@ -2674,7 +2817,7 @@
       </w:pPr>
       <w:r>
         <w:rPr>
-          <w:rFonts w:ascii="Calibri" w:hAnsi="Calibri"/>
+          <w:rFonts w:ascii="Nunito" w:hAnsi="Nunito" w:eastAsia="Nunito" w:cs="Nunito"/>
           <w:b/>
           <w:i w:val="0"/>
           <w:color w:val="222222"/>
@@ -2689,7 +2832,7 @@
       </w:pPr>
       <w:r>
         <w:rPr>
-          <w:rFonts w:ascii="Calibri" w:hAnsi="Calibri"/>
+          <w:rFonts w:ascii="Nunito" w:hAnsi="Nunito" w:eastAsia="Nunito" w:cs="Nunito"/>
           <w:b w:val="0"/>
           <w:i/>
           <w:color w:val="222222"/>
@@ -2704,7 +2847,7 @@
       </w:pPr>
       <w:r>
         <w:rPr>
-          <w:rFonts w:ascii="Calibri" w:hAnsi="Calibri"/>
+          <w:rFonts w:ascii="Lexend" w:hAnsi="Lexend" w:eastAsia="Lexend" w:cs="Lexend"/>
           <w:color w:val="1B2A4A"/>
         </w:rPr>
         <w:t>A4 - Strategic options (A, due Thu 30 Jul)</w:t>
@@ -2716,7 +2859,7 @@
       </w:pPr>
       <w:r>
         <w:rPr>
-          <w:rFonts w:ascii="Calibri" w:hAnsi="Calibri"/>
+          <w:rFonts w:ascii="Nunito" w:hAnsi="Nunito" w:eastAsia="Nunito" w:cs="Nunito"/>
           <w:b w:val="0"/>
           <w:i w:val="0"/>
           <w:color w:val="222222"/>
@@ -2731,7 +2874,7 @@
       </w:pPr>
       <w:r>
         <w:rPr>
-          <w:rFonts w:ascii="Calibri" w:hAnsi="Calibri"/>
+          <w:rFonts w:ascii="Nunito" w:hAnsi="Nunito" w:eastAsia="Nunito" w:cs="Nunito"/>
           <w:b/>
           <w:i w:val="0"/>
           <w:color w:val="222222"/>
@@ -2746,7 +2889,7 @@
       </w:pPr>
       <w:r>
         <w:rPr>
-          <w:rFonts w:ascii="Calibri" w:hAnsi="Calibri"/>
+          <w:rFonts w:ascii="Nunito" w:hAnsi="Nunito" w:eastAsia="Nunito" w:cs="Nunito"/>
           <w:b w:val="0"/>
           <w:i/>
           <w:color w:val="222222"/>
@@ -2761,7 +2904,7 @@
       </w:pPr>
       <w:r>
         <w:rPr>
-          <w:rFonts w:ascii="Calibri" w:hAnsi="Calibri"/>
+          <w:rFonts w:ascii="Lexend" w:hAnsi="Lexend" w:eastAsia="Lexend" w:cs="Lexend"/>
           <w:color w:val="1B2A4A"/>
         </w:rPr>
         <w:t>B4 - Evidence-check memo (B, due Fri 31 Jul)</w:t>
@@ -2773,7 +2916,7 @@
       </w:pPr>
       <w:r>
         <w:rPr>
-          <w:rFonts w:ascii="Calibri" w:hAnsi="Calibri"/>
+          <w:rFonts w:ascii="Nunito" w:hAnsi="Nunito" w:eastAsia="Nunito" w:cs="Nunito"/>
           <w:b w:val="0"/>
           <w:i w:val="0"/>
           <w:color w:val="222222"/>
@@ -2788,7 +2931,7 @@
       </w:pPr>
       <w:r>
         <w:rPr>
-          <w:rFonts w:ascii="Calibri" w:hAnsi="Calibri"/>
+          <w:rFonts w:ascii="Nunito" w:hAnsi="Nunito" w:eastAsia="Nunito" w:cs="Nunito"/>
           <w:b/>
           <w:i w:val="0"/>
           <w:color w:val="222222"/>
@@ -2803,7 +2946,7 @@
       </w:pPr>
       <w:r>
         <w:rPr>
-          <w:rFonts w:ascii="Calibri" w:hAnsi="Calibri"/>
+          <w:rFonts w:ascii="Nunito" w:hAnsi="Nunito" w:eastAsia="Nunito" w:cs="Nunito"/>
           <w:b w:val="0"/>
           <w:i/>
           <w:color w:val="222222"/>
@@ -2818,7 +2961,7 @@
       </w:pPr>
       <w:r>
         <w:rPr>
-          <w:rFonts w:ascii="Calibri" w:hAnsi="Calibri"/>
+          <w:rFonts w:ascii="Lexend" w:hAnsi="Lexend" w:eastAsia="Lexend" w:cs="Lexend"/>
           <w:color w:val="1B2A4A"/>
         </w:rPr>
         <w:t>A5 - Trade-off reflection (A, due Wed 5 Aug)</w:t>
@@ -2830,7 +2973,7 @@
       </w:pPr>
       <w:r>
         <w:rPr>
-          <w:rFonts w:ascii="Calibri" w:hAnsi="Calibri"/>
+          <w:rFonts w:ascii="Nunito" w:hAnsi="Nunito" w:eastAsia="Nunito" w:cs="Nunito"/>
           <w:b w:val="0"/>
           <w:i w:val="0"/>
           <w:color w:val="222222"/>
@@ -2845,7 +2988,7 @@
       </w:pPr>
       <w:r>
         <w:rPr>
-          <w:rFonts w:ascii="Calibri" w:hAnsi="Calibri"/>
+          <w:rFonts w:ascii="Nunito" w:hAnsi="Nunito" w:eastAsia="Nunito" w:cs="Nunito"/>
           <w:b/>
           <w:i w:val="0"/>
           <w:color w:val="222222"/>
@@ -2860,7 +3003,7 @@
       </w:pPr>
       <w:r>
         <w:rPr>
-          <w:rFonts w:ascii="Calibri" w:hAnsi="Calibri"/>
+          <w:rFonts w:ascii="Nunito" w:hAnsi="Nunito" w:eastAsia="Nunito" w:cs="Nunito"/>
           <w:b w:val="0"/>
           <w:i/>
           <w:color w:val="222222"/>
@@ -2875,7 +3018,7 @@
       </w:pPr>
       <w:r>
         <w:rPr>
-          <w:rFonts w:ascii="Calibri" w:hAnsi="Calibri"/>
+          <w:rFonts w:ascii="Lexend" w:hAnsi="Lexend" w:eastAsia="Lexend" w:cs="Lexend"/>
           <w:color w:val="1B2A4A"/>
         </w:rPr>
         <w:t>A6 - Validation protocol (All, due Wed 5 Aug)</w:t>
@@ -2887,7 +3030,7 @@
       </w:pPr>
       <w:r>
         <w:rPr>
-          <w:rFonts w:ascii="Calibri" w:hAnsi="Calibri"/>
+          <w:rFonts w:ascii="Nunito" w:hAnsi="Nunito" w:eastAsia="Nunito" w:cs="Nunito"/>
           <w:b w:val="0"/>
           <w:i w:val="0"/>
           <w:color w:val="222222"/>
@@ -2902,7 +3045,7 @@
       </w:pPr>
       <w:r>
         <w:rPr>
-          <w:rFonts w:ascii="Calibri" w:hAnsi="Calibri"/>
+          <w:rFonts w:ascii="Nunito" w:hAnsi="Nunito" w:eastAsia="Nunito" w:cs="Nunito"/>
           <w:b/>
           <w:i w:val="0"/>
           <w:color w:val="222222"/>
@@ -2917,7 +3060,7 @@
       </w:pPr>
       <w:r>
         <w:rPr>
-          <w:rFonts w:ascii="Calibri" w:hAnsi="Calibri"/>
+          <w:rFonts w:ascii="Nunito" w:hAnsi="Nunito" w:eastAsia="Nunito" w:cs="Nunito"/>
           <w:b w:val="0"/>
           <w:i/>
           <w:color w:val="222222"/>
@@ -2932,7 +3075,7 @@
       </w:pPr>
       <w:r>
         <w:rPr>
-          <w:rFonts w:ascii="Calibri" w:hAnsi="Calibri"/>
+          <w:rFonts w:ascii="Lexend" w:hAnsi="Lexend" w:eastAsia="Lexend" w:cs="Lexend"/>
           <w:color w:val="1B2A4A"/>
         </w:rPr>
         <w:t>B5 - Funding scenarios (B, due Thu 6 Aug)</w:t>
@@ -2944,7 +3087,7 @@
       </w:pPr>
       <w:r>
         <w:rPr>
-          <w:rFonts w:ascii="Calibri" w:hAnsi="Calibri"/>
+          <w:rFonts w:ascii="Nunito" w:hAnsi="Nunito" w:eastAsia="Nunito" w:cs="Nunito"/>
           <w:b w:val="0"/>
           <w:i w:val="0"/>
           <w:color w:val="222222"/>
@@ -2959,7 +3102,7 @@
       </w:pPr>
       <w:r>
         <w:rPr>
-          <w:rFonts w:ascii="Calibri" w:hAnsi="Calibri"/>
+          <w:rFonts w:ascii="Nunito" w:hAnsi="Nunito" w:eastAsia="Nunito" w:cs="Nunito"/>
           <w:b/>
           <w:i w:val="0"/>
           <w:color w:val="222222"/>
@@ -2974,7 +3117,7 @@
       </w:pPr>
       <w:r>
         <w:rPr>
-          <w:rFonts w:ascii="Calibri" w:hAnsi="Calibri"/>
+          <w:rFonts w:ascii="Nunito" w:hAnsi="Nunito" w:eastAsia="Nunito" w:cs="Nunito"/>
           <w:b w:val="0"/>
           <w:i/>
           <w:color w:val="222222"/>
@@ -2989,7 +3132,7 @@
       </w:pPr>
       <w:r>
         <w:rPr>
-          <w:rFonts w:ascii="Calibri" w:hAnsi="Calibri"/>
+          <w:rFonts w:ascii="Lexend" w:hAnsi="Lexend" w:eastAsia="Lexend" w:cs="Lexend"/>
           <w:color w:val="1B2A4A"/>
         </w:rPr>
         <w:t>A7 - Revision log (All, due Thu 6 Aug)</w:t>
@@ -3001,7 +3144,7 @@
       </w:pPr>
       <w:r>
         <w:rPr>
-          <w:rFonts w:ascii="Calibri" w:hAnsi="Calibri"/>
+          <w:rFonts w:ascii="Nunito" w:hAnsi="Nunito" w:eastAsia="Nunito" w:cs="Nunito"/>
           <w:b w:val="0"/>
           <w:i w:val="0"/>
           <w:color w:val="222222"/>
@@ -3016,7 +3159,7 @@
       </w:pPr>
       <w:r>
         <w:rPr>
-          <w:rFonts w:ascii="Calibri" w:hAnsi="Calibri"/>
+          <w:rFonts w:ascii="Nunito" w:hAnsi="Nunito" w:eastAsia="Nunito" w:cs="Nunito"/>
           <w:b/>
           <w:i w:val="0"/>
           <w:color w:val="222222"/>
@@ -3031,7 +3174,7 @@
       </w:pPr>
       <w:r>
         <w:rPr>
-          <w:rFonts w:ascii="Calibri" w:hAnsi="Calibri"/>
+          <w:rFonts w:ascii="Nunito" w:hAnsi="Nunito" w:eastAsia="Nunito" w:cs="Nunito"/>
           <w:b w:val="0"/>
           <w:i/>
           <w:color w:val="222222"/>
@@ -3046,7 +3189,7 @@
       </w:pPr>
       <w:r>
         <w:rPr>
-          <w:rFonts w:ascii="Calibri" w:hAnsi="Calibri"/>
+          <w:rFonts w:ascii="Lexend" w:hAnsi="Lexend" w:eastAsia="Lexend" w:cs="Lexend"/>
           <w:color w:val="1B2A4A"/>
         </w:rPr>
         <w:t>Executive summary (All, due Fri 7 Aug)</w:t>
@@ -3058,7 +3201,7 @@
       </w:pPr>
       <w:r>
         <w:rPr>
-          <w:rFonts w:ascii="Calibri" w:hAnsi="Calibri"/>
+          <w:rFonts w:ascii="Nunito" w:hAnsi="Nunito" w:eastAsia="Nunito" w:cs="Nunito"/>
           <w:b w:val="0"/>
           <w:i w:val="0"/>
           <w:color w:val="222222"/>
@@ -3073,7 +3216,7 @@
       </w:pPr>
       <w:r>
         <w:rPr>
-          <w:rFonts w:ascii="Calibri" w:hAnsi="Calibri"/>
+          <w:rFonts w:ascii="Nunito" w:hAnsi="Nunito" w:eastAsia="Nunito" w:cs="Nunito"/>
           <w:b/>
           <w:i w:val="0"/>
           <w:color w:val="222222"/>
@@ -3088,7 +3231,7 @@
       </w:pPr>
       <w:r>
         <w:rPr>
-          <w:rFonts w:ascii="Calibri" w:hAnsi="Calibri"/>
+          <w:rFonts w:ascii="Nunito" w:hAnsi="Nunito" w:eastAsia="Nunito" w:cs="Nunito"/>
           <w:b w:val="0"/>
           <w:i/>
           <w:color w:val="222222"/>
@@ -3103,7 +3246,7 @@
       </w:pPr>
       <w:r>
         <w:rPr>
-          <w:rFonts w:ascii="Calibri" w:hAnsi="Calibri"/>
+          <w:rFonts w:ascii="Lexend" w:hAnsi="Lexend" w:eastAsia="Lexend" w:cs="Lexend"/>
           <w:color w:val="1B2A4A"/>
         </w:rPr>
         <w:t>Final report (All, due Fri 14 Aug)</w:t>
@@ -3115,7 +3258,7 @@
       </w:pPr>
       <w:r>
         <w:rPr>
-          <w:rFonts w:ascii="Calibri" w:hAnsi="Calibri"/>
+          <w:rFonts w:ascii="Nunito" w:hAnsi="Nunito" w:eastAsia="Nunito" w:cs="Nunito"/>
           <w:b w:val="0"/>
           <w:i w:val="0"/>
           <w:color w:val="222222"/>
@@ -3130,7 +3273,7 @@
       </w:pPr>
       <w:r>
         <w:rPr>
-          <w:rFonts w:ascii="Calibri" w:hAnsi="Calibri"/>
+          <w:rFonts w:ascii="Nunito" w:hAnsi="Nunito" w:eastAsia="Nunito" w:cs="Nunito"/>
           <w:b/>
           <w:i w:val="0"/>
           <w:color w:val="222222"/>
@@ -3145,7 +3288,7 @@
       </w:pPr>
       <w:r>
         <w:rPr>
-          <w:rFonts w:ascii="Calibri" w:hAnsi="Calibri"/>
+          <w:rFonts w:ascii="Nunito" w:hAnsi="Nunito" w:eastAsia="Nunito" w:cs="Nunito"/>
           <w:b w:val="0"/>
           <w:i/>
           <w:color w:val="222222"/>
@@ -3160,7 +3303,7 @@
       </w:pPr>
       <w:r>
         <w:rPr>
-          <w:rFonts w:ascii="Calibri" w:hAnsi="Calibri"/>
+          <w:rFonts w:ascii="Lexend" w:hAnsi="Lexend" w:eastAsia="Lexend" w:cs="Lexend"/>
           <w:color w:val="1B2A4A"/>
         </w:rPr>
         <w:t>Board presentation (All, due Thu 13 Aug)</w:t>
@@ -3172,7 +3315,7 @@
       </w:pPr>
       <w:r>
         <w:rPr>
-          <w:rFonts w:ascii="Calibri" w:hAnsi="Calibri"/>
+          <w:rFonts w:ascii="Nunito" w:hAnsi="Nunito" w:eastAsia="Nunito" w:cs="Nunito"/>
           <w:b w:val="0"/>
           <w:i w:val="0"/>
           <w:color w:val="222222"/>
@@ -3187,7 +3330,7 @@
       </w:pPr>
       <w:r>
         <w:rPr>
-          <w:rFonts w:ascii="Calibri" w:hAnsi="Calibri"/>
+          <w:rFonts w:ascii="Nunito" w:hAnsi="Nunito" w:eastAsia="Nunito" w:cs="Nunito"/>
           <w:b/>
           <w:i w:val="0"/>
           <w:color w:val="222222"/>
@@ -3202,7 +3345,7 @@
       </w:pPr>
       <w:r>
         <w:rPr>
-          <w:rFonts w:ascii="Calibri" w:hAnsi="Calibri"/>
+          <w:rFonts w:ascii="Nunito" w:hAnsi="Nunito" w:eastAsia="Nunito" w:cs="Nunito"/>
           <w:b w:val="0"/>
           <w:i/>
           <w:color w:val="222222"/>
@@ -3217,7 +3360,7 @@
       </w:pPr>
       <w:r>
         <w:rPr>
-          <w:rFonts w:ascii="Calibri" w:hAnsi="Calibri"/>
+          <w:rFonts w:ascii="Lexend" w:hAnsi="Lexend" w:eastAsia="Lexend" w:cs="Lexend"/>
           <w:color w:val="1B2A4A"/>
         </w:rPr>
         <w:t>Handoff checklist (All, due Wed 12 Aug)</w:t>
@@ -3229,7 +3372,7 @@
       </w:pPr>
       <w:r>
         <w:rPr>
-          <w:rFonts w:ascii="Calibri" w:hAnsi="Calibri"/>
+          <w:rFonts w:ascii="Nunito" w:hAnsi="Nunito" w:eastAsia="Nunito" w:cs="Nunito"/>
           <w:b w:val="0"/>
           <w:i w:val="0"/>
           <w:color w:val="222222"/>
@@ -3244,7 +3387,7 @@
       </w:pPr>
       <w:r>
         <w:rPr>
-          <w:rFonts w:ascii="Calibri" w:hAnsi="Calibri"/>
+          <w:rFonts w:ascii="Nunito" w:hAnsi="Nunito" w:eastAsia="Nunito" w:cs="Nunito"/>
           <w:b/>
           <w:i w:val="0"/>
           <w:color w:val="222222"/>
@@ -3259,7 +3402,7 @@
       </w:pPr>
       <w:r>
         <w:rPr>
-          <w:rFonts w:ascii="Calibri" w:hAnsi="Calibri"/>
+          <w:rFonts w:ascii="Nunito" w:hAnsi="Nunito" w:eastAsia="Nunito" w:cs="Nunito"/>
           <w:b w:val="0"/>
           <w:i/>
           <w:color w:val="222222"/>
@@ -3274,7 +3417,7 @@
       </w:pPr>
       <w:r>
         <w:rPr>
-          <w:rFonts w:ascii="Calibri" w:hAnsi="Calibri"/>
+          <w:rFonts w:ascii="Lexend" w:hAnsi="Lexend" w:eastAsia="Lexend" w:cs="Lexend"/>
           <w:color w:val="1B2A4A"/>
         </w:rPr>
         <w:t>Board presentation - non-negotiables</w:t>
@@ -3287,7 +3430,7 @@
       </w:pPr>
       <w:r>
         <w:rPr>
-          <w:rFonts w:ascii="Calibri" w:hAnsi="Calibri"/>
+          <w:rFonts w:ascii="Nunito" w:hAnsi="Nunito" w:eastAsia="Nunito" w:cs="Nunito"/>
         </w:rPr>
         <w:t>States placement definition used and shows formal vs broad if both discussed.</w:t>
       </w:r>
@@ -3299,7 +3442,7 @@
       </w:pPr>
       <w:r>
         <w:rPr>
-          <w:rFonts w:ascii="Calibri" w:hAnsi="Calibri"/>
+          <w:rFonts w:ascii="Nunito" w:hAnsi="Nunito" w:eastAsia="Nunito" w:cs="Nunito"/>
         </w:rPr>
         <w:t>Names Dong Nai underperformance or explains why recommendation still scales there.</w:t>
       </w:r>
@@ -3311,7 +3454,7 @@
       </w:pPr>
       <w:r>
         <w:rPr>
-          <w:rFonts w:ascii="Calibri" w:hAnsi="Calibri"/>
+          <w:rFonts w:ascii="Nunito" w:hAnsi="Nunito" w:eastAsia="Nunito" w:cs="Nunito"/>
         </w:rPr>
         <w:t>Engages at least one ethical trade-off with a clear position.</w:t>
       </w:r>
@@ -3323,7 +3466,7 @@
       </w:pPr>
       <w:r>
         <w:rPr>
-          <w:rFonts w:ascii="Calibri" w:hAnsi="Calibri"/>
+          <w:rFonts w:ascii="Nunito" w:hAnsi="Nunito" w:eastAsia="Nunito" w:cs="Nunito"/>
         </w:rPr>
         <w:t>Ends with specific decisions requested from the Board.</w:t>
       </w:r>
@@ -3705,7 +3848,7 @@
       <w:spacing w:after="120" w:line="276" w:lineRule="auto"/>
     </w:pPr>
     <w:rPr>
-      <w:rFonts w:ascii="Calibri" w:hAnsi="Calibri"/>
+      <w:rFonts w:ascii="Nunito" w:hAnsi="Nunito" w:eastAsia="Nunito" w:cs="Nunito"/>
       <w:color w:val="222222"/>
       <w:sz w:val="22"/>
     </w:rPr>

--- a/Answer_Key/Word/02_Expected_Deliverables_and_Outcomes.docx
+++ b/Answer_Key/Word/02_Expected_Deliverables_and_Outcomes.docx
@@ -174,7 +174,7 @@
                 <w:color w:val="222222"/>
                 <w:sz w:val="20"/>
               </w:rPr>
-              <w:t>3.0 | July 2026</w:t>
+              <w:t>3.1 | July-September 2026</w:t>
             </w:r>
           </w:p>
         </w:tc>
@@ -373,7 +373,7 @@
                 <w:rFonts w:ascii="Nunito" w:hAnsi="Nunito" w:eastAsia="Nunito" w:cs="Nunito"/>
                 <w:sz w:val="20"/>
               </w:rPr>
-              <w:t>Tue 14 Jul</w:t>
+              <w:t>Wed 29 Jul</w:t>
             </w:r>
           </w:p>
         </w:tc>
@@ -401,7 +401,7 @@
                 <w:rFonts w:ascii="Nunito" w:hAnsi="Nunito" w:eastAsia="Nunito" w:cs="Nunito"/>
                 <w:sz w:val="20"/>
               </w:rPr>
-              <w:t>Charter signed; RACI has one accountable owner; A/B data rule stated.</w:t>
+              <w:t>Charter confirmed; RACI has one accountable owner; A/B data rule stated.</w:t>
             </w:r>
           </w:p>
         </w:tc>
@@ -415,7 +415,7 @@
                 <w:rFonts w:ascii="Nunito" w:hAnsi="Nunito" w:eastAsia="Nunito" w:cs="Nunito"/>
                 <w:sz w:val="20"/>
               </w:rPr>
-              <w:t>Missing signatures; vague scope; no named WF-A/WF-B leads.</w:t>
+              <w:t>Missing confirmations; vague scope; no named WF-A/WF-B leads.</w:t>
             </w:r>
           </w:p>
         </w:tc>
@@ -462,7 +462,7 @@
                 <w:rFonts w:ascii="Nunito" w:hAnsi="Nunito" w:eastAsia="Nunito" w:cs="Nunito"/>
                 <w:sz w:val="20"/>
               </w:rPr>
-              <w:t>Wed 15 Jul</w:t>
+              <w:t>Wed 5 Aug</w:t>
             </w:r>
           </w:p>
         </w:tc>
@@ -551,7 +551,7 @@
                 <w:rFonts w:ascii="Nunito" w:hAnsi="Nunito" w:eastAsia="Nunito" w:cs="Nunito"/>
                 <w:sz w:val="20"/>
               </w:rPr>
-              <w:t>Thu 16 Jul</w:t>
+              <w:t>Thu 6 Aug</w:t>
             </w:r>
           </w:p>
         </w:tc>
@@ -640,7 +640,7 @@
                 <w:rFonts w:ascii="Nunito" w:hAnsi="Nunito" w:eastAsia="Nunito" w:cs="Nunito"/>
                 <w:sz w:val="20"/>
               </w:rPr>
-              <w:t>Thu 16 Jul</w:t>
+              <w:t>Thu 6 Aug</w:t>
             </w:r>
           </w:p>
         </w:tc>
@@ -670,7 +670,7 @@
                 <w:rFonts w:ascii="Nunito" w:hAnsi="Nunito" w:eastAsia="Nunito" w:cs="Nunito"/>
                 <w:sz w:val="20"/>
               </w:rPr>
-              <w:t>D-02 and D-12 rated high; D-08 rated low; contradictions noted.</w:t>
+              <w:t>Ratings differ by source type; justifications cite audience/incentive/definitions; contradictions noted.</w:t>
             </w:r>
           </w:p>
         </w:tc>
@@ -685,7 +685,7 @@
                 <w:rFonts w:ascii="Nunito" w:hAnsi="Nunito" w:eastAsia="Nunito" w:cs="Nunito"/>
                 <w:sz w:val="20"/>
               </w:rPr>
-              <w:t>All sources rated 'high'; no justification.</w:t>
+              <w:t>All sources rated 'high' with no justification; copied from a facilitator hint.</w:t>
             </w:r>
           </w:p>
         </w:tc>
@@ -729,7 +729,7 @@
                 <w:rFonts w:ascii="Nunito" w:hAnsi="Nunito" w:eastAsia="Nunito" w:cs="Nunito"/>
                 <w:sz w:val="20"/>
               </w:rPr>
-              <w:t>Weeks 2-4</w:t>
+              <w:t>Weeks 3-5</w:t>
             </w:r>
           </w:p>
         </w:tc>
@@ -818,7 +818,7 @@
                 <w:rFonts w:ascii="Nunito" w:hAnsi="Nunito" w:eastAsia="Nunito" w:cs="Nunito"/>
                 <w:sz w:val="20"/>
               </w:rPr>
-              <w:t>Tue 21 Jul</w:t>
+              <w:t>Tue 11 Aug</w:t>
             </w:r>
           </w:p>
         </w:tc>
@@ -907,7 +907,7 @@
                 <w:rFonts w:ascii="Nunito" w:hAnsi="Nunito" w:eastAsia="Nunito" w:cs="Nunito"/>
                 <w:sz w:val="20"/>
               </w:rPr>
-              <w:t>Weeks 2-4</w:t>
+              <w:t>Weeks 3-5</w:t>
             </w:r>
           </w:p>
         </w:tc>
@@ -996,7 +996,7 @@
                 <w:rFonts w:ascii="Nunito" w:hAnsi="Nunito" w:eastAsia="Nunito" w:cs="Nunito"/>
                 <w:sz w:val="20"/>
               </w:rPr>
-              <w:t>Wed 22 Jul</w:t>
+              <w:t>Wed 12 Aug</w:t>
             </w:r>
           </w:p>
         </w:tc>
@@ -1085,7 +1085,7 @@
                 <w:rFonts w:ascii="Nunito" w:hAnsi="Nunito" w:eastAsia="Nunito" w:cs="Nunito"/>
                 <w:sz w:val="20"/>
               </w:rPr>
-              <w:t>Wed 22 Jul</w:t>
+              <w:t>Wed 12 Aug</w:t>
             </w:r>
           </w:p>
         </w:tc>
@@ -1174,7 +1174,7 @@
                 <w:rFonts w:ascii="Nunito" w:hAnsi="Nunito" w:eastAsia="Nunito" w:cs="Nunito"/>
                 <w:sz w:val="20"/>
               </w:rPr>
-              <w:t>Fri 24 Jul</w:t>
+              <w:t>Fri 14 Aug</w:t>
             </w:r>
           </w:p>
         </w:tc>
@@ -1263,7 +1263,7 @@
                 <w:rFonts w:ascii="Nunito" w:hAnsi="Nunito" w:eastAsia="Nunito" w:cs="Nunito"/>
                 <w:sz w:val="20"/>
               </w:rPr>
-              <w:t>Wed 29 Jul</w:t>
+              <w:t>Wed 19 Aug</w:t>
             </w:r>
           </w:p>
         </w:tc>
@@ -1352,7 +1352,7 @@
                 <w:rFonts w:ascii="Nunito" w:hAnsi="Nunito" w:eastAsia="Nunito" w:cs="Nunito"/>
                 <w:sz w:val="20"/>
               </w:rPr>
-              <w:t>Thu 30 Jul</w:t>
+              <w:t>Thu 20 Aug</w:t>
             </w:r>
           </w:p>
         </w:tc>
@@ -1441,7 +1441,7 @@
                 <w:rFonts w:ascii="Nunito" w:hAnsi="Nunito" w:eastAsia="Nunito" w:cs="Nunito"/>
                 <w:sz w:val="20"/>
               </w:rPr>
-              <w:t>Fri 31 Jul</w:t>
+              <w:t>Fri 21 Aug</w:t>
             </w:r>
           </w:p>
         </w:tc>
@@ -1530,7 +1530,7 @@
                 <w:rFonts w:ascii="Nunito" w:hAnsi="Nunito" w:eastAsia="Nunito" w:cs="Nunito"/>
                 <w:sz w:val="20"/>
               </w:rPr>
-              <w:t>Wed 5 Aug</w:t>
+              <w:t>Wed 26 Aug</w:t>
             </w:r>
           </w:p>
         </w:tc>
@@ -1619,7 +1619,7 @@
                 <w:rFonts w:ascii="Nunito" w:hAnsi="Nunito" w:eastAsia="Nunito" w:cs="Nunito"/>
                 <w:sz w:val="20"/>
               </w:rPr>
-              <w:t>Wed 5 Aug</w:t>
+              <w:t>Wed 26 Aug</w:t>
             </w:r>
           </w:p>
         </w:tc>
@@ -1708,7 +1708,7 @@
                 <w:rFonts w:ascii="Nunito" w:hAnsi="Nunito" w:eastAsia="Nunito" w:cs="Nunito"/>
                 <w:sz w:val="20"/>
               </w:rPr>
-              <w:t>Thu 6 Aug</w:t>
+              <w:t>Thu 27 Aug</w:t>
             </w:r>
           </w:p>
         </w:tc>
@@ -1797,7 +1797,7 @@
                 <w:rFonts w:ascii="Nunito" w:hAnsi="Nunito" w:eastAsia="Nunito" w:cs="Nunito"/>
                 <w:sz w:val="20"/>
               </w:rPr>
-              <w:t>Thu 6 Aug</w:t>
+              <w:t>Thu 27 Aug</w:t>
             </w:r>
           </w:p>
         </w:tc>
@@ -1886,7 +1886,7 @@
                 <w:rFonts w:ascii="Nunito" w:hAnsi="Nunito" w:eastAsia="Nunito" w:cs="Nunito"/>
                 <w:sz w:val="20"/>
               </w:rPr>
-              <w:t>Fri 7 Aug</w:t>
+              <w:t>Fri 28 Aug</w:t>
             </w:r>
           </w:p>
         </w:tc>
@@ -1975,7 +1975,7 @@
                 <w:rFonts w:ascii="Nunito" w:hAnsi="Nunito" w:eastAsia="Nunito" w:cs="Nunito"/>
                 <w:sz w:val="20"/>
               </w:rPr>
-              <w:t>Fri 14 Aug</w:t>
+              <w:t>Fri 11 Sep</w:t>
             </w:r>
           </w:p>
         </w:tc>
@@ -2064,7 +2064,7 @@
                 <w:rFonts w:ascii="Nunito" w:hAnsi="Nunito" w:eastAsia="Nunito" w:cs="Nunito"/>
                 <w:sz w:val="20"/>
               </w:rPr>
-              <w:t>Thu 13 Aug</w:t>
+              <w:t>Thu 10 Sep</w:t>
             </w:r>
           </w:p>
         </w:tc>
@@ -2153,7 +2153,7 @@
                 <w:rFonts w:ascii="Nunito" w:hAnsi="Nunito" w:eastAsia="Nunito" w:cs="Nunito"/>
                 <w:sz w:val="20"/>
               </w:rPr>
-              <w:t>Wed 12 Aug</w:t>
+              <w:t>Wed 2 Sep</w:t>
             </w:r>
           </w:p>
         </w:tc>
@@ -2181,7 +2181,7 @@
                 <w:rFonts w:ascii="Nunito" w:hAnsi="Nunito" w:eastAsia="Nunito" w:cs="Nunito"/>
                 <w:sz w:val="20"/>
               </w:rPr>
-              <w:t>Genuine exchange evidenced; Engagement Lead signs in good faith.</w:t>
+              <w:t>Genuine exchange evidenced; Engagement Lead confirms in good faith.</w:t>
             </w:r>
           </w:p>
         </w:tc>
@@ -2195,7 +2195,7 @@
                 <w:rFonts w:ascii="Nunito" w:hAnsi="Nunito" w:eastAsia="Nunito" w:cs="Nunito"/>
                 <w:sz w:val="20"/>
               </w:rPr>
-              <w:t>One dump at the end; raw file shared; unsigned.</w:t>
+              <w:t>One dump at the end; raw file shared; unchecked.</w:t>
             </w:r>
           </w:p>
         </w:tc>
@@ -2223,7 +2223,7 @@
           <w:rFonts w:ascii="Lexend" w:hAnsi="Lexend" w:eastAsia="Lexend" w:cs="Lexend"/>
           <w:color w:val="1B2A4A"/>
         </w:rPr>
-        <w:t>Project Charter (All, due Tue 14 Jul)</w:t>
+        <w:t>Project Charter (All, due Wed 29 Jul)</w:t>
       </w:r>
     </w:p>
     <w:p>
@@ -2238,7 +2238,7 @@
           <w:color w:val="222222"/>
           <w:sz w:val="22"/>
         </w:rPr>
-        <w:t>Requirement: Team names, roles, scope, request protocol agreed, all signatures by deadline.</w:t>
+        <w:t>Requirement: Team names, roles, scope, request protocol agreed, online confirm by deadline.</w:t>
       </w:r>
     </w:p>
     <w:p>
@@ -2253,7 +2253,7 @@
           <w:color w:val="222222"/>
           <w:sz w:val="22"/>
         </w:rPr>
-        <w:t>Excellent: Charter signed; RACI has one accountable owner; A/B data rule stated.</w:t>
+        <w:t>Excellent: Charter confirmed; RACI has one accountable owner; A/B data rule stated.</w:t>
       </w:r>
     </w:p>
     <w:p>
@@ -2268,7 +2268,7 @@
           <w:color w:val="222222"/>
           <w:sz w:val="22"/>
         </w:rPr>
-        <w:t>Mark down if: Missing signatures; vague scope; no named WF-A/WF-B leads.</w:t>
+        <w:t>Mark down if: Missing confirmations; vague scope; no named WF-A/WF-B leads.</w:t>
       </w:r>
     </w:p>
     <w:p>
@@ -2280,7 +2280,7 @@
           <w:rFonts w:ascii="Lexend" w:hAnsi="Lexend" w:eastAsia="Lexend" w:cs="Lexend"/>
           <w:color w:val="1B2A4A"/>
         </w:rPr>
-        <w:t>A1 - Problem statement and issue tree (A, due Wed 15 Jul)</w:t>
+        <w:t>A1 - Problem statement and issue tree (A, due Wed 5 Aug)</w:t>
       </w:r>
     </w:p>
     <w:p>
@@ -2337,7 +2337,7 @@
           <w:rFonts w:ascii="Lexend" w:hAnsi="Lexend" w:eastAsia="Lexend" w:cs="Lexend"/>
           <w:color w:val="1B2A4A"/>
         </w:rPr>
-        <w:t>A1b - Stakeholder map (A, due Thu 16 Jul)</w:t>
+        <w:t>A1b - Stakeholder map (A, due Thu 6 Aug)</w:t>
       </w:r>
     </w:p>
     <w:p>
@@ -2394,7 +2394,7 @@
           <w:rFonts w:ascii="Lexend" w:hAnsi="Lexend" w:eastAsia="Lexend" w:cs="Lexend"/>
           <w:color w:val="1B2A4A"/>
         </w:rPr>
-        <w:t>Credibility matrix (All, due Thu 16 Jul)</w:t>
+        <w:t>Credibility matrix (All, due Thu 6 Aug)</w:t>
       </w:r>
     </w:p>
     <w:p>
@@ -2409,7 +2409,7 @@
           <w:color w:val="222222"/>
           <w:sz w:val="22"/>
         </w:rPr>
-        <w:t>Requirement: Every shared D-01 to D-12 source rated H/M/L; Findings Memos rated once received.</w:t>
+        <w:t>Requirement: Every shared D-01 to D-12 source rated H/M/L with justification; Findings Memos rated once received.</w:t>
       </w:r>
     </w:p>
     <w:p>
@@ -2424,7 +2424,7 @@
           <w:color w:val="222222"/>
           <w:sz w:val="22"/>
         </w:rPr>
-        <w:t>Excellent: D-02 and D-12 rated high; D-08 rated low; contradictions noted.</w:t>
+        <w:t>Excellent: Ratings differ by source type; justifications cite audience/incentive/definitions; contradictions noted.</w:t>
       </w:r>
     </w:p>
     <w:p>
@@ -2439,7 +2439,7 @@
           <w:color w:val="222222"/>
           <w:sz w:val="22"/>
         </w:rPr>
-        <w:t>Mark down if: All sources rated 'high'; no justification.</w:t>
+        <w:t>Mark down if: All sources rated 'high' with no justification; copied from a facilitator hint.</w:t>
       </w:r>
     </w:p>
     <w:p>
@@ -2451,7 +2451,7 @@
           <w:rFonts w:ascii="Lexend" w:hAnsi="Lexend" w:eastAsia="Lexend" w:cs="Lexend"/>
           <w:color w:val="1B2A4A"/>
         </w:rPr>
-        <w:t>Analysis Requests (min. 3) (A, due Weeks 2-4)</w:t>
+        <w:t>Analysis Requests (min. 3) (A, due Weeks 3-5)</w:t>
       </w:r>
     </w:p>
     <w:p>
@@ -2508,7 +2508,7 @@
           <w:rFonts w:ascii="Lexend" w:hAnsi="Lexend" w:eastAsia="Lexend" w:cs="Lexend"/>
           <w:color w:val="1B2A4A"/>
         </w:rPr>
-        <w:t>B1 - Data quality report (B, due Tue 21 Jul)</w:t>
+        <w:t>B1 - Data quality report (B, due Tue 11 Aug)</w:t>
       </w:r>
     </w:p>
     <w:p>
@@ -2565,7 +2565,7 @@
           <w:rFonts w:ascii="Lexend" w:hAnsi="Lexend" w:eastAsia="Lexend" w:cs="Lexend"/>
           <w:color w:val="1B2A4A"/>
         </w:rPr>
-        <w:t>Findings Memos (min. 3) (B, due Weeks 2-4)</w:t>
+        <w:t>Findings Memos (min. 3) (B, due Weeks 3-5)</w:t>
       </w:r>
     </w:p>
     <w:p>
@@ -2622,7 +2622,7 @@
           <w:rFonts w:ascii="Lexend" w:hAnsi="Lexend" w:eastAsia="Lexend" w:cs="Lexend"/>
           <w:color w:val="1B2A4A"/>
         </w:rPr>
-        <w:t>A2 - Interview synthesis (A, due Wed 22 Jul)</w:t>
+        <w:t>A2 - Interview synthesis (A, due Wed 12 Aug)</w:t>
       </w:r>
     </w:p>
     <w:p>
@@ -2679,7 +2679,7 @@
           <w:rFonts w:ascii="Lexend" w:hAnsi="Lexend" w:eastAsia="Lexend" w:cs="Lexend"/>
           <w:color w:val="1B2A4A"/>
         </w:rPr>
-        <w:t>A3 - Empathy and journey maps (A, due Wed 22 Jul)</w:t>
+        <w:t>A3 - Empathy and journey maps (A, due Wed 12 Aug)</w:t>
       </w:r>
     </w:p>
     <w:p>
@@ -2736,7 +2736,7 @@
           <w:rFonts w:ascii="Lexend" w:hAnsi="Lexend" w:eastAsia="Lexend" w:cs="Lexend"/>
           <w:color w:val="1B2A4A"/>
         </w:rPr>
-        <w:t>B2 - Performance dashboard (B, due Fri 24 Jul)</w:t>
+        <w:t>B2 - Performance dashboard (B, due Fri 14 Aug)</w:t>
       </w:r>
     </w:p>
     <w:p>
@@ -2793,7 +2793,7 @@
           <w:rFonts w:ascii="Lexend" w:hAnsi="Lexend" w:eastAsia="Lexend" w:cs="Lexend"/>
           <w:color w:val="1B2A4A"/>
         </w:rPr>
-        <w:t>B3 - Analysis summary (B, due Wed 29 Jul)</w:t>
+        <w:t>B3 - Analysis summary (B, due Wed 19 Aug)</w:t>
       </w:r>
     </w:p>
     <w:p>
@@ -2850,7 +2850,7 @@
           <w:rFonts w:ascii="Lexend" w:hAnsi="Lexend" w:eastAsia="Lexend" w:cs="Lexend"/>
           <w:color w:val="1B2A4A"/>
         </w:rPr>
-        <w:t>A4 - Strategic options (A, due Thu 30 Jul)</w:t>
+        <w:t>A4 - Strategic options (A, due Thu 20 Aug)</w:t>
       </w:r>
     </w:p>
     <w:p>
@@ -2907,7 +2907,7 @@
           <w:rFonts w:ascii="Lexend" w:hAnsi="Lexend" w:eastAsia="Lexend" w:cs="Lexend"/>
           <w:color w:val="1B2A4A"/>
         </w:rPr>
-        <w:t>B4 - Evidence-check memo (B, due Fri 31 Jul)</w:t>
+        <w:t>B4 - Evidence-check memo (B, due Fri 21 Aug)</w:t>
       </w:r>
     </w:p>
     <w:p>
@@ -2964,7 +2964,7 @@
           <w:rFonts w:ascii="Lexend" w:hAnsi="Lexend" w:eastAsia="Lexend" w:cs="Lexend"/>
           <w:color w:val="1B2A4A"/>
         </w:rPr>
-        <w:t>A5 - Trade-off reflection (A, due Wed 5 Aug)</w:t>
+        <w:t>A5 - Trade-off reflection (A, due Wed 26 Aug)</w:t>
       </w:r>
     </w:p>
     <w:p>
@@ -3021,7 +3021,7 @@
           <w:rFonts w:ascii="Lexend" w:hAnsi="Lexend" w:eastAsia="Lexend" w:cs="Lexend"/>
           <w:color w:val="1B2A4A"/>
         </w:rPr>
-        <w:t>A6 - Validation protocol (All, due Wed 5 Aug)</w:t>
+        <w:t>A6 - Validation protocol (All, due Wed 26 Aug)</w:t>
       </w:r>
     </w:p>
     <w:p>
@@ -3078,7 +3078,7 @@
           <w:rFonts w:ascii="Lexend" w:hAnsi="Lexend" w:eastAsia="Lexend" w:cs="Lexend"/>
           <w:color w:val="1B2A4A"/>
         </w:rPr>
-        <w:t>B5 - Funding scenarios (B, due Thu 6 Aug)</w:t>
+        <w:t>B5 - Funding scenarios (B, due Thu 27 Aug)</w:t>
       </w:r>
     </w:p>
     <w:p>
@@ -3135,7 +3135,7 @@
           <w:rFonts w:ascii="Lexend" w:hAnsi="Lexend" w:eastAsia="Lexend" w:cs="Lexend"/>
           <w:color w:val="1B2A4A"/>
         </w:rPr>
-        <w:t>A7 - Revision log (All, due Thu 6 Aug)</w:t>
+        <w:t>A7 - Revision log (All, due Thu 27 Aug)</w:t>
       </w:r>
     </w:p>
     <w:p>
@@ -3192,7 +3192,7 @@
           <w:rFonts w:ascii="Lexend" w:hAnsi="Lexend" w:eastAsia="Lexend" w:cs="Lexend"/>
           <w:color w:val="1B2A4A"/>
         </w:rPr>
-        <w:t>Executive summary (All, due Fri 7 Aug)</w:t>
+        <w:t>Executive summary (All, due Fri 28 Aug)</w:t>
       </w:r>
     </w:p>
     <w:p>
@@ -3249,7 +3249,7 @@
           <w:rFonts w:ascii="Lexend" w:hAnsi="Lexend" w:eastAsia="Lexend" w:cs="Lexend"/>
           <w:color w:val="1B2A4A"/>
         </w:rPr>
-        <w:t>Final report (All, due Fri 14 Aug)</w:t>
+        <w:t>Final report (All, due Fri 11 Sep)</w:t>
       </w:r>
     </w:p>
     <w:p>
@@ -3306,7 +3306,7 @@
           <w:rFonts w:ascii="Lexend" w:hAnsi="Lexend" w:eastAsia="Lexend" w:cs="Lexend"/>
           <w:color w:val="1B2A4A"/>
         </w:rPr>
-        <w:t>Board presentation (All, due Thu 13 Aug)</w:t>
+        <w:t>Board presentation (All, due Thu 10 Sep)</w:t>
       </w:r>
     </w:p>
     <w:p>
@@ -3363,7 +3363,7 @@
           <w:rFonts w:ascii="Lexend" w:hAnsi="Lexend" w:eastAsia="Lexend" w:cs="Lexend"/>
           <w:color w:val="1B2A4A"/>
         </w:rPr>
-        <w:t>Handoff checklist (All, due Wed 12 Aug)</w:t>
+        <w:t>Handoff checklist (All, due Wed 2 Sep)</w:t>
       </w:r>
     </w:p>
     <w:p>
@@ -3378,7 +3378,7 @@
           <w:color w:val="222222"/>
           <w:sz w:val="22"/>
         </w:rPr>
-        <w:t>Requirement: Both sections signed; Request Log shows min. three completed pairs.</w:t>
+        <w:t>Requirement: Both sections online-confirmed; Request Log shows min. three completed pairs.</w:t>
       </w:r>
     </w:p>
     <w:p>
@@ -3393,7 +3393,7 @@
           <w:color w:val="222222"/>
           <w:sz w:val="22"/>
         </w:rPr>
-        <w:t>Excellent: Genuine exchange evidenced; Engagement Lead signs in good faith.</w:t>
+        <w:t>Excellent: Genuine exchange evidenced; Engagement Lead confirms in good faith.</w:t>
       </w:r>
     </w:p>
     <w:p>
@@ -3408,7 +3408,7 @@
           <w:color w:val="222222"/>
           <w:sz w:val="22"/>
         </w:rPr>
-        <w:t>Mark down if: One dump at the end; raw file shared; unsigned.</w:t>
+        <w:t>Mark down if: One dump at the end; raw file shared; unchecked.</w:t>
       </w:r>
     </w:p>
     <w:p>

--- a/Answer_Key/Word/02_Expected_Deliverables_and_Outcomes.docx
+++ b/Answer_Key/Word/02_Expected_Deliverables_and_Outcomes.docx
@@ -401,7 +401,7 @@
                 <w:rFonts w:ascii="Nunito" w:hAnsi="Nunito" w:eastAsia="Nunito" w:cs="Nunito"/>
                 <w:sz w:val="20"/>
               </w:rPr>
-              <w:t>Charter confirmed; RACI has one accountable owner; A/B data rule stated.</w:t>
+              <w:t>Charter confirmed; RACI has one accountable owner; Estate→Demand→Plan→R/FM rule stated.</w:t>
             </w:r>
           </w:p>
         </w:tc>
@@ -492,7 +492,7 @@
                 <w:rFonts w:ascii="Nunito" w:hAnsi="Nunito" w:eastAsia="Nunito" w:cs="Nunito"/>
                 <w:sz w:val="20"/>
               </w:rPr>
-              <w:t>Hypotheses map to Analysis Requests; no overlap between branches.</w:t>
+              <w:t>Hypotheses map to Analysis Requests; branches emerge from evidence; statement sharpens the engagement letter.</w:t>
             </w:r>
           </w:p>
         </w:tc>
@@ -507,7 +507,7 @@
                 <w:rFonts w:ascii="Nunito" w:hAnsi="Nunito" w:eastAsia="Nunito" w:cs="Nunito"/>
                 <w:sz w:val="20"/>
               </w:rPr>
-              <w:t>Restates handbook verbatim; generic tree; no implied asks.</w:t>
+              <w:t>Copies engagement-letter wording; generic or pre-labelled tree; no implied asks.</w:t>
             </w:r>
           </w:p>
         </w:tc>
@@ -701,7 +701,7 @@
                 <w:rFonts w:ascii="Nunito" w:hAnsi="Nunito" w:eastAsia="Nunito" w:cs="Nunito"/>
                 <w:sz w:val="20"/>
               </w:rPr>
-              <w:t>Analysis Requests (min. 3)</w:t>
+              <w:t>Data Estate Brief</w:t>
             </w:r>
           </w:p>
         </w:tc>
@@ -715,7 +715,7 @@
                 <w:rFonts w:ascii="Nunito" w:hAnsi="Nunito" w:eastAsia="Nunito" w:cs="Nunito"/>
                 <w:sz w:val="20"/>
               </w:rPr>
-              <w:t>A</w:t>
+              <w:t>B</w:t>
             </w:r>
           </w:p>
         </w:tc>
@@ -729,7 +729,7 @@
                 <w:rFonts w:ascii="Nunito" w:hAnsi="Nunito" w:eastAsia="Nunito" w:cs="Nunito"/>
                 <w:sz w:val="20"/>
               </w:rPr>
-              <w:t>Weeks 3-5</w:t>
+              <w:t>Mon Week 3</w:t>
             </w:r>
           </w:p>
         </w:tc>
@@ -757,7 +757,7 @@
                 <w:rFonts w:ascii="Nunito" w:hAnsi="Nunito" w:eastAsia="Nunito" w:cs="Nunito"/>
                 <w:sz w:val="20"/>
               </w:rPr>
-              <w:t>Asks are specific enough for B to answer; emerge from transcripts/hypotheses.</w:t>
+              <w:t>A can aim Demand without seeing raw data; limits are honest; catalog not a spoiler of findings.</w:t>
             </w:r>
           </w:p>
         </w:tc>
@@ -771,7 +771,7 @@
                 <w:rFonts w:ascii="Nunito" w:hAnsi="Nunito" w:eastAsia="Nunito" w:cs="Nunito"/>
                 <w:sz w:val="20"/>
               </w:rPr>
-              <w:t>Fewer than three; vague 'send us the data'; field names invented from nowhere.</w:t>
+              <w:t>Raw file shared; schema dump that lets A prescribe joins; empty or late brief.</w:t>
             </w:r>
           </w:p>
         </w:tc>
@@ -788,7 +788,363 @@
                 <w:rFonts w:ascii="Nunito" w:hAnsi="Nunito" w:eastAsia="Nunito" w:cs="Nunito"/>
                 <w:sz w:val="20"/>
               </w:rPr>
+              <w:t>Demand Brief</w:t>
+            </w:r>
+          </w:p>
+        </w:tc>
+        <w:tc>
+          <w:tcPr>
+            <w:tcW w:type="dxa" w:w="720"/>
+            <w:shd w:val="clear" w:color="auto" w:fill="F2F4F7"/>
+          </w:tcPr>
+          <w:p>
+            <w:r>
+              <w:rPr>
+                <w:rFonts w:ascii="Nunito" w:hAnsi="Nunito" w:eastAsia="Nunito" w:cs="Nunito"/>
+                <w:sz w:val="20"/>
+              </w:rPr>
+              <w:t>A</w:t>
+            </w:r>
+          </w:p>
+        </w:tc>
+        <w:tc>
+          <w:tcPr>
+            <w:tcW w:type="dxa" w:w="1152"/>
+            <w:shd w:val="clear" w:color="auto" w:fill="F2F4F7"/>
+          </w:tcPr>
+          <w:p>
+            <w:r>
+              <w:rPr>
+                <w:rFonts w:ascii="Nunito" w:hAnsi="Nunito" w:eastAsia="Nunito" w:cs="Nunito"/>
+                <w:sz w:val="20"/>
+              </w:rPr>
+              <w:t>Mon-Tue Week 3</w:t>
+            </w:r>
+          </w:p>
+        </w:tc>
+        <w:tc>
+          <w:tcPr>
+            <w:tcW w:type="dxa" w:w="1008"/>
+            <w:shd w:val="clear" w:color="auto" w:fill="F2F4F7"/>
+          </w:tcPr>
+          <w:p>
+            <w:r>
+              <w:rPr>
+                <w:rFonts w:ascii="Nunito" w:hAnsi="Nunito" w:eastAsia="Nunito" w:cs="Nunito"/>
+                <w:sz w:val="20"/>
+              </w:rPr>
+              <w:t>PDF</w:t>
+            </w:r>
+          </w:p>
+        </w:tc>
+        <w:tc>
+          <w:tcPr>
+            <w:tcW w:type="dxa" w:w="2592"/>
+            <w:shd w:val="clear" w:color="auto" w:fill="F2F4F7"/>
+          </w:tcPr>
+          <w:p>
+            <w:r>
+              <w:rPr>
+                <w:rFonts w:ascii="Nunito" w:hAnsi="Nunito" w:eastAsia="Nunito" w:cs="Nunito"/>
+                <w:sz w:val="20"/>
+              </w:rPr>
+              <w:t>Top demands map to R-01+; each would change the recommendation if answered.</w:t>
+            </w:r>
+          </w:p>
+        </w:tc>
+        <w:tc>
+          <w:tcPr>
+            <w:tcW w:type="dxa" w:w="2592"/>
+            <w:shd w:val="clear" w:color="auto" w:fill="F2F4F7"/>
+          </w:tcPr>
+          <w:p>
+            <w:r>
+              <w:rPr>
+                <w:rFonts w:ascii="Nunito" w:hAnsi="Nunito" w:eastAsia="Nunito" w:cs="Nunito"/>
+                <w:sz w:val="20"/>
+              </w:rPr>
+              <w:t>Vague 'send us the data'; field names invented; filed before reading Estate Brief.</w:t>
+            </w:r>
+          </w:p>
+        </w:tc>
+      </w:tr>
+      <w:tr>
+        <w:tc>
+          <w:tcPr>
+            <w:tcW w:type="dxa" w:w="2592"/>
+          </w:tcPr>
+          <w:p>
+            <w:r>
+              <w:rPr>
+                <w:rFonts w:ascii="Nunito" w:hAnsi="Nunito" w:eastAsia="Nunito" w:cs="Nunito"/>
+                <w:sz w:val="20"/>
+              </w:rPr>
+              <w:t>Analysis Plans</w:t>
+            </w:r>
+          </w:p>
+        </w:tc>
+        <w:tc>
+          <w:tcPr>
+            <w:tcW w:type="dxa" w:w="720"/>
+          </w:tcPr>
+          <w:p>
+            <w:r>
+              <w:rPr>
+                <w:rFonts w:ascii="Nunito" w:hAnsi="Nunito" w:eastAsia="Nunito" w:cs="Nunito"/>
+                <w:sz w:val="20"/>
+              </w:rPr>
+              <w:t>B</w:t>
+            </w:r>
+          </w:p>
+        </w:tc>
+        <w:tc>
+          <w:tcPr>
+            <w:tcW w:type="dxa" w:w="1152"/>
+          </w:tcPr>
+          <w:p>
+            <w:r>
+              <w:rPr>
+                <w:rFonts w:ascii="Nunito" w:hAnsi="Nunito" w:eastAsia="Nunito" w:cs="Nunito"/>
+                <w:sz w:val="20"/>
+              </w:rPr>
+              <w:t>From Week 3</w:t>
+            </w:r>
+          </w:p>
+        </w:tc>
+        <w:tc>
+          <w:tcPr>
+            <w:tcW w:type="dxa" w:w="1008"/>
+          </w:tcPr>
+          <w:p>
+            <w:r>
+              <w:rPr>
+                <w:rFonts w:ascii="Nunito" w:hAnsi="Nunito" w:eastAsia="Nunito" w:cs="Nunito"/>
+                <w:sz w:val="20"/>
+              </w:rPr>
+              <w:t>PDF</w:t>
+            </w:r>
+          </w:p>
+        </w:tc>
+        <w:tc>
+          <w:tcPr>
+            <w:tcW w:type="dxa" w:w="2592"/>
+          </w:tcPr>
+          <w:p>
+            <w:r>
+              <w:rPr>
+                <w:rFonts w:ascii="Nunito" w:hAnsi="Nunito" w:eastAsia="Nunito" w:cs="Nunito"/>
+                <w:sz w:val="20"/>
+              </w:rPr>
+              <w:t>Plan answers A's decision question; A acknowledges without co-editing pivots.</w:t>
+            </w:r>
+          </w:p>
+        </w:tc>
+        <w:tc>
+          <w:tcPr>
+            <w:tcW w:type="dxa" w:w="2592"/>
+          </w:tcPr>
+          <w:p>
+            <w:r>
+              <w:rPr>
+                <w:rFonts w:ascii="Nunito" w:hAnsi="Nunito" w:eastAsia="Nunito" w:cs="Nunito"/>
+                <w:sz w:val="20"/>
+              </w:rPr>
+              <w:t>No plan; plan is a field list for A to run; interim raw extracts shared.</w:t>
+            </w:r>
+          </w:p>
+        </w:tc>
+      </w:tr>
+      <w:tr>
+        <w:tc>
+          <w:tcPr>
+            <w:tcW w:type="dxa" w:w="2592"/>
+            <w:shd w:val="clear" w:color="auto" w:fill="F2F4F7"/>
+          </w:tcPr>
+          <w:p>
+            <w:r>
+              <w:rPr>
+                <w:rFonts w:ascii="Nunito" w:hAnsi="Nunito" w:eastAsia="Nunito" w:cs="Nunito"/>
+                <w:sz w:val="20"/>
+              </w:rPr>
+              <w:t>Analysis Requests (min. 3)</w:t>
+            </w:r>
+          </w:p>
+        </w:tc>
+        <w:tc>
+          <w:tcPr>
+            <w:tcW w:type="dxa" w:w="720"/>
+            <w:shd w:val="clear" w:color="auto" w:fill="F2F4F7"/>
+          </w:tcPr>
+          <w:p>
+            <w:r>
+              <w:rPr>
+                <w:rFonts w:ascii="Nunito" w:hAnsi="Nunito" w:eastAsia="Nunito" w:cs="Nunito"/>
+                <w:sz w:val="20"/>
+              </w:rPr>
+              <w:t>A</w:t>
+            </w:r>
+          </w:p>
+        </w:tc>
+        <w:tc>
+          <w:tcPr>
+            <w:tcW w:type="dxa" w:w="1152"/>
+            <w:shd w:val="clear" w:color="auto" w:fill="F2F4F7"/>
+          </w:tcPr>
+          <w:p>
+            <w:r>
+              <w:rPr>
+                <w:rFonts w:ascii="Nunito" w:hAnsi="Nunito" w:eastAsia="Nunito" w:cs="Nunito"/>
+                <w:sz w:val="20"/>
+              </w:rPr>
+              <w:t>Weeks 3-5</w:t>
+            </w:r>
+          </w:p>
+        </w:tc>
+        <w:tc>
+          <w:tcPr>
+            <w:tcW w:type="dxa" w:w="1008"/>
+            <w:shd w:val="clear" w:color="auto" w:fill="F2F4F7"/>
+          </w:tcPr>
+          <w:p>
+            <w:r>
+              <w:rPr>
+                <w:rFonts w:ascii="Nunito" w:hAnsi="Nunito" w:eastAsia="Nunito" w:cs="Nunito"/>
+                <w:sz w:val="20"/>
+              </w:rPr>
+              <w:t>PDF</w:t>
+            </w:r>
+          </w:p>
+        </w:tc>
+        <w:tc>
+          <w:tcPr>
+            <w:tcW w:type="dxa" w:w="2592"/>
+            <w:shd w:val="clear" w:color="auto" w:fill="F2F4F7"/>
+          </w:tcPr>
+          <w:p>
+            <w:r>
+              <w:rPr>
+                <w:rFonts w:ascii="Nunito" w:hAnsi="Nunito" w:eastAsia="Nunito" w:cs="Nunito"/>
+                <w:sz w:val="20"/>
+              </w:rPr>
+              <w:t>Asks are specific enough for B to answer; emerge from Demand + transcripts/hypotheses.</w:t>
+            </w:r>
+          </w:p>
+        </w:tc>
+        <w:tc>
+          <w:tcPr>
+            <w:tcW w:type="dxa" w:w="2592"/>
+            <w:shd w:val="clear" w:color="auto" w:fill="F2F4F7"/>
+          </w:tcPr>
+          <w:p>
+            <w:r>
+              <w:rPr>
+                <w:rFonts w:ascii="Nunito" w:hAnsi="Nunito" w:eastAsia="Nunito" w:cs="Nunito"/>
+                <w:sz w:val="20"/>
+              </w:rPr>
+              <w:t>Fewer than three; vague 'send us the data'; field names invented from nowhere; no Demand/Plan trail.</w:t>
+            </w:r>
+          </w:p>
+        </w:tc>
+      </w:tr>
+      <w:tr>
+        <w:tc>
+          <w:tcPr>
+            <w:tcW w:type="dxa" w:w="2592"/>
+          </w:tcPr>
+          <w:p>
+            <w:r>
+              <w:rPr>
+                <w:rFonts w:ascii="Nunito" w:hAnsi="Nunito" w:eastAsia="Nunito" w:cs="Nunito"/>
+                <w:sz w:val="20"/>
+              </w:rPr>
               <w:t>B1 - Data quality report</w:t>
+            </w:r>
+          </w:p>
+        </w:tc>
+        <w:tc>
+          <w:tcPr>
+            <w:tcW w:type="dxa" w:w="720"/>
+          </w:tcPr>
+          <w:p>
+            <w:r>
+              <w:rPr>
+                <w:rFonts w:ascii="Nunito" w:hAnsi="Nunito" w:eastAsia="Nunito" w:cs="Nunito"/>
+                <w:sz w:val="20"/>
+              </w:rPr>
+              <w:t>B</w:t>
+            </w:r>
+          </w:p>
+        </w:tc>
+        <w:tc>
+          <w:tcPr>
+            <w:tcW w:type="dxa" w:w="1152"/>
+          </w:tcPr>
+          <w:p>
+            <w:r>
+              <w:rPr>
+                <w:rFonts w:ascii="Nunito" w:hAnsi="Nunito" w:eastAsia="Nunito" w:cs="Nunito"/>
+                <w:sz w:val="20"/>
+              </w:rPr>
+              <w:t>Tue 11 Aug</w:t>
+            </w:r>
+          </w:p>
+        </w:tc>
+        <w:tc>
+          <w:tcPr>
+            <w:tcW w:type="dxa" w:w="1008"/>
+          </w:tcPr>
+          <w:p>
+            <w:r>
+              <w:rPr>
+                <w:rFonts w:ascii="Nunito" w:hAnsi="Nunito" w:eastAsia="Nunito" w:cs="Nunito"/>
+                <w:sz w:val="20"/>
+              </w:rPr>
+              <w:t>PDF</w:t>
+            </w:r>
+          </w:p>
+        </w:tc>
+        <w:tc>
+          <w:tcPr>
+            <w:tcW w:type="dxa" w:w="2592"/>
+          </w:tcPr>
+          <w:p>
+            <w:r>
+              <w:rPr>
+                <w:rFonts w:ascii="Nunito" w:hAnsi="Nunito" w:eastAsia="Nunito" w:cs="Nunito"/>
+                <w:sz w:val="20"/>
+              </w:rPr>
+              <w:t>Duplicates (via last_updated), coding, typo wage, DN double-entry, inactive mentor, text funding row addressed.</w:t>
+            </w:r>
+          </w:p>
+        </w:tc>
+        <w:tc>
+          <w:tcPr>
+            <w:tcW w:type="dxa" w:w="2592"/>
+          </w:tcPr>
+          <w:p>
+            <w:r>
+              <w:rPr>
+                <w:rFonts w:ascii="Nunito" w:hAnsi="Nunito" w:eastAsia="Nunito" w:cs="Nunito"/>
+                <w:sz w:val="20"/>
+              </w:rPr>
+              <w:t>Silent cleaning; raw file shared with A; claims 100% clean data.</w:t>
+            </w:r>
+          </w:p>
+        </w:tc>
+      </w:tr>
+      <w:tr>
+        <w:tc>
+          <w:tcPr>
+            <w:tcW w:type="dxa" w:w="2592"/>
+            <w:shd w:val="clear" w:color="auto" w:fill="F2F4F7"/>
+          </w:tcPr>
+          <w:p>
+            <w:r>
+              <w:rPr>
+                <w:rFonts w:ascii="Nunito" w:hAnsi="Nunito" w:eastAsia="Nunito" w:cs="Nunito"/>
+                <w:sz w:val="20"/>
+              </w:rPr>
+              <w:t>Findings Memos (min. 3)</w:t>
             </w:r>
           </w:p>
         </w:tc>
@@ -818,7 +1174,7 @@
                 <w:rFonts w:ascii="Nunito" w:hAnsi="Nunito" w:eastAsia="Nunito" w:cs="Nunito"/>
                 <w:sz w:val="20"/>
               </w:rPr>
-              <w:t>Tue 11 Aug</w:t>
+              <w:t>Weeks 3-5</w:t>
             </w:r>
           </w:p>
         </w:tc>
@@ -848,7 +1204,7 @@
                 <w:rFonts w:ascii="Nunito" w:hAnsi="Nunito" w:eastAsia="Nunito" w:cs="Nunito"/>
                 <w:sz w:val="20"/>
               </w:rPr>
-              <w:t>Duplicates, coding, typo wage, DN double-entry, text funding row all addressed.</w:t>
+              <w:t>Restates question; translates honestly; states placement definition and capacity caveats.</w:t>
             </w:r>
           </w:p>
         </w:tc>
@@ -863,7 +1219,7 @@
                 <w:rFonts w:ascii="Nunito" w:hAnsi="Nunito" w:eastAsia="Nunito" w:cs="Nunito"/>
                 <w:sz w:val="20"/>
               </w:rPr>
-              <w:t>Silent cleaning; raw file shared with A; claims 100% clean data.</w:t>
+              <w:t>Pivot dump; no caveats; raw workbook attached.</w:t>
             </w:r>
           </w:p>
         </w:tc>
@@ -879,7 +1235,7 @@
                 <w:rFonts w:ascii="Nunito" w:hAnsi="Nunito" w:eastAsia="Nunito" w:cs="Nunito"/>
                 <w:sz w:val="20"/>
               </w:rPr>
-              <w:t>Findings Memos (min. 3)</w:t>
+              <w:t>A2 - Interview synthesis</w:t>
             </w:r>
           </w:p>
         </w:tc>
@@ -893,7 +1249,7 @@
                 <w:rFonts w:ascii="Nunito" w:hAnsi="Nunito" w:eastAsia="Nunito" w:cs="Nunito"/>
                 <w:sz w:val="20"/>
               </w:rPr>
-              <w:t>B</w:t>
+              <w:t>A</w:t>
             </w:r>
           </w:p>
         </w:tc>
@@ -907,7 +1263,7 @@
                 <w:rFonts w:ascii="Nunito" w:hAnsi="Nunito" w:eastAsia="Nunito" w:cs="Nunito"/>
                 <w:sz w:val="20"/>
               </w:rPr>
-              <w:t>Weeks 3-5</w:t>
+              <w:t>Wed 12 Aug</w:t>
             </w:r>
           </w:p>
         </w:tc>
@@ -935,7 +1291,7 @@
                 <w:rFonts w:ascii="Nunito" w:hAnsi="Nunito" w:eastAsia="Nunito" w:cs="Nunito"/>
                 <w:sz w:val="20"/>
               </w:rPr>
-              <w:t>Restates question; translates honestly; notes sample limitation.</w:t>
+              <w:t>Themes: transport, employer quality, metric integrity, scale vs quality.</w:t>
             </w:r>
           </w:p>
         </w:tc>
@@ -949,7 +1305,7 @@
                 <w:rFonts w:ascii="Nunito" w:hAnsi="Nunito" w:eastAsia="Nunito" w:cs="Nunito"/>
                 <w:sz w:val="20"/>
               </w:rPr>
-              <w:t>Pivot dump; no caveats; raw workbook attached.</w:t>
+              <w:t>Quote dump by person; no contradictions; no citations.</w:t>
             </w:r>
           </w:p>
         </w:tc>
@@ -966,7 +1322,7 @@
                 <w:rFonts w:ascii="Nunito" w:hAnsi="Nunito" w:eastAsia="Nunito" w:cs="Nunito"/>
                 <w:sz w:val="20"/>
               </w:rPr>
-              <w:t>A2 - Interview synthesis</w:t>
+              <w:t>A3 - Empathy and journey maps</w:t>
             </w:r>
           </w:p>
         </w:tc>
@@ -1026,7 +1382,7 @@
                 <w:rFonts w:ascii="Nunito" w:hAnsi="Nunito" w:eastAsia="Nunito" w:cs="Nunito"/>
                 <w:sz w:val="20"/>
               </w:rPr>
-              <w:t>Themes: transport, employer quality, metric integrity, scale vs quality.</w:t>
+              <w:t>Internship stage shows transport cost and employer exploitation; links to ST-05 and EP-02.</w:t>
             </w:r>
           </w:p>
         </w:tc>
@@ -1034,92 +1390,6 @@
           <w:tcPr>
             <w:tcW w:type="dxa" w:w="2592"/>
             <w:shd w:val="clear" w:color="auto" w:fill="F2F4F7"/>
-          </w:tcPr>
-          <w:p>
-            <w:r>
-              <w:rPr>
-                <w:rFonts w:ascii="Nunito" w:hAnsi="Nunito" w:eastAsia="Nunito" w:cs="Nunito"/>
-                <w:sz w:val="20"/>
-              </w:rPr>
-              <w:t>Quote dump by person; no contradictions; no citations.</w:t>
-            </w:r>
-          </w:p>
-        </w:tc>
-      </w:tr>
-      <w:tr>
-        <w:tc>
-          <w:tcPr>
-            <w:tcW w:type="dxa" w:w="2592"/>
-          </w:tcPr>
-          <w:p>
-            <w:r>
-              <w:rPr>
-                <w:rFonts w:ascii="Nunito" w:hAnsi="Nunito" w:eastAsia="Nunito" w:cs="Nunito"/>
-                <w:sz w:val="20"/>
-              </w:rPr>
-              <w:t>A3 - Empathy and journey maps</w:t>
-            </w:r>
-          </w:p>
-        </w:tc>
-        <w:tc>
-          <w:tcPr>
-            <w:tcW w:type="dxa" w:w="720"/>
-          </w:tcPr>
-          <w:p>
-            <w:r>
-              <w:rPr>
-                <w:rFonts w:ascii="Nunito" w:hAnsi="Nunito" w:eastAsia="Nunito" w:cs="Nunito"/>
-                <w:sz w:val="20"/>
-              </w:rPr>
-              <w:t>A</w:t>
-            </w:r>
-          </w:p>
-        </w:tc>
-        <w:tc>
-          <w:tcPr>
-            <w:tcW w:type="dxa" w:w="1152"/>
-          </w:tcPr>
-          <w:p>
-            <w:r>
-              <w:rPr>
-                <w:rFonts w:ascii="Nunito" w:hAnsi="Nunito" w:eastAsia="Nunito" w:cs="Nunito"/>
-                <w:sz w:val="20"/>
-              </w:rPr>
-              <w:t>Wed 12 Aug</w:t>
-            </w:r>
-          </w:p>
-        </w:tc>
-        <w:tc>
-          <w:tcPr>
-            <w:tcW w:type="dxa" w:w="1008"/>
-          </w:tcPr>
-          <w:p>
-            <w:r>
-              <w:rPr>
-                <w:rFonts w:ascii="Nunito" w:hAnsi="Nunito" w:eastAsia="Nunito" w:cs="Nunito"/>
-                <w:sz w:val="20"/>
-              </w:rPr>
-              <w:t>PDF</w:t>
-            </w:r>
-          </w:p>
-        </w:tc>
-        <w:tc>
-          <w:tcPr>
-            <w:tcW w:type="dxa" w:w="2592"/>
-          </w:tcPr>
-          <w:p>
-            <w:r>
-              <w:rPr>
-                <w:rFonts w:ascii="Nunito" w:hAnsi="Nunito" w:eastAsia="Nunito" w:cs="Nunito"/>
-                <w:sz w:val="20"/>
-              </w:rPr>
-              <w:t>Internship stage shows transport cost and employer exploitation; links to ST-05 and EP-02.</w:t>
-            </w:r>
-          </w:p>
-        </w:tc>
-        <w:tc>
-          <w:tcPr>
-            <w:tcW w:type="dxa" w:w="2592"/>
           </w:tcPr>
           <w:p>
             <w:r>
@@ -1136,6 +1406,92 @@
         <w:tc>
           <w:tcPr>
             <w:tcW w:type="dxa" w:w="2592"/>
+          </w:tcPr>
+          <w:p>
+            <w:r>
+              <w:rPr>
+                <w:rFonts w:ascii="Nunito" w:hAnsi="Nunito" w:eastAsia="Nunito" w:cs="Nunito"/>
+                <w:sz w:val="20"/>
+              </w:rPr>
+              <w:t>B2 - Performance dashboard</w:t>
+            </w:r>
+          </w:p>
+        </w:tc>
+        <w:tc>
+          <w:tcPr>
+            <w:tcW w:type="dxa" w:w="720"/>
+          </w:tcPr>
+          <w:p>
+            <w:r>
+              <w:rPr>
+                <w:rFonts w:ascii="Nunito" w:hAnsi="Nunito" w:eastAsia="Nunito" w:cs="Nunito"/>
+                <w:sz w:val="20"/>
+              </w:rPr>
+              <w:t>B</w:t>
+            </w:r>
+          </w:p>
+        </w:tc>
+        <w:tc>
+          <w:tcPr>
+            <w:tcW w:type="dxa" w:w="1152"/>
+          </w:tcPr>
+          <w:p>
+            <w:r>
+              <w:rPr>
+                <w:rFonts w:ascii="Nunito" w:hAnsi="Nunito" w:eastAsia="Nunito" w:cs="Nunito"/>
+                <w:sz w:val="20"/>
+              </w:rPr>
+              <w:t>Fri 14 Aug</w:t>
+            </w:r>
+          </w:p>
+        </w:tc>
+        <w:tc>
+          <w:tcPr>
+            <w:tcW w:type="dxa" w:w="1008"/>
+          </w:tcPr>
+          <w:p>
+            <w:r>
+              <w:rPr>
+                <w:rFonts w:ascii="Nunito" w:hAnsi="Nunito" w:eastAsia="Nunito" w:cs="Nunito"/>
+                <w:sz w:val="20"/>
+              </w:rPr>
+              <w:t>Excel</w:t>
+            </w:r>
+          </w:p>
+        </w:tc>
+        <w:tc>
+          <w:tcPr>
+            <w:tcW w:type="dxa" w:w="2592"/>
+          </w:tcPr>
+          <w:p>
+            <w:r>
+              <w:rPr>
+                <w:rFonts w:ascii="Nunito" w:hAnsi="Nunito" w:eastAsia="Nunito" w:cs="Nunito"/>
+                <w:sz w:val="20"/>
+              </w:rPr>
+              <w:t>DN and Long An flagged; formal vs broad rate shown or footnoted.</w:t>
+            </w:r>
+          </w:p>
+        </w:tc>
+        <w:tc>
+          <w:tcPr>
+            <w:tcW w:type="dxa" w:w="2592"/>
+          </w:tcPr>
+          <w:p>
+            <w:r>
+              <w:rPr>
+                <w:rFonts w:ascii="Nunito" w:hAnsi="Nunito" w:eastAsia="Nunito" w:cs="Nunito"/>
+                <w:sz w:val="20"/>
+              </w:rPr>
+              <w:t>Shared raw with A; DN hidden; single blended rate with no definition.</w:t>
+            </w:r>
+          </w:p>
+        </w:tc>
+      </w:tr>
+      <w:tr>
+        <w:tc>
+          <w:tcPr>
+            <w:tcW w:type="dxa" w:w="2592"/>
             <w:shd w:val="clear" w:color="auto" w:fill="F2F4F7"/>
           </w:tcPr>
           <w:p>
@@ -1144,7 +1500,7 @@
                 <w:rFonts w:ascii="Nunito" w:hAnsi="Nunito" w:eastAsia="Nunito" w:cs="Nunito"/>
                 <w:sz w:val="20"/>
               </w:rPr>
-              <w:t>B2 - Performance dashboard</w:t>
+              <w:t>B3 - Analysis summary</w:t>
             </w:r>
           </w:p>
         </w:tc>
@@ -1174,185 +1530,7 @@
                 <w:rFonts w:ascii="Nunito" w:hAnsi="Nunito" w:eastAsia="Nunito" w:cs="Nunito"/>
                 <w:sz w:val="20"/>
               </w:rPr>
-              <w:t>Fri 14 Aug</w:t>
-            </w:r>
-          </w:p>
-        </w:tc>
-        <w:tc>
-          <w:tcPr>
-            <w:tcW w:type="dxa" w:w="1008"/>
-            <w:shd w:val="clear" w:color="auto" w:fill="F2F4F7"/>
-          </w:tcPr>
-          <w:p>
-            <w:r>
-              <w:rPr>
-                <w:rFonts w:ascii="Nunito" w:hAnsi="Nunito" w:eastAsia="Nunito" w:cs="Nunito"/>
-                <w:sz w:val="20"/>
-              </w:rPr>
-              <w:t>Excel</w:t>
-            </w:r>
-          </w:p>
-        </w:tc>
-        <w:tc>
-          <w:tcPr>
-            <w:tcW w:type="dxa" w:w="2592"/>
-            <w:shd w:val="clear" w:color="auto" w:fill="F2F4F7"/>
-          </w:tcPr>
-          <w:p>
-            <w:r>
-              <w:rPr>
-                <w:rFonts w:ascii="Nunito" w:hAnsi="Nunito" w:eastAsia="Nunito" w:cs="Nunito"/>
-                <w:sz w:val="20"/>
-              </w:rPr>
-              <w:t>DN and Long An flagged; formal vs broad rate shown or footnoted.</w:t>
-            </w:r>
-          </w:p>
-        </w:tc>
-        <w:tc>
-          <w:tcPr>
-            <w:tcW w:type="dxa" w:w="2592"/>
-            <w:shd w:val="clear" w:color="auto" w:fill="F2F4F7"/>
-          </w:tcPr>
-          <w:p>
-            <w:r>
-              <w:rPr>
-                <w:rFonts w:ascii="Nunito" w:hAnsi="Nunito" w:eastAsia="Nunito" w:cs="Nunito"/>
-                <w:sz w:val="20"/>
-              </w:rPr>
-              <w:t>Shared raw with A; DN hidden; single blended rate with no definition.</w:t>
-            </w:r>
-          </w:p>
-        </w:tc>
-      </w:tr>
-      <w:tr>
-        <w:tc>
-          <w:tcPr>
-            <w:tcW w:type="dxa" w:w="2592"/>
-          </w:tcPr>
-          <w:p>
-            <w:r>
-              <w:rPr>
-                <w:rFonts w:ascii="Nunito" w:hAnsi="Nunito" w:eastAsia="Nunito" w:cs="Nunito"/>
-                <w:sz w:val="20"/>
-              </w:rPr>
-              <w:t>B3 - Analysis summary</w:t>
-            </w:r>
-          </w:p>
-        </w:tc>
-        <w:tc>
-          <w:tcPr>
-            <w:tcW w:type="dxa" w:w="720"/>
-          </w:tcPr>
-          <w:p>
-            <w:r>
-              <w:rPr>
-                <w:rFonts w:ascii="Nunito" w:hAnsi="Nunito" w:eastAsia="Nunito" w:cs="Nunito"/>
-                <w:sz w:val="20"/>
-              </w:rPr>
-              <w:t>B</w:t>
-            </w:r>
-          </w:p>
-        </w:tc>
-        <w:tc>
-          <w:tcPr>
-            <w:tcW w:type="dxa" w:w="1152"/>
-          </w:tcPr>
-          <w:p>
-            <w:r>
-              <w:rPr>
-                <w:rFonts w:ascii="Nunito" w:hAnsi="Nunito" w:eastAsia="Nunito" w:cs="Nunito"/>
-                <w:sz w:val="20"/>
-              </w:rPr>
               <w:t>Wed 19 Aug</w:t>
-            </w:r>
-          </w:p>
-        </w:tc>
-        <w:tc>
-          <w:tcPr>
-            <w:tcW w:type="dxa" w:w="1008"/>
-          </w:tcPr>
-          <w:p>
-            <w:r>
-              <w:rPr>
-                <w:rFonts w:ascii="Nunito" w:hAnsi="Nunito" w:eastAsia="Nunito" w:cs="Nunito"/>
-                <w:sz w:val="20"/>
-              </w:rPr>
-              <w:t>PDF</w:t>
-            </w:r>
-          </w:p>
-        </w:tc>
-        <w:tc>
-          <w:tcPr>
-            <w:tcW w:type="dxa" w:w="2592"/>
-          </w:tcPr>
-          <w:p>
-            <w:r>
-              <w:rPr>
-                <w:rFonts w:ascii="Nunito" w:hAnsi="Nunito" w:eastAsia="Nunito" w:cs="Nunito"/>
-                <w:sz w:val="20"/>
-              </w:rPr>
-              <w:t>Attendance correlates with placement but transport/motivation confound.</w:t>
-            </w:r>
-          </w:p>
-        </w:tc>
-        <w:tc>
-          <w:tcPr>
-            <w:tcW w:type="dxa" w:w="2592"/>
-          </w:tcPr>
-          <w:p>
-            <w:r>
-              <w:rPr>
-                <w:rFonts w:ascii="Nunito" w:hAnsi="Nunito" w:eastAsia="Nunito" w:cs="Nunito"/>
-                <w:sz w:val="20"/>
-              </w:rPr>
-              <w:t>Claims attendance causes placement; ignores confounders.</w:t>
-            </w:r>
-          </w:p>
-        </w:tc>
-      </w:tr>
-      <w:tr>
-        <w:tc>
-          <w:tcPr>
-            <w:tcW w:type="dxa" w:w="2592"/>
-            <w:shd w:val="clear" w:color="auto" w:fill="F2F4F7"/>
-          </w:tcPr>
-          <w:p>
-            <w:r>
-              <w:rPr>
-                <w:rFonts w:ascii="Nunito" w:hAnsi="Nunito" w:eastAsia="Nunito" w:cs="Nunito"/>
-                <w:sz w:val="20"/>
-              </w:rPr>
-              <w:t>A4 - Strategic options</w:t>
-            </w:r>
-          </w:p>
-        </w:tc>
-        <w:tc>
-          <w:tcPr>
-            <w:tcW w:type="dxa" w:w="720"/>
-            <w:shd w:val="clear" w:color="auto" w:fill="F2F4F7"/>
-          </w:tcPr>
-          <w:p>
-            <w:r>
-              <w:rPr>
-                <w:rFonts w:ascii="Nunito" w:hAnsi="Nunito" w:eastAsia="Nunito" w:cs="Nunito"/>
-                <w:sz w:val="20"/>
-              </w:rPr>
-              <w:t>A</w:t>
-            </w:r>
-          </w:p>
-        </w:tc>
-        <w:tc>
-          <w:tcPr>
-            <w:tcW w:type="dxa" w:w="1152"/>
-            <w:shd w:val="clear" w:color="auto" w:fill="F2F4F7"/>
-          </w:tcPr>
-          <w:p>
-            <w:r>
-              <w:rPr>
-                <w:rFonts w:ascii="Nunito" w:hAnsi="Nunito" w:eastAsia="Nunito" w:cs="Nunito"/>
-                <w:sz w:val="20"/>
-              </w:rPr>
-              <w:t>Thu 20 Aug</w:t>
             </w:r>
           </w:p>
         </w:tc>
@@ -1382,7 +1560,7 @@
                 <w:rFonts w:ascii="Nunito" w:hAnsi="Nunito" w:eastAsia="Nunito" w:cs="Nunito"/>
                 <w:sz w:val="20"/>
               </w:rPr>
-              <w:t>Options differ on scale timing; change-my-mind trigger stated.</w:t>
+              <w:t>Attendance correlates with placement but transport/motivation confound.</w:t>
             </w:r>
           </w:p>
         </w:tc>
@@ -1397,7 +1575,7 @@
                 <w:rFonts w:ascii="Nunito" w:hAnsi="Nunito" w:eastAsia="Nunito" w:cs="Nunito"/>
                 <w:sz w:val="20"/>
               </w:rPr>
-              <w:t>Three variants of 'scale more'; numbers without Request IDs.</w:t>
+              <w:t>Claims attendance causes placement; ignores confounders.</w:t>
             </w:r>
           </w:p>
         </w:tc>
@@ -1413,7 +1591,7 @@
                 <w:rFonts w:ascii="Nunito" w:hAnsi="Nunito" w:eastAsia="Nunito" w:cs="Nunito"/>
                 <w:sz w:val="20"/>
               </w:rPr>
-              <w:t>B4 - Evidence-check memo</w:t>
+              <w:t>A4 - Strategic options</w:t>
             </w:r>
           </w:p>
         </w:tc>
@@ -1427,7 +1605,7 @@
                 <w:rFonts w:ascii="Nunito" w:hAnsi="Nunito" w:eastAsia="Nunito" w:cs="Nunito"/>
                 <w:sz w:val="20"/>
               </w:rPr>
-              <w:t>B</w:t>
+              <w:t>A</w:t>
             </w:r>
           </w:p>
         </w:tc>
@@ -1441,7 +1619,7 @@
                 <w:rFonts w:ascii="Nunito" w:hAnsi="Nunito" w:eastAsia="Nunito" w:cs="Nunito"/>
                 <w:sz w:val="20"/>
               </w:rPr>
-              <w:t>Fri 21 Aug</w:t>
+              <w:t>Thu 20 Aug</w:t>
             </w:r>
           </w:p>
         </w:tc>
@@ -1469,6 +1647,97 @@
                 <w:rFonts w:ascii="Nunito" w:hAnsi="Nunito" w:eastAsia="Nunito" w:cs="Nunito"/>
                 <w:sz w:val="20"/>
               </w:rPr>
+              <w:t>Options differ on scale timing; change-my-mind trigger stated.</w:t>
+            </w:r>
+          </w:p>
+        </w:tc>
+        <w:tc>
+          <w:tcPr>
+            <w:tcW w:type="dxa" w:w="2592"/>
+          </w:tcPr>
+          <w:p>
+            <w:r>
+              <w:rPr>
+                <w:rFonts w:ascii="Nunito" w:hAnsi="Nunito" w:eastAsia="Nunito" w:cs="Nunito"/>
+                <w:sz w:val="20"/>
+              </w:rPr>
+              <w:t>Three variants of 'scale more'; numbers without Request IDs.</w:t>
+            </w:r>
+          </w:p>
+        </w:tc>
+      </w:tr>
+      <w:tr>
+        <w:tc>
+          <w:tcPr>
+            <w:tcW w:type="dxa" w:w="2592"/>
+            <w:shd w:val="clear" w:color="auto" w:fill="F2F4F7"/>
+          </w:tcPr>
+          <w:p>
+            <w:r>
+              <w:rPr>
+                <w:rFonts w:ascii="Nunito" w:hAnsi="Nunito" w:eastAsia="Nunito" w:cs="Nunito"/>
+                <w:sz w:val="20"/>
+              </w:rPr>
+              <w:t>B4 - Evidence-check memo</w:t>
+            </w:r>
+          </w:p>
+        </w:tc>
+        <w:tc>
+          <w:tcPr>
+            <w:tcW w:type="dxa" w:w="720"/>
+            <w:shd w:val="clear" w:color="auto" w:fill="F2F4F7"/>
+          </w:tcPr>
+          <w:p>
+            <w:r>
+              <w:rPr>
+                <w:rFonts w:ascii="Nunito" w:hAnsi="Nunito" w:eastAsia="Nunito" w:cs="Nunito"/>
+                <w:sz w:val="20"/>
+              </w:rPr>
+              <w:t>B</w:t>
+            </w:r>
+          </w:p>
+        </w:tc>
+        <w:tc>
+          <w:tcPr>
+            <w:tcW w:type="dxa" w:w="1152"/>
+            <w:shd w:val="clear" w:color="auto" w:fill="F2F4F7"/>
+          </w:tcPr>
+          <w:p>
+            <w:r>
+              <w:rPr>
+                <w:rFonts w:ascii="Nunito" w:hAnsi="Nunito" w:eastAsia="Nunito" w:cs="Nunito"/>
+                <w:sz w:val="20"/>
+              </w:rPr>
+              <w:t>Fri 21 Aug</w:t>
+            </w:r>
+          </w:p>
+        </w:tc>
+        <w:tc>
+          <w:tcPr>
+            <w:tcW w:type="dxa" w:w="1008"/>
+            <w:shd w:val="clear" w:color="auto" w:fill="F2F4F7"/>
+          </w:tcPr>
+          <w:p>
+            <w:r>
+              <w:rPr>
+                <w:rFonts w:ascii="Nunito" w:hAnsi="Nunito" w:eastAsia="Nunito" w:cs="Nunito"/>
+                <w:sz w:val="20"/>
+              </w:rPr>
+              <w:t>PDF</w:t>
+            </w:r>
+          </w:p>
+        </w:tc>
+        <w:tc>
+          <w:tcPr>
+            <w:tcW w:type="dxa" w:w="2592"/>
+            <w:shd w:val="clear" w:color="auto" w:fill="F2F4F7"/>
+          </w:tcPr>
+          <w:p>
+            <w:r>
+              <w:rPr>
+                <w:rFonts w:ascii="Nunito" w:hAnsi="Nunito" w:eastAsia="Nunito" w:cs="Nunito"/>
+                <w:sz w:val="20"/>
+              </w:rPr>
               <w:t>Flags if aggressive growth cannot hold 65% without selection pressure.</w:t>
             </w:r>
           </w:p>
@@ -1476,6 +1745,7 @@
         <w:tc>
           <w:tcPr>
             <w:tcW w:type="dxa" w:w="2592"/>
+            <w:shd w:val="clear" w:color="auto" w:fill="F2F4F7"/>
           </w:tcPr>
           <w:p>
             <w:r>
@@ -1492,7 +1762,6 @@
         <w:tc>
           <w:tcPr>
             <w:tcW w:type="dxa" w:w="2592"/>
-            <w:shd w:val="clear" w:color="auto" w:fill="F2F4F7"/>
           </w:tcPr>
           <w:p>
             <w:r>
@@ -1507,6 +1776,78 @@
         <w:tc>
           <w:tcPr>
             <w:tcW w:type="dxa" w:w="720"/>
+          </w:tcPr>
+          <w:p>
+            <w:r>
+              <w:rPr>
+                <w:rFonts w:ascii="Nunito" w:hAnsi="Nunito" w:eastAsia="Nunito" w:cs="Nunito"/>
+                <w:sz w:val="20"/>
+              </w:rPr>
+              <w:t>A</w:t>
+            </w:r>
+          </w:p>
+        </w:tc>
+        <w:tc>
+          <w:tcPr>
+            <w:tcW w:type="dxa" w:w="1152"/>
+          </w:tcPr>
+          <w:p>
+            <w:r>
+              <w:rPr>
+                <w:rFonts w:ascii="Nunito" w:hAnsi="Nunito" w:eastAsia="Nunito" w:cs="Nunito"/>
+                <w:sz w:val="20"/>
+              </w:rPr>
+              <w:t>Wed 26 Aug</w:t>
+            </w:r>
+          </w:p>
+        </w:tc>
+        <w:tc>
+          <w:tcPr>
+            <w:tcW w:type="dxa" w:w="1008"/>
+          </w:tcPr>
+          <w:p>
+            <w:r>
+              <w:rPr>
+                <w:rFonts w:ascii="Nunito" w:hAnsi="Nunito" w:eastAsia="Nunito" w:cs="Nunito"/>
+                <w:sz w:val="20"/>
+              </w:rPr>
+              <w:t>PDF</w:t>
+            </w:r>
+          </w:p>
+        </w:tc>
+        <w:tc>
+          <w:tcPr>
+            <w:tcW w:type="dxa" w:w="2592"/>
+          </w:tcPr>
+          <w:p>
+            <w:r>
+              <w:rPr>
+                <w:rFonts w:ascii="Nunito" w:hAnsi="Nunito" w:eastAsia="Nunito" w:cs="Nunito"/>
+                <w:sz w:val="20"/>
+              </w:rPr>
+              <w:t>Team names the operational cost of the ethical choice, or the moral cost of the efficient choice.</w:t>
+            </w:r>
+          </w:p>
+        </w:tc>
+        <w:tc>
+          <w:tcPr>
+            <w:tcW w:type="dxa" w:w="2592"/>
+          </w:tcPr>
+          <w:p>
+            <w:r>
+              <w:rPr>
+                <w:rFonts w:ascii="Nunito" w:hAnsi="Nunito" w:eastAsia="Nunito" w:cs="Nunito"/>
+                <w:sz w:val="20"/>
+              </w:rPr>
+              <w:t>Empty platitudes; no named cost; checklist of invented ED codes.</w:t>
+            </w:r>
+          </w:p>
+        </w:tc>
+      </w:tr>
+      <w:tr>
+        <w:tc>
+          <w:tcPr>
+            <w:tcW w:type="dxa" w:w="2592"/>
             <w:shd w:val="clear" w:color="auto" w:fill="F2F4F7"/>
           </w:tcPr>
           <w:p>
@@ -1515,7 +1856,22 @@
                 <w:rFonts w:ascii="Nunito" w:hAnsi="Nunito" w:eastAsia="Nunito" w:cs="Nunito"/>
                 <w:sz w:val="20"/>
               </w:rPr>
-              <w:t>A</w:t>
+              <w:t>A6 - Validation protocol</w:t>
+            </w:r>
+          </w:p>
+        </w:tc>
+        <w:tc>
+          <w:tcPr>
+            <w:tcW w:type="dxa" w:w="720"/>
+            <w:shd w:val="clear" w:color="auto" w:fill="F2F4F7"/>
+          </w:tcPr>
+          <w:p>
+            <w:r>
+              <w:rPr>
+                <w:rFonts w:ascii="Nunito" w:hAnsi="Nunito" w:eastAsia="Nunito" w:cs="Nunito"/>
+                <w:sz w:val="20"/>
+              </w:rPr>
+              <w:t>All</w:t>
             </w:r>
           </w:p>
         </w:tc>
@@ -1560,7 +1916,7 @@
                 <w:rFonts w:ascii="Nunito" w:hAnsi="Nunito" w:eastAsia="Nunito" w:cs="Nunito"/>
                 <w:sz w:val="20"/>
               </w:rPr>
-              <w:t>Team names the operational cost of the ethical choice, or the moral cost of the efficient choice.</w:t>
+              <w:t>Dong Nai recommendation cites ST-05, BN-02, EP-02 and FM findings.</w:t>
             </w:r>
           </w:p>
         </w:tc>
@@ -1568,92 +1924,6 @@
           <w:tcPr>
             <w:tcW w:type="dxa" w:w="2592"/>
             <w:shd w:val="clear" w:color="auto" w:fill="F2F4F7"/>
-          </w:tcPr>
-          <w:p>
-            <w:r>
-              <w:rPr>
-                <w:rFonts w:ascii="Nunito" w:hAnsi="Nunito" w:eastAsia="Nunito" w:cs="Nunito"/>
-                <w:sz w:val="20"/>
-              </w:rPr>
-              <w:t>Empty platitudes; no named cost; checklist of invented ED codes.</w:t>
-            </w:r>
-          </w:p>
-        </w:tc>
-      </w:tr>
-      <w:tr>
-        <w:tc>
-          <w:tcPr>
-            <w:tcW w:type="dxa" w:w="2592"/>
-          </w:tcPr>
-          <w:p>
-            <w:r>
-              <w:rPr>
-                <w:rFonts w:ascii="Nunito" w:hAnsi="Nunito" w:eastAsia="Nunito" w:cs="Nunito"/>
-                <w:sz w:val="20"/>
-              </w:rPr>
-              <w:t>A6 - Validation protocol</w:t>
-            </w:r>
-          </w:p>
-        </w:tc>
-        <w:tc>
-          <w:tcPr>
-            <w:tcW w:type="dxa" w:w="720"/>
-          </w:tcPr>
-          <w:p>
-            <w:r>
-              <w:rPr>
-                <w:rFonts w:ascii="Nunito" w:hAnsi="Nunito" w:eastAsia="Nunito" w:cs="Nunito"/>
-                <w:sz w:val="20"/>
-              </w:rPr>
-              <w:t>All</w:t>
-            </w:r>
-          </w:p>
-        </w:tc>
-        <w:tc>
-          <w:tcPr>
-            <w:tcW w:type="dxa" w:w="1152"/>
-          </w:tcPr>
-          <w:p>
-            <w:r>
-              <w:rPr>
-                <w:rFonts w:ascii="Nunito" w:hAnsi="Nunito" w:eastAsia="Nunito" w:cs="Nunito"/>
-                <w:sz w:val="20"/>
-              </w:rPr>
-              <w:t>Wed 26 Aug</w:t>
-            </w:r>
-          </w:p>
-        </w:tc>
-        <w:tc>
-          <w:tcPr>
-            <w:tcW w:type="dxa" w:w="1008"/>
-          </w:tcPr>
-          <w:p>
-            <w:r>
-              <w:rPr>
-                <w:rFonts w:ascii="Nunito" w:hAnsi="Nunito" w:eastAsia="Nunito" w:cs="Nunito"/>
-                <w:sz w:val="20"/>
-              </w:rPr>
-              <w:t>PDF</w:t>
-            </w:r>
-          </w:p>
-        </w:tc>
-        <w:tc>
-          <w:tcPr>
-            <w:tcW w:type="dxa" w:w="2592"/>
-          </w:tcPr>
-          <w:p>
-            <w:r>
-              <w:rPr>
-                <w:rFonts w:ascii="Nunito" w:hAnsi="Nunito" w:eastAsia="Nunito" w:cs="Nunito"/>
-                <w:sz w:val="20"/>
-              </w:rPr>
-              <w:t>Dong Nai recommendation cites ST-05, BN-02, EP-02 and FM findings.</w:t>
-            </w:r>
-          </w:p>
-        </w:tc>
-        <w:tc>
-          <w:tcPr>
-            <w:tcW w:type="dxa" w:w="2592"/>
           </w:tcPr>
           <w:p>
             <w:r>
@@ -1670,7 +1940,6 @@
         <w:tc>
           <w:tcPr>
             <w:tcW w:type="dxa" w:w="2592"/>
-            <w:shd w:val="clear" w:color="auto" w:fill="F2F4F7"/>
           </w:tcPr>
           <w:p>
             <w:r>
@@ -1685,6 +1954,78 @@
         <w:tc>
           <w:tcPr>
             <w:tcW w:type="dxa" w:w="720"/>
+          </w:tcPr>
+          <w:p>
+            <w:r>
+              <w:rPr>
+                <w:rFonts w:ascii="Nunito" w:hAnsi="Nunito" w:eastAsia="Nunito" w:cs="Nunito"/>
+                <w:sz w:val="20"/>
+              </w:rPr>
+              <w:t>B</w:t>
+            </w:r>
+          </w:p>
+        </w:tc>
+        <w:tc>
+          <w:tcPr>
+            <w:tcW w:type="dxa" w:w="1152"/>
+          </w:tcPr>
+          <w:p>
+            <w:r>
+              <w:rPr>
+                <w:rFonts w:ascii="Nunito" w:hAnsi="Nunito" w:eastAsia="Nunito" w:cs="Nunito"/>
+                <w:sz w:val="20"/>
+              </w:rPr>
+              <w:t>Thu 27 Aug</w:t>
+            </w:r>
+          </w:p>
+        </w:tc>
+        <w:tc>
+          <w:tcPr>
+            <w:tcW w:type="dxa" w:w="1008"/>
+          </w:tcPr>
+          <w:p>
+            <w:r>
+              <w:rPr>
+                <w:rFonts w:ascii="Nunito" w:hAnsi="Nunito" w:eastAsia="Nunito" w:cs="Nunito"/>
+                <w:sz w:val="20"/>
+              </w:rPr>
+              <w:t>Excel</w:t>
+            </w:r>
+          </w:p>
+        </w:tc>
+        <w:tc>
+          <w:tcPr>
+            <w:tcW w:type="dxa" w:w="2592"/>
+          </w:tcPr>
+          <w:p>
+            <w:r>
+              <w:rPr>
+                <w:rFonts w:ascii="Nunito" w:hAnsi="Nunito" w:eastAsia="Nunito" w:cs="Nunito"/>
+                <w:sz w:val="20"/>
+              </w:rPr>
+              <w:t>Aggressive scenario shows staffing/mentor gap and 65% at risk; ties choice to mission + Board ambition.</w:t>
+            </w:r>
+          </w:p>
+        </w:tc>
+        <w:tc>
+          <w:tcPr>
+            <w:tcW w:type="dxa" w:w="2592"/>
+          </w:tcPr>
+          <w:p>
+            <w:r>
+              <w:rPr>
+                <w:rFonts w:ascii="Nunito" w:hAnsi="Nunito" w:eastAsia="Nunito" w:cs="Nunito"/>
+                <w:sz w:val="20"/>
+              </w:rPr>
+              <w:t>Assumes 65% holds automatically; ignores staff/mentor/finance capacity.</w:t>
+            </w:r>
+          </w:p>
+        </w:tc>
+      </w:tr>
+      <w:tr>
+        <w:tc>
+          <w:tcPr>
+            <w:tcW w:type="dxa" w:w="2592"/>
             <w:shd w:val="clear" w:color="auto" w:fill="F2F4F7"/>
           </w:tcPr>
           <w:p>
@@ -1693,7 +2034,22 @@
                 <w:rFonts w:ascii="Nunito" w:hAnsi="Nunito" w:eastAsia="Nunito" w:cs="Nunito"/>
                 <w:sz w:val="20"/>
               </w:rPr>
-              <w:t>B</w:t>
+              <w:t>A7 - Revision log</w:t>
+            </w:r>
+          </w:p>
+        </w:tc>
+        <w:tc>
+          <w:tcPr>
+            <w:tcW w:type="dxa" w:w="720"/>
+            <w:shd w:val="clear" w:color="auto" w:fill="F2F4F7"/>
+          </w:tcPr>
+          <w:p>
+            <w:r>
+              <w:rPr>
+                <w:rFonts w:ascii="Nunito" w:hAnsi="Nunito" w:eastAsia="Nunito" w:cs="Nunito"/>
+                <w:sz w:val="20"/>
+              </w:rPr>
+              <w:t>All</w:t>
             </w:r>
           </w:p>
         </w:tc>
@@ -1723,7 +2079,7 @@
                 <w:rFonts w:ascii="Nunito" w:hAnsi="Nunito" w:eastAsia="Nunito" w:cs="Nunito"/>
                 <w:sz w:val="20"/>
               </w:rPr>
-              <w:t>Excel</w:t>
+              <w:t>PDF</w:t>
             </w:r>
           </w:p>
         </w:tc>
@@ -1738,7 +2094,7 @@
                 <w:rFonts w:ascii="Nunito" w:hAnsi="Nunito" w:eastAsia="Nunito" w:cs="Nunito"/>
                 <w:sz w:val="20"/>
               </w:rPr>
-              <w:t>Aggressive scenario shows staffing gap and 65% at risk.</w:t>
+              <w:t>Example: dropped Long An expansion after FM on DN placement.</w:t>
             </w:r>
           </w:p>
         </w:tc>
@@ -1753,7 +2109,7 @@
                 <w:rFonts w:ascii="Nunito" w:hAnsi="Nunito" w:eastAsia="Nunito" w:cs="Nunito"/>
                 <w:sz w:val="20"/>
               </w:rPr>
-              <w:t>Assumes 65% holds automatically.</w:t>
+              <w:t>Empty log or cosmetic edits only.</w:t>
             </w:r>
           </w:p>
         </w:tc>
@@ -1769,7 +2125,7 @@
                 <w:rFonts w:ascii="Nunito" w:hAnsi="Nunito" w:eastAsia="Nunito" w:cs="Nunito"/>
                 <w:sz w:val="20"/>
               </w:rPr>
-              <w:t>A7 - Revision log</w:t>
+              <w:t>Executive summary</w:t>
             </w:r>
           </w:p>
         </w:tc>
@@ -1797,7 +2153,7 @@
                 <w:rFonts w:ascii="Nunito" w:hAnsi="Nunito" w:eastAsia="Nunito" w:cs="Nunito"/>
                 <w:sz w:val="20"/>
               </w:rPr>
-              <w:t>Thu 27 Aug</w:t>
+              <w:t>Fri 28 Aug</w:t>
             </w:r>
           </w:p>
         </w:tc>
@@ -1825,7 +2181,7 @@
                 <w:rFonts w:ascii="Nunito" w:hAnsi="Nunito" w:eastAsia="Nunito" w:cs="Nunito"/>
                 <w:sz w:val="20"/>
               </w:rPr>
-              <w:t>Example: dropped Long An expansion after FM on DN placement.</w:t>
+              <w:t>Board-ready; cites strongest evidence including Request IDs.</w:t>
             </w:r>
           </w:p>
         </w:tc>
@@ -1839,7 +2195,7 @@
                 <w:rFonts w:ascii="Nunito" w:hAnsi="Nunito" w:eastAsia="Nunito" w:cs="Nunito"/>
                 <w:sz w:val="20"/>
               </w:rPr>
-              <w:t>Empty log or cosmetic edits only.</w:t>
+              <w:t>Buries recommendation; no limitations.</w:t>
             </w:r>
           </w:p>
         </w:tc>
@@ -1856,7 +2212,7 @@
                 <w:rFonts w:ascii="Nunito" w:hAnsi="Nunito" w:eastAsia="Nunito" w:cs="Nunito"/>
                 <w:sz w:val="20"/>
               </w:rPr>
-              <w:t>Executive summary</w:t>
+              <w:t>Final report</w:t>
             </w:r>
           </w:p>
         </w:tc>
@@ -1886,7 +2242,7 @@
                 <w:rFonts w:ascii="Nunito" w:hAnsi="Nunito" w:eastAsia="Nunito" w:cs="Nunito"/>
                 <w:sz w:val="20"/>
               </w:rPr>
-              <w:t>Fri 28 Aug</w:t>
+              <w:t>Fri 11 Sep</w:t>
             </w:r>
           </w:p>
         </w:tc>
@@ -1916,7 +2272,7 @@
                 <w:rFonts w:ascii="Nunito" w:hAnsi="Nunito" w:eastAsia="Nunito" w:cs="Nunito"/>
                 <w:sz w:val="20"/>
               </w:rPr>
-              <w:t>Board-ready; cites strongest evidence including Request IDs.</w:t>
+              <w:t>Integrates A narrative and B findings; trade-offs and risks included.</w:t>
             </w:r>
           </w:p>
         </w:tc>
@@ -1931,7 +2287,7 @@
                 <w:rFonts w:ascii="Nunito" w:hAnsi="Nunito" w:eastAsia="Nunito" w:cs="Nunito"/>
                 <w:sz w:val="20"/>
               </w:rPr>
-              <w:t>Buries recommendation; no limitations.</w:t>
+              <w:t>A and B contradict; unsourced numbers; raw data pasted.</w:t>
             </w:r>
           </w:p>
         </w:tc>
@@ -1947,7 +2303,7 @@
                 <w:rFonts w:ascii="Nunito" w:hAnsi="Nunito" w:eastAsia="Nunito" w:cs="Nunito"/>
                 <w:sz w:val="20"/>
               </w:rPr>
-              <w:t>Final report</w:t>
+              <w:t>Board presentation</w:t>
             </w:r>
           </w:p>
         </w:tc>
@@ -1975,7 +2331,7 @@
                 <w:rFonts w:ascii="Nunito" w:hAnsi="Nunito" w:eastAsia="Nunito" w:cs="Nunito"/>
                 <w:sz w:val="20"/>
               </w:rPr>
-              <w:t>Fri 11 Sep</w:t>
+              <w:t>Thu 10 Sep</w:t>
             </w:r>
           </w:p>
         </w:tc>
@@ -1989,7 +2345,7 @@
                 <w:rFonts w:ascii="Nunito" w:hAnsi="Nunito" w:eastAsia="Nunito" w:cs="Nunito"/>
                 <w:sz w:val="20"/>
               </w:rPr>
-              <w:t>PDF</w:t>
+              <w:t>PowerPoint</w:t>
             </w:r>
           </w:p>
         </w:tc>
@@ -2003,7 +2359,7 @@
                 <w:rFonts w:ascii="Nunito" w:hAnsi="Nunito" w:eastAsia="Nunito" w:cs="Nunito"/>
                 <w:sz w:val="20"/>
               </w:rPr>
-              <w:t>Integrates A narrative and B findings; trade-offs and risks included.</w:t>
+              <w:t>Opens with decision needed; ends with specific Board asks.</w:t>
             </w:r>
           </w:p>
         </w:tc>
@@ -2017,7 +2373,7 @@
                 <w:rFonts w:ascii="Nunito" w:hAnsi="Nunito" w:eastAsia="Nunito" w:cs="Nunito"/>
                 <w:sz w:val="20"/>
               </w:rPr>
-              <w:t>A and B contradict; unsourced numbers; raw data pasted.</w:t>
+              <w:t>Data dump; no clear ask; A cites 'the dataset' without FM IDs.</w:t>
             </w:r>
           </w:p>
         </w:tc>
@@ -2034,7 +2390,7 @@
                 <w:rFonts w:ascii="Nunito" w:hAnsi="Nunito" w:eastAsia="Nunito" w:cs="Nunito"/>
                 <w:sz w:val="20"/>
               </w:rPr>
-              <w:t>Board presentation</w:t>
+              <w:t>Handoff checklist</w:t>
             </w:r>
           </w:p>
         </w:tc>
@@ -2064,7 +2420,7 @@
                 <w:rFonts w:ascii="Nunito" w:hAnsi="Nunito" w:eastAsia="Nunito" w:cs="Nunito"/>
                 <w:sz w:val="20"/>
               </w:rPr>
-              <w:t>Thu 10 Sep</w:t>
+              <w:t>Wed 2 Sep</w:t>
             </w:r>
           </w:p>
         </w:tc>
@@ -2079,7 +2435,7 @@
                 <w:rFonts w:ascii="Nunito" w:hAnsi="Nunito" w:eastAsia="Nunito" w:cs="Nunito"/>
                 <w:sz w:val="20"/>
               </w:rPr>
-              <w:t>PowerPoint</w:t>
+              <w:t>PDF</w:t>
             </w:r>
           </w:p>
         </w:tc>
@@ -2094,7 +2450,7 @@
                 <w:rFonts w:ascii="Nunito" w:hAnsi="Nunito" w:eastAsia="Nunito" w:cs="Nunito"/>
                 <w:sz w:val="20"/>
               </w:rPr>
-              <w:t>Opens with decision needed; ends with specific Board asks.</w:t>
+              <w:t>All three sections confirmed; Drive links to A_B_Exchange/ and Handoff PDF present; genuine exchange (not a last-minute dump).</w:t>
             </w:r>
           </w:p>
         </w:tc>
@@ -2109,7 +2465,7 @@
                 <w:rFonts w:ascii="Nunito" w:hAnsi="Nunito" w:eastAsia="Nunito" w:cs="Nunito"/>
                 <w:sz w:val="20"/>
               </w:rPr>
-              <w:t>Data dump; no clear ask; A cites 'the dataset' without FM IDs.</w:t>
+              <w:t>Missing PDF; wet-signature / print culture; unchecked boxes; fewer than three R/FM pairs; raw file shared with A.</w:t>
             </w:r>
           </w:p>
         </w:tc>
@@ -2125,7 +2481,7 @@
                 <w:rFonts w:ascii="Nunito" w:hAnsi="Nunito" w:eastAsia="Nunito" w:cs="Nunito"/>
                 <w:sz w:val="20"/>
               </w:rPr>
-              <w:t>Handoff checklist</w:t>
+              <w:t>Peer evaluation</w:t>
             </w:r>
           </w:p>
         </w:tc>
@@ -2139,7 +2495,7 @@
                 <w:rFonts w:ascii="Nunito" w:hAnsi="Nunito" w:eastAsia="Nunito" w:cs="Nunito"/>
                 <w:sz w:val="20"/>
               </w:rPr>
-              <w:t>All</w:t>
+              <w:t>Individual</w:t>
             </w:r>
           </w:p>
         </w:tc>
@@ -2153,7 +2509,7 @@
                 <w:rFonts w:ascii="Nunito" w:hAnsi="Nunito" w:eastAsia="Nunito" w:cs="Nunito"/>
                 <w:sz w:val="20"/>
               </w:rPr>
-              <w:t>Wed 2 Sep</w:t>
+              <w:t>Mon 14 Sep</w:t>
             </w:r>
           </w:p>
         </w:tc>
@@ -2181,7 +2537,7 @@
                 <w:rFonts w:ascii="Nunito" w:hAnsi="Nunito" w:eastAsia="Nunito" w:cs="Nunito"/>
                 <w:sz w:val="20"/>
               </w:rPr>
-              <w:t>Genuine exchange evidenced; Engagement Lead confirms in good faith.</w:t>
+              <w:t>Honest differentiation; comments specific to contribution.</w:t>
             </w:r>
           </w:p>
         </w:tc>
@@ -2195,7 +2551,99 @@
                 <w:rFonts w:ascii="Nunito" w:hAnsi="Nunito" w:eastAsia="Nunito" w:cs="Nunito"/>
                 <w:sz w:val="20"/>
               </w:rPr>
-              <w:t>One dump at the end; raw file shared; unchecked.</w:t>
+              <w:t>Identical scores for everyone; blank comments; late or missing.</w:t>
+            </w:r>
+          </w:p>
+        </w:tc>
+      </w:tr>
+      <w:tr>
+        <w:tc>
+          <w:tcPr>
+            <w:tcW w:type="dxa" w:w="2592"/>
+            <w:shd w:val="clear" w:color="auto" w:fill="F2F4F7"/>
+          </w:tcPr>
+          <w:p>
+            <w:r>
+              <w:rPr>
+                <w:rFonts w:ascii="Nunito" w:hAnsi="Nunito" w:eastAsia="Nunito" w:cs="Nunito"/>
+                <w:sz w:val="20"/>
+              </w:rPr>
+              <w:t>Reflection journal</w:t>
+            </w:r>
+          </w:p>
+        </w:tc>
+        <w:tc>
+          <w:tcPr>
+            <w:tcW w:type="dxa" w:w="720"/>
+            <w:shd w:val="clear" w:color="auto" w:fill="F2F4F7"/>
+          </w:tcPr>
+          <w:p>
+            <w:r>
+              <w:rPr>
+                <w:rFonts w:ascii="Nunito" w:hAnsi="Nunito" w:eastAsia="Nunito" w:cs="Nunito"/>
+                <w:sz w:val="20"/>
+              </w:rPr>
+              <w:t>Individual</w:t>
+            </w:r>
+          </w:p>
+        </w:tc>
+        <w:tc>
+          <w:tcPr>
+            <w:tcW w:type="dxa" w:w="1152"/>
+            <w:shd w:val="clear" w:color="auto" w:fill="F2F4F7"/>
+          </w:tcPr>
+          <w:p>
+            <w:r>
+              <w:rPr>
+                <w:rFonts w:ascii="Nunito" w:hAnsi="Nunito" w:eastAsia="Nunito" w:cs="Nunito"/>
+                <w:sz w:val="20"/>
+              </w:rPr>
+              <w:t>Tue 15 Sep</w:t>
+            </w:r>
+          </w:p>
+        </w:tc>
+        <w:tc>
+          <w:tcPr>
+            <w:tcW w:type="dxa" w:w="1008"/>
+            <w:shd w:val="clear" w:color="auto" w:fill="F2F4F7"/>
+          </w:tcPr>
+          <w:p>
+            <w:r>
+              <w:rPr>
+                <w:rFonts w:ascii="Nunito" w:hAnsi="Nunito" w:eastAsia="Nunito" w:cs="Nunito"/>
+                <w:sz w:val="20"/>
+              </w:rPr>
+              <w:t>PDF</w:t>
+            </w:r>
+          </w:p>
+        </w:tc>
+        <w:tc>
+          <w:tcPr>
+            <w:tcW w:type="dxa" w:w="2592"/>
+            <w:shd w:val="clear" w:color="auto" w:fill="F2F4F7"/>
+          </w:tcPr>
+          <w:p>
+            <w:r>
+              <w:rPr>
+                <w:rFonts w:ascii="Nunito" w:hAnsi="Nunito" w:eastAsia="Nunito" w:cs="Nunito"/>
+                <w:sz w:val="20"/>
+              </w:rPr>
+              <w:t>Names a concrete skill and a cost of the team's recommendation.</w:t>
+            </w:r>
+          </w:p>
+        </w:tc>
+        <w:tc>
+          <w:tcPr>
+            <w:tcW w:type="dxa" w:w="2592"/>
+            <w:shd w:val="clear" w:color="auto" w:fill="F2F4F7"/>
+          </w:tcPr>
+          <w:p>
+            <w:r>
+              <w:rPr>
+                <w:rFonts w:ascii="Nunito" w:hAnsi="Nunito" w:eastAsia="Nunito" w:cs="Nunito"/>
+                <w:sz w:val="20"/>
+              </w:rPr>
+              <w:t>Generic essay; no link to the case evidence or teamwork.</w:t>
             </w:r>
           </w:p>
         </w:tc>
@@ -2238,7 +2686,7 @@
           <w:color w:val="222222"/>
           <w:sz w:val="22"/>
         </w:rPr>
-        <w:t>Requirement: Team names, roles, scope, request protocol agreed, online confirm by deadline.</w:t>
+        <w:t>Requirement: Team names, roles, scope, A↔B evidence loop agreed, online confirm by deadline.</w:t>
       </w:r>
     </w:p>
     <w:p>
@@ -2253,7 +2701,7 @@
           <w:color w:val="222222"/>
           <w:sz w:val="22"/>
         </w:rPr>
-        <w:t>Excellent: Charter confirmed; RACI has one accountable owner; A/B data rule stated.</w:t>
+        <w:t>Excellent: Charter confirmed; RACI has one accountable owner; Estate→Demand→Plan→R/FM rule stated.</w:t>
       </w:r>
     </w:p>
     <w:p>
@@ -2295,7 +2743,7 @@
           <w:color w:val="222222"/>
           <w:sz w:val="22"/>
         </w:rPr>
-        <w:t>Requirement: One precise problem sentence; MECE branches; 4+ hypotheses that imply asks for B.</w:t>
+        <w:t>Requirement: One precise decision sentence in the team's own words; MECE branches they invent; 4+ hypotheses that imply asks for B.</w:t>
       </w:r>
     </w:p>
     <w:p>
@@ -2310,7 +2758,7 @@
           <w:color w:val="222222"/>
           <w:sz w:val="22"/>
         </w:rPr>
-        <w:t>Excellent: Hypotheses map to Analysis Requests; no overlap between branches.</w:t>
+        <w:t>Excellent: Hypotheses map to Analysis Requests; branches emerge from evidence; statement sharpens the engagement letter.</w:t>
       </w:r>
     </w:p>
     <w:p>
@@ -2325,7 +2773,7 @@
           <w:color w:val="222222"/>
           <w:sz w:val="22"/>
         </w:rPr>
-        <w:t>Mark down if: Restates handbook verbatim; generic tree; no implied asks.</w:t>
+        <w:t>Mark down if: Copies engagement-letter wording; generic or pre-labelled tree; no implied asks.</w:t>
       </w:r>
     </w:p>
     <w:p>
@@ -2409,7 +2857,7 @@
           <w:color w:val="222222"/>
           <w:sz w:val="22"/>
         </w:rPr>
-        <w:t>Requirement: Every shared D-01 to D-12 source rated H/M/L with justification; Findings Memos rated once received.</w:t>
+        <w:t>Requirement: Every shared client document (D-01, D-02, D-03, D-08, D-10, D-11, D-12) rated H/M/L with justification; Findings Memos rated once received.</w:t>
       </w:r>
     </w:p>
     <w:p>
@@ -2451,6 +2899,177 @@
           <w:rFonts w:ascii="Lexend" w:hAnsi="Lexend" w:eastAsia="Lexend" w:cs="Lexend"/>
           <w:color w:val="1B2A4A"/>
         </w:rPr>
+        <w:t>Data Estate Brief (B, due Mon Week 3)</w:t>
+      </w:r>
+    </w:p>
+    <w:p>
+      <w:pPr>
+        <w:spacing w:after="120"/>
+      </w:pPr>
+      <w:r>
+        <w:rPr>
+          <w:rFonts w:ascii="Nunito" w:hAnsi="Nunito" w:eastAsia="Nunito" w:cs="Nunito"/>
+          <w:b w:val="0"/>
+          <w:i w:val="0"/>
+          <w:color w:val="222222"/>
+          <w:sz w:val="22"/>
+        </w:rPr>
+        <w:t>Requirement: Catalog of tables, grain, coverage and limits in plain language. No workbook, dictionary or field dump.</w:t>
+      </w:r>
+    </w:p>
+    <w:p>
+      <w:pPr>
+        <w:spacing w:after="120"/>
+      </w:pPr>
+      <w:r>
+        <w:rPr>
+          <w:rFonts w:ascii="Nunito" w:hAnsi="Nunito" w:eastAsia="Nunito" w:cs="Nunito"/>
+          <w:b/>
+          <w:i w:val="0"/>
+          <w:color w:val="222222"/>
+          <w:sz w:val="22"/>
+        </w:rPr>
+        <w:t>Excellent: A can aim Demand without seeing raw data; limits are honest; catalog not a spoiler of findings.</w:t>
+      </w:r>
+    </w:p>
+    <w:p>
+      <w:pPr>
+        <w:spacing w:after="120"/>
+      </w:pPr>
+      <w:r>
+        <w:rPr>
+          <w:rFonts w:ascii="Nunito" w:hAnsi="Nunito" w:eastAsia="Nunito" w:cs="Nunito"/>
+          <w:b w:val="0"/>
+          <w:i/>
+          <w:color w:val="222222"/>
+          <w:sz w:val="22"/>
+        </w:rPr>
+        <w:t>Mark down if: Raw file shared; schema dump that lets A prescribe joins; empty or late brief.</w:t>
+      </w:r>
+    </w:p>
+    <w:p>
+      <w:pPr>
+        <w:pStyle w:val="Heading2"/>
+      </w:pPr>
+      <w:r>
+        <w:rPr>
+          <w:rFonts w:ascii="Lexend" w:hAnsi="Lexend" w:eastAsia="Lexend" w:cs="Lexend"/>
+          <w:color w:val="1B2A4A"/>
+        </w:rPr>
+        <w:t>Demand Brief (A, due Mon-Tue Week 3)</w:t>
+      </w:r>
+    </w:p>
+    <w:p>
+      <w:pPr>
+        <w:spacing w:after="120"/>
+      </w:pPr>
+      <w:r>
+        <w:rPr>
+          <w:rFonts w:ascii="Nunito" w:hAnsi="Nunito" w:eastAsia="Nunito" w:cs="Nunito"/>
+          <w:b w:val="0"/>
+          <w:i w:val="0"/>
+          <w:color w:val="222222"/>
+          <w:sz w:val="22"/>
+        </w:rPr>
+        <w:t>Requirement: Ranked decision needs from A1 hypotheses after reading DEB; useful answer shapes; not column shopping.</w:t>
+      </w:r>
+    </w:p>
+    <w:p>
+      <w:pPr>
+        <w:spacing w:after="120"/>
+      </w:pPr>
+      <w:r>
+        <w:rPr>
+          <w:rFonts w:ascii="Nunito" w:hAnsi="Nunito" w:eastAsia="Nunito" w:cs="Nunito"/>
+          <w:b/>
+          <w:i w:val="0"/>
+          <w:color w:val="222222"/>
+          <w:sz w:val="22"/>
+        </w:rPr>
+        <w:t>Excellent: Top demands map to R-01+; each would change the recommendation if answered.</w:t>
+      </w:r>
+    </w:p>
+    <w:p>
+      <w:pPr>
+        <w:spacing w:after="120"/>
+      </w:pPr>
+      <w:r>
+        <w:rPr>
+          <w:rFonts w:ascii="Nunito" w:hAnsi="Nunito" w:eastAsia="Nunito" w:cs="Nunito"/>
+          <w:b w:val="0"/>
+          <w:i/>
+          <w:color w:val="222222"/>
+          <w:sz w:val="22"/>
+        </w:rPr>
+        <w:t>Mark down if: Vague 'send us the data'; field names invented; filed before reading Estate Brief.</w:t>
+      </w:r>
+    </w:p>
+    <w:p>
+      <w:pPr>
+        <w:pStyle w:val="Heading2"/>
+      </w:pPr>
+      <w:r>
+        <w:rPr>
+          <w:rFonts w:ascii="Lexend" w:hAnsi="Lexend" w:eastAsia="Lexend" w:cs="Lexend"/>
+          <w:color w:val="1B2A4A"/>
+        </w:rPr>
+        <w:t>Analysis Plans (B, due From Week 3)</w:t>
+      </w:r>
+    </w:p>
+    <w:p>
+      <w:pPr>
+        <w:spacing w:after="120"/>
+      </w:pPr>
+      <w:r>
+        <w:rPr>
+          <w:rFonts w:ascii="Nunito" w:hAnsi="Nunito" w:eastAsia="Nunito" w:cs="Nunito"/>
+          <w:b w:val="0"/>
+          <w:i w:val="0"/>
+          <w:color w:val="222222"/>
+          <w:sz w:val="22"/>
+        </w:rPr>
+        <w:t>Requirement: B-owned approach for each priority Demand / R-xx: method, definitions, risks, ETA.</w:t>
+      </w:r>
+    </w:p>
+    <w:p>
+      <w:pPr>
+        <w:spacing w:after="120"/>
+      </w:pPr>
+      <w:r>
+        <w:rPr>
+          <w:rFonts w:ascii="Nunito" w:hAnsi="Nunito" w:eastAsia="Nunito" w:cs="Nunito"/>
+          <w:b/>
+          <w:i w:val="0"/>
+          <w:color w:val="222222"/>
+          <w:sz w:val="22"/>
+        </w:rPr>
+        <w:t>Excellent: Plan answers A's decision question; A acknowledges without co-editing pivots.</w:t>
+      </w:r>
+    </w:p>
+    <w:p>
+      <w:pPr>
+        <w:spacing w:after="120"/>
+      </w:pPr>
+      <w:r>
+        <w:rPr>
+          <w:rFonts w:ascii="Nunito" w:hAnsi="Nunito" w:eastAsia="Nunito" w:cs="Nunito"/>
+          <w:b w:val="0"/>
+          <w:i/>
+          <w:color w:val="222222"/>
+          <w:sz w:val="22"/>
+        </w:rPr>
+        <w:t>Mark down if: No plan; plan is a field list for A to run; interim raw extracts shared.</w:t>
+      </w:r>
+    </w:p>
+    <w:p>
+      <w:pPr>
+        <w:pStyle w:val="Heading2"/>
+      </w:pPr>
+      <w:r>
+        <w:rPr>
+          <w:rFonts w:ascii="Lexend" w:hAnsi="Lexend" w:eastAsia="Lexend" w:cs="Lexend"/>
+          <w:color w:val="1B2A4A"/>
+        </w:rPr>
         <w:t>Analysis Requests (min. 3) (A, due Weeks 3-5)</w:t>
       </w:r>
     </w:p>
@@ -2466,7 +3085,7 @@
           <w:color w:val="222222"/>
           <w:sz w:val="22"/>
         </w:rPr>
-        <w:t>Requirement: Each request states decision, hypothesis, useful answer shape, urgency; logged on Request Log.</w:t>
+        <w:t>Requirement: Each request states decision, hypothesis, useful answer shape, urgency; linked to Demand/Plan; logged on Request Log.</w:t>
       </w:r>
     </w:p>
     <w:p>
@@ -2481,7 +3100,7 @@
           <w:color w:val="222222"/>
           <w:sz w:val="22"/>
         </w:rPr>
-        <w:t>Excellent: Asks are specific enough for B to answer; emerge from transcripts/hypotheses.</w:t>
+        <w:t>Excellent: Asks are specific enough for B to answer; emerge from Demand + transcripts/hypotheses.</w:t>
       </w:r>
     </w:p>
     <w:p>
@@ -2496,7 +3115,7 @@
           <w:color w:val="222222"/>
           <w:sz w:val="22"/>
         </w:rPr>
-        <w:t>Mark down if: Fewer than three; vague 'send us the data'; field names invented from nowhere.</w:t>
+        <w:t>Mark down if: Fewer than three; vague 'send us the data'; field names invented from nowhere; no Demand/Plan trail.</w:t>
       </w:r>
     </w:p>
     <w:p>
@@ -2523,7 +3142,7 @@
           <w:color w:val="222222"/>
           <w:sz w:val="22"/>
         </w:rPr>
-        <w:t>Requirement: DC-01 to DC-13 found or consciously checked; cleaning logged; A gets only material issues via FM.</w:t>
+        <w:t>Requirement: DC-01 to DC-14 found or consciously checked; cleaning logged; A gets only material issues via FM.</w:t>
       </w:r>
     </w:p>
     <w:p>
@@ -2538,7 +3157,7 @@
           <w:color w:val="222222"/>
           <w:sz w:val="22"/>
         </w:rPr>
-        <w:t>Excellent: Duplicates, coding, typo wage, DN double-entry, text funding row all addressed.</w:t>
+        <w:t>Excellent: Duplicates (via last_updated), coding, typo wage, DN double-entry, inactive mentor, text funding row addressed.</w:t>
       </w:r>
     </w:p>
     <w:p>
@@ -2595,7 +3214,7 @@
           <w:color w:val="222222"/>
           <w:sz w:val="22"/>
         </w:rPr>
-        <w:t>Excellent: Restates question; translates honestly; notes sample limitation.</w:t>
+        <w:t>Excellent: Restates question; translates honestly; states placement definition and capacity caveats.</w:t>
       </w:r>
     </w:p>
     <w:p>
@@ -3093,7 +3712,7 @@
           <w:color w:val="222222"/>
           <w:sz w:val="22"/>
         </w:rPr>
-        <w:t>Requirement: Hold / +30% / +80% using D-12 and D-03.</w:t>
+        <w:t>Requirement: Hold / +30% / +80% using D-12, D-03 and hub_capacity_jan2026.</w:t>
       </w:r>
     </w:p>
     <w:p>
@@ -3108,7 +3727,7 @@
           <w:color w:val="222222"/>
           <w:sz w:val="22"/>
         </w:rPr>
-        <w:t>Excellent: Aggressive scenario shows staffing gap and 65% at risk.</w:t>
+        <w:t>Excellent: Aggressive scenario shows staffing/mentor gap and 65% at risk; ties choice to mission + Board ambition.</w:t>
       </w:r>
     </w:p>
     <w:p>
@@ -3123,7 +3742,7 @@
           <w:color w:val="222222"/>
           <w:sz w:val="22"/>
         </w:rPr>
-        <w:t>Mark down if: Assumes 65% holds automatically.</w:t>
+        <w:t>Mark down if: Assumes 65% holds automatically; ignores staff/mentor/finance capacity.</w:t>
       </w:r>
     </w:p>
     <w:p>
@@ -3264,7 +3883,7 @@
           <w:color w:val="222222"/>
           <w:sz w:val="22"/>
         </w:rPr>
-        <w:t>Requirement: 15-25 pages; request protocol described; every claim sourced.</w:t>
+        <w:t>Requirement: 15-25 pages; A↔B evidence loop described; every claim sourced.</w:t>
       </w:r>
     </w:p>
     <w:p>
@@ -3378,7 +3997,7 @@
           <w:color w:val="222222"/>
           <w:sz w:val="22"/>
         </w:rPr>
-        <w:t>Requirement: Both sections online-confirmed; Request Log shows min. three completed pairs.</w:t>
+        <w:t>Requirement: Copy 4_Shared_Toolkit/Templates/Cross_Workflow_Handoff_Checklist.docx to team Drive. Section A (A reviews B), Section B (B reviews A), Section C (Engagement Lead). Online ticks only: [x] + typed name + YYYY-MM-DD + channel. Export Team_All_Handoff_vN.pdf; Request Log shows min. three completed R/FM pairs. See Guideline Section 8.</w:t>
       </w:r>
     </w:p>
     <w:p>
@@ -3393,7 +4012,7 @@
           <w:color w:val="222222"/>
           <w:sz w:val="22"/>
         </w:rPr>
-        <w:t>Excellent: Genuine exchange evidenced; Engagement Lead confirms in good faith.</w:t>
+        <w:t>Excellent: All three sections confirmed; Drive links to A_B_Exchange/ and Handoff PDF present; genuine exchange (not a last-minute dump).</w:t>
       </w:r>
     </w:p>
     <w:p>
@@ -3408,7 +4027,121 @@
           <w:color w:val="222222"/>
           <w:sz w:val="22"/>
         </w:rPr>
-        <w:t>Mark down if: One dump at the end; raw file shared; unchecked.</w:t>
+        <w:t>Mark down if: Missing PDF; wet-signature / print culture; unchecked boxes; fewer than three R/FM pairs; raw file shared with A.</w:t>
+      </w:r>
+    </w:p>
+    <w:p>
+      <w:pPr>
+        <w:pStyle w:val="Heading2"/>
+      </w:pPr>
+      <w:r>
+        <w:rPr>
+          <w:rFonts w:ascii="Lexend" w:hAnsi="Lexend" w:eastAsia="Lexend" w:cs="Lexend"/>
+          <w:color w:val="1B2A4A"/>
+        </w:rPr>
+        <w:t>Peer evaluation (Individual, due Mon 14 Sep)</w:t>
+      </w:r>
+    </w:p>
+    <w:p>
+      <w:pPr>
+        <w:spacing w:after="120"/>
+      </w:pPr>
+      <w:r>
+        <w:rPr>
+          <w:rFonts w:ascii="Nunito" w:hAnsi="Nunito" w:eastAsia="Nunito" w:cs="Nunito"/>
+          <w:b w:val="0"/>
+          <w:i w:val="0"/>
+          <w:color w:val="222222"/>
+          <w:sz w:val="22"/>
+        </w:rPr>
+        <w:t>Requirement: Confidential peer ratings for each teammate; submitted individually via portal.</w:t>
+      </w:r>
+    </w:p>
+    <w:p>
+      <w:pPr>
+        <w:spacing w:after="120"/>
+      </w:pPr>
+      <w:r>
+        <w:rPr>
+          <w:rFonts w:ascii="Nunito" w:hAnsi="Nunito" w:eastAsia="Nunito" w:cs="Nunito"/>
+          <w:b/>
+          <w:i w:val="0"/>
+          <w:color w:val="222222"/>
+          <w:sz w:val="22"/>
+        </w:rPr>
+        <w:t>Excellent: Honest differentiation; comments specific to contribution.</w:t>
+      </w:r>
+    </w:p>
+    <w:p>
+      <w:pPr>
+        <w:spacing w:after="120"/>
+      </w:pPr>
+      <w:r>
+        <w:rPr>
+          <w:rFonts w:ascii="Nunito" w:hAnsi="Nunito" w:eastAsia="Nunito" w:cs="Nunito"/>
+          <w:b w:val="0"/>
+          <w:i/>
+          <w:color w:val="222222"/>
+          <w:sz w:val="22"/>
+        </w:rPr>
+        <w:t>Mark down if: Identical scores for everyone; blank comments; late or missing.</w:t>
+      </w:r>
+    </w:p>
+    <w:p>
+      <w:pPr>
+        <w:pStyle w:val="Heading2"/>
+      </w:pPr>
+      <w:r>
+        <w:rPr>
+          <w:rFonts w:ascii="Lexend" w:hAnsi="Lexend" w:eastAsia="Lexend" w:cs="Lexend"/>
+          <w:color w:val="1B2A4A"/>
+        </w:rPr>
+        <w:t>Reflection journal (Individual, due Tue 15 Sep)</w:t>
+      </w:r>
+    </w:p>
+    <w:p>
+      <w:pPr>
+        <w:spacing w:after="120"/>
+      </w:pPr>
+      <w:r>
+        <w:rPr>
+          <w:rFonts w:ascii="Nunito" w:hAnsi="Nunito" w:eastAsia="Nunito" w:cs="Nunito"/>
+          <w:b w:val="0"/>
+          <w:i w:val="0"/>
+          <w:color w:val="222222"/>
+          <w:sz w:val="22"/>
+        </w:rPr>
+        <w:t>Requirement: Personal learning reflection on the engagement and cross-workflow practice.</w:t>
+      </w:r>
+    </w:p>
+    <w:p>
+      <w:pPr>
+        <w:spacing w:after="120"/>
+      </w:pPr>
+      <w:r>
+        <w:rPr>
+          <w:rFonts w:ascii="Nunito" w:hAnsi="Nunito" w:eastAsia="Nunito" w:cs="Nunito"/>
+          <w:b/>
+          <w:i w:val="0"/>
+          <w:color w:val="222222"/>
+          <w:sz w:val="22"/>
+        </w:rPr>
+        <w:t>Excellent: Names a concrete skill and a cost of the team's recommendation.</w:t>
+      </w:r>
+    </w:p>
+    <w:p>
+      <w:pPr>
+        <w:spacing w:after="120"/>
+      </w:pPr>
+      <w:r>
+        <w:rPr>
+          <w:rFonts w:ascii="Nunito" w:hAnsi="Nunito" w:eastAsia="Nunito" w:cs="Nunito"/>
+          <w:b w:val="0"/>
+          <w:i/>
+          <w:color w:val="222222"/>
+          <w:sz w:val="22"/>
+        </w:rPr>
+        <w:t>Mark down if: Generic essay; no link to the case evidence or teamwork.</w:t>
       </w:r>
     </w:p>
     <w:p>
